--- a/Insomniac_Technical_Support_Document.docx
+++ b/Insomniac_Technical_Support_Document.docx
@@ -65,13 +65,44 @@
         <w:rPr>
           <w:rFonts w:ascii="Times New Roman" w:hAnsi="Times New Roman" w:cs="Times New Roman"/>
         </w:rPr>
-        <w:t>Insomniac</w:t>
+        <w:t>Insomnia</w:t>
       </w:r>
     </w:p>
     <w:p/>
     <w:p/>
-    <w:p/>
-    <w:p/>
+    <w:p>
+      <w:pPr>
+        <w:pStyle w:val="IntenseQuote"/>
+        <w:rPr>
+          <w:i w:val="0"/>
+          <w:iCs w:val="0"/>
+          <w:color w:val="000000" w:themeColor="text1"/>
+          <w:sz w:val="28"/>
+          <w:szCs w:val="28"/>
+        </w:rPr>
+      </w:pPr>
+      <w:r>
+        <w:rPr>
+          <w:i w:val="0"/>
+          <w:iCs w:val="0"/>
+          <w:color w:val="000000" w:themeColor="text1"/>
+          <w:sz w:val="28"/>
+          <w:szCs w:val="28"/>
+        </w:rPr>
+        <w:t>Prepared by:</w:t>
+      </w:r>
+      <w:r>
+        <w:rPr>
+          <w:i w:val="0"/>
+          <w:iCs w:val="0"/>
+          <w:color w:val="000000" w:themeColor="text1"/>
+          <w:sz w:val="28"/>
+          <w:szCs w:val="28"/>
+        </w:rPr>
+        <w:br/>
+        <w:t>Jessica Coffel, Thomas DiGuido, and Nick Pokusa</w:t>
+      </w:r>
+    </w:p>
     <w:p/>
     <w:p/>
     <w:p/>
@@ -2747,7 +2778,19 @@
         <w:rPr>
           <w:lang w:val="en-US"/>
         </w:rPr>
-        <w:t>This document provides technical guidance for developers who will inherit, maintain, and extend the Insomnia game. It focuses on system logic, architecture, and how to work with the codebase.</w:t>
+        <w:t xml:space="preserve">This document provides technical guidance for developers who will inherit, maintain, and extend the Insomnia game. It focuses on system logic, architecture, and </w:t>
+      </w:r>
+      <w:r>
+        <w:rPr>
+          <w:lang w:val="en-US"/>
+        </w:rPr>
+        <w:t>working</w:t>
+      </w:r>
+      <w:r>
+        <w:rPr>
+          <w:lang w:val="en-US"/>
+        </w:rPr>
+        <w:t xml:space="preserve"> with the codebase.</w:t>
       </w:r>
     </w:p>
     <w:p>
@@ -3430,6 +3473,7 @@
           <w:highlight w:val="yellow"/>
           <w:lang w:val="en-US"/>
         </w:rPr>
+        <w:lastRenderedPageBreak/>
         <w:t>BOOKMARK: INSERT SEQUENCE DIAGRAM</w:t>
       </w:r>
     </w:p>
@@ -3450,7 +3494,6 @@
         <w:rPr>
           <w:lang w:val="en-US"/>
         </w:rPr>
-        <w:lastRenderedPageBreak/>
         <w:t>Error Handling</w:t>
       </w:r>
       <w:bookmarkEnd w:id="8"/>
@@ -4123,6 +4166,7 @@
         <w:rPr>
           <w:lang w:val="en-US"/>
         </w:rPr>
+        <w:lastRenderedPageBreak/>
         <w:t>Built using GameMaker Studio 2</w:t>
       </w:r>
     </w:p>
@@ -4157,7 +4201,6 @@
         <w:rPr>
           <w:lang w:val="en-US"/>
         </w:rPr>
-        <w:lastRenderedPageBreak/>
         <w:t>Data Structures</w:t>
       </w:r>
       <w:bookmarkEnd w:id="16"/>
@@ -5560,6 +5603,711 @@
         <w:t>Expanded audio system</w:t>
       </w:r>
     </w:p>
+    <w:p>
+      <w:pPr>
+        <w:pStyle w:val="Heading1"/>
+        <w:spacing w:before="240" w:after="120"/>
+      </w:pPr>
+      <w:bookmarkStart w:id="28" w:name="_Toc228384448"/>
+      <w:r>
+        <w:t>Document Management</w:t>
+      </w:r>
+      <w:bookmarkEnd w:id="28"/>
+    </w:p>
+    <w:p>
+      <w:pPr>
+        <w:pStyle w:val="Heading2"/>
+      </w:pPr>
+      <w:bookmarkStart w:id="29" w:name="_Toc273437093"/>
+      <w:bookmarkStart w:id="30" w:name="_Toc228384449"/>
+      <w:r>
+        <w:t>Contributors</w:t>
+      </w:r>
+      <w:bookmarkEnd w:id="29"/>
+      <w:bookmarkEnd w:id="30"/>
+    </w:p>
+    <w:p/>
+    <w:tbl>
+      <w:tblPr>
+        <w:tblW w:w="8568" w:type="dxa"/>
+        <w:tblBorders>
+          <w:top w:val="single" w:sz="4" w:space="0" w:color="auto"/>
+          <w:left w:val="single" w:sz="4" w:space="0" w:color="auto"/>
+          <w:bottom w:val="single" w:sz="4" w:space="0" w:color="auto"/>
+          <w:right w:val="single" w:sz="4" w:space="0" w:color="auto"/>
+          <w:insideH w:val="single" w:sz="4" w:space="0" w:color="auto"/>
+          <w:insideV w:val="single" w:sz="4" w:space="0" w:color="auto"/>
+        </w:tblBorders>
+        <w:tblLook w:val="0000" w:firstRow="0" w:lastRow="0" w:firstColumn="0" w:lastColumn="0" w:noHBand="0" w:noVBand="0"/>
+      </w:tblPr>
+      <w:tblGrid>
+        <w:gridCol w:w="2808"/>
+        <w:gridCol w:w="1620"/>
+        <w:gridCol w:w="4140"/>
+      </w:tblGrid>
+      <w:tr>
+        <w:tc>
+          <w:tcPr>
+            <w:tcW w:w="2808" w:type="dxa"/>
+            <w:shd w:val="pct12" w:color="auto" w:fill="FFFFFF"/>
+          </w:tcPr>
+          <w:p>
+            <w:pPr>
+              <w:rPr>
+                <w:b/>
+                <w:bCs/>
+              </w:rPr>
+            </w:pPr>
+            <w:r>
+              <w:rPr>
+                <w:b/>
+                <w:bCs/>
+              </w:rPr>
+              <w:t>Role</w:t>
+            </w:r>
+          </w:p>
+        </w:tc>
+        <w:tc>
+          <w:tcPr>
+            <w:tcW w:w="1620" w:type="dxa"/>
+            <w:shd w:val="pct12" w:color="auto" w:fill="FFFFFF"/>
+          </w:tcPr>
+          <w:p>
+            <w:pPr>
+              <w:pStyle w:val="Header"/>
+              <w:rPr>
+                <w:b/>
+                <w:bCs/>
+              </w:rPr>
+            </w:pPr>
+            <w:r>
+              <w:rPr>
+                <w:b/>
+                <w:bCs/>
+              </w:rPr>
+              <w:t>Unit</w:t>
+            </w:r>
+          </w:p>
+        </w:tc>
+        <w:tc>
+          <w:tcPr>
+            <w:tcW w:w="4140" w:type="dxa"/>
+            <w:shd w:val="pct12" w:color="auto" w:fill="FFFFFF"/>
+          </w:tcPr>
+          <w:p>
+            <w:pPr>
+              <w:rPr>
+                <w:b/>
+                <w:bCs/>
+              </w:rPr>
+            </w:pPr>
+            <w:r>
+              <w:rPr>
+                <w:b/>
+                <w:bCs/>
+              </w:rPr>
+              <w:t>Name</w:t>
+            </w:r>
+          </w:p>
+        </w:tc>
+      </w:tr>
+      <w:tr>
+        <w:tc>
+          <w:tcPr>
+            <w:tcW w:w="2808" w:type="dxa"/>
+            <w:shd w:val="clear" w:color="auto" w:fill="FFFFFF"/>
+          </w:tcPr>
+          <w:p>
+            <w:r>
+              <w:t>Production Management Support Coordinator</w:t>
+            </w:r>
+          </w:p>
+        </w:tc>
+        <w:tc>
+          <w:tcPr>
+            <w:tcW w:w="1620" w:type="dxa"/>
+            <w:shd w:val="clear" w:color="auto" w:fill="FFFFFF"/>
+          </w:tcPr>
+          <w:p/>
+        </w:tc>
+        <w:tc>
+          <w:tcPr>
+            <w:tcW w:w="4140" w:type="dxa"/>
+            <w:shd w:val="clear" w:color="auto" w:fill="FFFFFF"/>
+          </w:tcPr>
+          <w:p/>
+        </w:tc>
+      </w:tr>
+      <w:tr>
+        <w:tc>
+          <w:tcPr>
+            <w:tcW w:w="2808" w:type="dxa"/>
+          </w:tcPr>
+          <w:p>
+            <w:r>
+              <w:t xml:space="preserve">Systems Analyst Designer </w:t>
+            </w:r>
+          </w:p>
+        </w:tc>
+        <w:tc>
+          <w:tcPr>
+            <w:tcW w:w="1620" w:type="dxa"/>
+          </w:tcPr>
+          <w:p/>
+        </w:tc>
+        <w:tc>
+          <w:tcPr>
+            <w:tcW w:w="4140" w:type="dxa"/>
+          </w:tcPr>
+          <w:p/>
+        </w:tc>
+      </w:tr>
+      <w:tr>
+        <w:tc>
+          <w:tcPr>
+            <w:tcW w:w="2808" w:type="dxa"/>
+          </w:tcPr>
+          <w:p>
+            <w:r>
+              <w:t xml:space="preserve">Technical Architect </w:t>
+            </w:r>
+          </w:p>
+        </w:tc>
+        <w:tc>
+          <w:tcPr>
+            <w:tcW w:w="1620" w:type="dxa"/>
+          </w:tcPr>
+          <w:p/>
+        </w:tc>
+        <w:tc>
+          <w:tcPr>
+            <w:tcW w:w="4140" w:type="dxa"/>
+          </w:tcPr>
+          <w:p/>
+        </w:tc>
+      </w:tr>
+      <w:tr>
+        <w:tc>
+          <w:tcPr>
+            <w:tcW w:w="2808" w:type="dxa"/>
+            <w:shd w:val="clear" w:color="auto" w:fill="FFFFFF"/>
+          </w:tcPr>
+          <w:p>
+            <w:r>
+              <w:t>Project Manager</w:t>
+            </w:r>
+          </w:p>
+        </w:tc>
+        <w:tc>
+          <w:tcPr>
+            <w:tcW w:w="1620" w:type="dxa"/>
+            <w:shd w:val="clear" w:color="auto" w:fill="FFFFFF"/>
+          </w:tcPr>
+          <w:p/>
+        </w:tc>
+        <w:tc>
+          <w:tcPr>
+            <w:tcW w:w="4140" w:type="dxa"/>
+            <w:shd w:val="clear" w:color="auto" w:fill="FFFFFF"/>
+          </w:tcPr>
+          <w:p/>
+        </w:tc>
+      </w:tr>
+      <w:tr>
+        <w:tc>
+          <w:tcPr>
+            <w:tcW w:w="2808" w:type="dxa"/>
+          </w:tcPr>
+          <w:p>
+            <w:r>
+              <w:t>Project Sponsor</w:t>
+            </w:r>
+          </w:p>
+        </w:tc>
+        <w:tc>
+          <w:tcPr>
+            <w:tcW w:w="1620" w:type="dxa"/>
+          </w:tcPr>
+          <w:p/>
+        </w:tc>
+        <w:tc>
+          <w:tcPr>
+            <w:tcW w:w="4140" w:type="dxa"/>
+          </w:tcPr>
+          <w:p/>
+        </w:tc>
+      </w:tr>
+      <w:tr>
+        <w:tc>
+          <w:tcPr>
+            <w:tcW w:w="2808" w:type="dxa"/>
+          </w:tcPr>
+          <w:p>
+            <w:r>
+              <w:t xml:space="preserve">Business Analyst </w:t>
+            </w:r>
+          </w:p>
+        </w:tc>
+        <w:tc>
+          <w:tcPr>
+            <w:tcW w:w="1620" w:type="dxa"/>
+          </w:tcPr>
+          <w:p/>
+        </w:tc>
+        <w:tc>
+          <w:tcPr>
+            <w:tcW w:w="4140" w:type="dxa"/>
+          </w:tcPr>
+          <w:p/>
+        </w:tc>
+      </w:tr>
+      <w:tr>
+        <w:tc>
+          <w:tcPr>
+            <w:tcW w:w="2808" w:type="dxa"/>
+          </w:tcPr>
+          <w:p>
+            <w:r>
+              <w:t>Other document contributors</w:t>
+            </w:r>
+          </w:p>
+        </w:tc>
+        <w:tc>
+          <w:tcPr>
+            <w:tcW w:w="1620" w:type="dxa"/>
+          </w:tcPr>
+          <w:p/>
+        </w:tc>
+        <w:tc>
+          <w:tcPr>
+            <w:tcW w:w="4140" w:type="dxa"/>
+          </w:tcPr>
+          <w:p/>
+        </w:tc>
+      </w:tr>
+    </w:tbl>
+    <w:p>
+      <w:bookmarkStart w:id="31" w:name="_Toc273437094"/>
+      <w:bookmarkStart w:id="32" w:name="_Toc228384450"/>
+    </w:p>
+    <w:p>
+      <w:pPr>
+        <w:pStyle w:val="Heading2"/>
+      </w:pPr>
+      <w:r>
+        <w:t>Version Control</w:t>
+      </w:r>
+      <w:bookmarkEnd w:id="31"/>
+      <w:bookmarkEnd w:id="32"/>
+    </w:p>
+    <w:p/>
+    <w:tbl>
+      <w:tblPr>
+        <w:tblW w:w="0" w:type="auto"/>
+        <w:tblBorders>
+          <w:top w:val="single" w:sz="4" w:space="0" w:color="auto"/>
+          <w:left w:val="single" w:sz="4" w:space="0" w:color="auto"/>
+          <w:bottom w:val="single" w:sz="4" w:space="0" w:color="auto"/>
+          <w:right w:val="single" w:sz="4" w:space="0" w:color="auto"/>
+          <w:insideH w:val="single" w:sz="4" w:space="0" w:color="auto"/>
+          <w:insideV w:val="single" w:sz="4" w:space="0" w:color="auto"/>
+        </w:tblBorders>
+        <w:tblLayout w:type="fixed"/>
+        <w:tblLook w:val="0000" w:firstRow="0" w:lastRow="0" w:firstColumn="0" w:lastColumn="0" w:noHBand="0" w:noVBand="0"/>
+      </w:tblPr>
+      <w:tblGrid>
+        <w:gridCol w:w="1008"/>
+        <w:gridCol w:w="967"/>
+        <w:gridCol w:w="1620"/>
+        <w:gridCol w:w="1890"/>
+        <w:gridCol w:w="3037"/>
+      </w:tblGrid>
+      <w:tr>
+        <w:tc>
+          <w:tcPr>
+            <w:tcW w:w="1008" w:type="dxa"/>
+            <w:shd w:val="pct12" w:color="auto" w:fill="auto"/>
+          </w:tcPr>
+          <w:p>
+            <w:pPr>
+              <w:rPr>
+                <w:b/>
+                <w:bCs/>
+              </w:rPr>
+            </w:pPr>
+            <w:r>
+              <w:rPr>
+                <w:b/>
+                <w:bCs/>
+              </w:rPr>
+              <w:lastRenderedPageBreak/>
+              <w:t>Date</w:t>
+            </w:r>
+          </w:p>
+        </w:tc>
+        <w:tc>
+          <w:tcPr>
+            <w:tcW w:w="967" w:type="dxa"/>
+            <w:shd w:val="pct12" w:color="auto" w:fill="auto"/>
+          </w:tcPr>
+          <w:p>
+            <w:pPr>
+              <w:rPr>
+                <w:b/>
+                <w:bCs/>
+              </w:rPr>
+            </w:pPr>
+            <w:r>
+              <w:rPr>
+                <w:b/>
+                <w:bCs/>
+              </w:rPr>
+              <w:t>Version</w:t>
+            </w:r>
+          </w:p>
+        </w:tc>
+        <w:tc>
+          <w:tcPr>
+            <w:tcW w:w="1620" w:type="dxa"/>
+            <w:shd w:val="pct12" w:color="auto" w:fill="auto"/>
+          </w:tcPr>
+          <w:p>
+            <w:pPr>
+              <w:rPr>
+                <w:b/>
+                <w:bCs/>
+              </w:rPr>
+            </w:pPr>
+            <w:r>
+              <w:rPr>
+                <w:b/>
+                <w:bCs/>
+              </w:rPr>
+              <w:t>Author</w:t>
+            </w:r>
+          </w:p>
+        </w:tc>
+        <w:tc>
+          <w:tcPr>
+            <w:tcW w:w="1890" w:type="dxa"/>
+            <w:shd w:val="pct12" w:color="auto" w:fill="auto"/>
+          </w:tcPr>
+          <w:p>
+            <w:pPr>
+              <w:rPr>
+                <w:b/>
+                <w:bCs/>
+              </w:rPr>
+            </w:pPr>
+            <w:r>
+              <w:rPr>
+                <w:b/>
+                <w:bCs/>
+              </w:rPr>
+              <w:t>Section</w:t>
+            </w:r>
+          </w:p>
+        </w:tc>
+        <w:tc>
+          <w:tcPr>
+            <w:tcW w:w="3037" w:type="dxa"/>
+            <w:shd w:val="pct12" w:color="auto" w:fill="auto"/>
+          </w:tcPr>
+          <w:p>
+            <w:pPr>
+              <w:rPr>
+                <w:b/>
+                <w:bCs/>
+              </w:rPr>
+            </w:pPr>
+            <w:r>
+              <w:rPr>
+                <w:b/>
+                <w:bCs/>
+              </w:rPr>
+              <w:t>Amendment</w:t>
+            </w:r>
+          </w:p>
+        </w:tc>
+      </w:tr>
+      <w:tr>
+        <w:tc>
+          <w:tcPr>
+            <w:tcW w:w="1008" w:type="dxa"/>
+          </w:tcPr>
+          <w:p>
+            <w:r>
+              <w:t>04/29/26</w:t>
+            </w:r>
+          </w:p>
+        </w:tc>
+        <w:tc>
+          <w:tcPr>
+            <w:tcW w:w="967" w:type="dxa"/>
+          </w:tcPr>
+          <w:p>
+            <w:r>
+              <w:t>1.0</w:t>
+            </w:r>
+          </w:p>
+        </w:tc>
+        <w:tc>
+          <w:tcPr>
+            <w:tcW w:w="1620" w:type="dxa"/>
+          </w:tcPr>
+          <w:p>
+            <w:r>
+              <w:t>Tom DiGuido</w:t>
+            </w:r>
+          </w:p>
+        </w:tc>
+        <w:tc>
+          <w:tcPr>
+            <w:tcW w:w="1890" w:type="dxa"/>
+          </w:tcPr>
+          <w:p>
+            <w:r>
+              <w:t>All</w:t>
+            </w:r>
+          </w:p>
+        </w:tc>
+        <w:tc>
+          <w:tcPr>
+            <w:tcW w:w="3037" w:type="dxa"/>
+          </w:tcPr>
+          <w:p>
+            <w:r>
+              <w:t>Initial draft</w:t>
+            </w:r>
+          </w:p>
+        </w:tc>
+      </w:tr>
+      <w:tr>
+        <w:tc>
+          <w:tcPr>
+            <w:tcW w:w="1008" w:type="dxa"/>
+          </w:tcPr>
+          <w:p/>
+        </w:tc>
+        <w:tc>
+          <w:tcPr>
+            <w:tcW w:w="967" w:type="dxa"/>
+          </w:tcPr>
+          <w:p/>
+        </w:tc>
+        <w:tc>
+          <w:tcPr>
+            <w:tcW w:w="1620" w:type="dxa"/>
+          </w:tcPr>
+          <w:p/>
+        </w:tc>
+        <w:tc>
+          <w:tcPr>
+            <w:tcW w:w="1890" w:type="dxa"/>
+          </w:tcPr>
+          <w:p/>
+        </w:tc>
+        <w:tc>
+          <w:tcPr>
+            <w:tcW w:w="3037" w:type="dxa"/>
+          </w:tcPr>
+          <w:p/>
+        </w:tc>
+      </w:tr>
+      <w:tr>
+        <w:tc>
+          <w:tcPr>
+            <w:tcW w:w="1008" w:type="dxa"/>
+          </w:tcPr>
+          <w:p/>
+        </w:tc>
+        <w:tc>
+          <w:tcPr>
+            <w:tcW w:w="967" w:type="dxa"/>
+          </w:tcPr>
+          <w:p/>
+        </w:tc>
+        <w:tc>
+          <w:tcPr>
+            <w:tcW w:w="1620" w:type="dxa"/>
+          </w:tcPr>
+          <w:p/>
+        </w:tc>
+        <w:tc>
+          <w:tcPr>
+            <w:tcW w:w="1890" w:type="dxa"/>
+          </w:tcPr>
+          <w:p/>
+        </w:tc>
+        <w:tc>
+          <w:tcPr>
+            <w:tcW w:w="3037" w:type="dxa"/>
+          </w:tcPr>
+          <w:p/>
+        </w:tc>
+      </w:tr>
+      <w:tr>
+        <w:tc>
+          <w:tcPr>
+            <w:tcW w:w="1008" w:type="dxa"/>
+          </w:tcPr>
+          <w:p/>
+        </w:tc>
+        <w:tc>
+          <w:tcPr>
+            <w:tcW w:w="967" w:type="dxa"/>
+          </w:tcPr>
+          <w:p/>
+        </w:tc>
+        <w:tc>
+          <w:tcPr>
+            <w:tcW w:w="1620" w:type="dxa"/>
+          </w:tcPr>
+          <w:p/>
+        </w:tc>
+        <w:tc>
+          <w:tcPr>
+            <w:tcW w:w="1890" w:type="dxa"/>
+          </w:tcPr>
+          <w:p/>
+        </w:tc>
+        <w:tc>
+          <w:tcPr>
+            <w:tcW w:w="3037" w:type="dxa"/>
+          </w:tcPr>
+          <w:p/>
+        </w:tc>
+      </w:tr>
+      <w:tr>
+        <w:tc>
+          <w:tcPr>
+            <w:tcW w:w="1008" w:type="dxa"/>
+          </w:tcPr>
+          <w:p/>
+        </w:tc>
+        <w:tc>
+          <w:tcPr>
+            <w:tcW w:w="967" w:type="dxa"/>
+          </w:tcPr>
+          <w:p/>
+        </w:tc>
+        <w:tc>
+          <w:tcPr>
+            <w:tcW w:w="1620" w:type="dxa"/>
+          </w:tcPr>
+          <w:p/>
+        </w:tc>
+        <w:tc>
+          <w:tcPr>
+            <w:tcW w:w="1890" w:type="dxa"/>
+          </w:tcPr>
+          <w:p/>
+        </w:tc>
+        <w:tc>
+          <w:tcPr>
+            <w:tcW w:w="3037" w:type="dxa"/>
+          </w:tcPr>
+          <w:p/>
+        </w:tc>
+      </w:tr>
+      <w:tr>
+        <w:tc>
+          <w:tcPr>
+            <w:tcW w:w="1008" w:type="dxa"/>
+          </w:tcPr>
+          <w:p/>
+        </w:tc>
+        <w:tc>
+          <w:tcPr>
+            <w:tcW w:w="967" w:type="dxa"/>
+          </w:tcPr>
+          <w:p/>
+        </w:tc>
+        <w:tc>
+          <w:tcPr>
+            <w:tcW w:w="1620" w:type="dxa"/>
+          </w:tcPr>
+          <w:p/>
+        </w:tc>
+        <w:tc>
+          <w:tcPr>
+            <w:tcW w:w="1890" w:type="dxa"/>
+          </w:tcPr>
+          <w:p/>
+        </w:tc>
+        <w:tc>
+          <w:tcPr>
+            <w:tcW w:w="3037" w:type="dxa"/>
+          </w:tcPr>
+          <w:p/>
+        </w:tc>
+      </w:tr>
+      <w:tr>
+        <w:tc>
+          <w:tcPr>
+            <w:tcW w:w="1008" w:type="dxa"/>
+          </w:tcPr>
+          <w:p/>
+        </w:tc>
+        <w:tc>
+          <w:tcPr>
+            <w:tcW w:w="967" w:type="dxa"/>
+          </w:tcPr>
+          <w:p/>
+        </w:tc>
+        <w:tc>
+          <w:tcPr>
+            <w:tcW w:w="1620" w:type="dxa"/>
+          </w:tcPr>
+          <w:p/>
+        </w:tc>
+        <w:tc>
+          <w:tcPr>
+            <w:tcW w:w="1890" w:type="dxa"/>
+          </w:tcPr>
+          <w:p/>
+        </w:tc>
+        <w:tc>
+          <w:tcPr>
+            <w:tcW w:w="3037" w:type="dxa"/>
+          </w:tcPr>
+          <w:p/>
+        </w:tc>
+      </w:tr>
+      <w:tr>
+        <w:tc>
+          <w:tcPr>
+            <w:tcW w:w="1008" w:type="dxa"/>
+          </w:tcPr>
+          <w:p/>
+        </w:tc>
+        <w:tc>
+          <w:tcPr>
+            <w:tcW w:w="967" w:type="dxa"/>
+          </w:tcPr>
+          <w:p/>
+        </w:tc>
+        <w:tc>
+          <w:tcPr>
+            <w:tcW w:w="1620" w:type="dxa"/>
+          </w:tcPr>
+          <w:p/>
+        </w:tc>
+        <w:tc>
+          <w:tcPr>
+            <w:tcW w:w="1890" w:type="dxa"/>
+          </w:tcPr>
+          <w:p/>
+        </w:tc>
+        <w:tc>
+          <w:tcPr>
+            <w:tcW w:w="3037" w:type="dxa"/>
+          </w:tcPr>
+          <w:p/>
+        </w:tc>
+      </w:tr>
+    </w:tbl>
+    <w:p/>
     <w:p/>
     <w:sectPr>
       <w:headerReference w:type="default" r:id="rId7"/>
@@ -5736,13 +6484,16 @@
       <w:tblLook w:val="01E0" w:firstRow="1" w:lastRow="1" w:firstColumn="1" w:lastColumn="1" w:noHBand="0" w:noVBand="0"/>
     </w:tblPr>
     <w:tblGrid>
-      <w:gridCol w:w="4153"/>
-      <w:gridCol w:w="4153"/>
+      <w:gridCol w:w="6660"/>
+      <w:gridCol w:w="1644"/>
     </w:tblGrid>
     <w:tr>
+      <w:trPr>
+        <w:trHeight w:val="554"/>
+      </w:trPr>
       <w:tc>
         <w:tcPr>
-          <w:tcW w:w="4643" w:type="dxa"/>
+          <w:tcW w:w="6660" w:type="dxa"/>
         </w:tcPr>
         <w:p>
           <w:pPr>
@@ -5782,14 +6533,15 @@
       </w:tc>
       <w:tc>
         <w:tcPr>
-          <w:tcW w:w="4643" w:type="dxa"/>
+          <w:tcW w:w="1644" w:type="dxa"/>
         </w:tcPr>
         <w:p>
           <w:pPr>
             <w:pStyle w:val="Header"/>
+            <w:jc w:val="right"/>
           </w:pPr>
           <w:r>
-            <w:t>Insomniac</w:t>
+            <w:t>Insomnia</w:t>
           </w:r>
         </w:p>
       </w:tc>
@@ -5798,6 +6550,7 @@
   <w:p>
     <w:pPr>
       <w:pStyle w:val="Header"/>
+      <w:ind w:right="790"/>
     </w:pPr>
   </w:p>
 </w:hdr>
@@ -17887,6 +18640,44 @@
       </w:tblBorders>
     </w:tblPr>
   </w:style>
+  <w:style w:type="paragraph" w:styleId="IntenseQuote">
+    <w:name w:val="Intense Quote"/>
+    <w:basedOn w:val="Normal"/>
+    <w:next w:val="Normal"/>
+    <w:link w:val="IntenseQuoteChar"/>
+    <w:uiPriority w:val="30"/>
+    <w:qFormat/>
+    <w:rsid w:val="00CB76A2"/>
+    <w:pPr>
+      <w:pBdr>
+        <w:top w:val="single" w:sz="4" w:space="10" w:color="156082" w:themeColor="accent1"/>
+        <w:bottom w:val="single" w:sz="4" w:space="10" w:color="156082" w:themeColor="accent1"/>
+      </w:pBdr>
+      <w:spacing w:before="360" w:after="360"/>
+      <w:ind w:left="864" w:right="864"/>
+      <w:jc w:val="center"/>
+    </w:pPr>
+    <w:rPr>
+      <w:i/>
+      <w:iCs/>
+      <w:color w:val="156082" w:themeColor="accent1"/>
+    </w:rPr>
+  </w:style>
+  <w:style w:type="character" w:customStyle="1" w:styleId="IntenseQuoteChar">
+    <w:name w:val="Intense Quote Char"/>
+    <w:basedOn w:val="DefaultParagraphFont"/>
+    <w:link w:val="IntenseQuote"/>
+    <w:uiPriority w:val="30"/>
+    <w:rsid w:val="00CB76A2"/>
+    <w:rPr>
+      <w:i/>
+      <w:iCs/>
+      <w:color w:val="156082" w:themeColor="accent1"/>
+      <w:sz w:val="22"/>
+      <w:szCs w:val="24"/>
+      <w:lang w:val="en-GB"/>
+    </w:rPr>
+  </w:style>
 </w:styles>
 </file>
 

--- a/Insomniac_Technical_Support_Document.docx
+++ b/Insomniac_Technical_Support_Document.docx
@@ -68,6 +68,25 @@
         <w:t>Insomnia</w:t>
       </w:r>
     </w:p>
+    <w:p>
+      <w:pPr>
+        <w:pStyle w:val="Subtitle"/>
+        <w:jc w:val="center"/>
+        <w:rPr>
+          <w:rFonts w:ascii="Times New Roman" w:hAnsi="Times New Roman" w:cs="Times New Roman"/>
+          <w:sz w:val="32"/>
+          <w:szCs w:val="32"/>
+        </w:rPr>
+      </w:pPr>
+      <w:r>
+        <w:rPr>
+          <w:rFonts w:ascii="Times New Roman" w:hAnsi="Times New Roman" w:cs="Times New Roman"/>
+          <w:sz w:val="32"/>
+          <w:szCs w:val="32"/>
+        </w:rPr>
+        <w:t>2-D Interactive Game</w:t>
+      </w:r>
+    </w:p>
     <w:p/>
     <w:p/>
     <w:p>
@@ -89,7 +108,7 @@
           <w:sz w:val="28"/>
           <w:szCs w:val="28"/>
         </w:rPr>
-        <w:t>Prepared by:</w:t>
+        <w:t>Prepared by</w:t>
       </w:r>
       <w:r>
         <w:rPr>
@@ -100,7 +119,38 @@
           <w:szCs w:val="28"/>
         </w:rPr>
         <w:br/>
-        <w:t>Jessica Coffel, Thomas DiGuido, and Nick Pokusa</w:t>
+        <w:t>Lopsided Productions:</w:t>
+      </w:r>
+      <w:r>
+        <w:rPr>
+          <w:i w:val="0"/>
+          <w:iCs w:val="0"/>
+          <w:color w:val="000000" w:themeColor="text1"/>
+          <w:sz w:val="28"/>
+          <w:szCs w:val="28"/>
+        </w:rPr>
+        <w:br/>
+        <w:t>Jessica Coffel, T</w:t>
+      </w:r>
+      <w:r>
+        <w:rPr>
+          <w:i w:val="0"/>
+          <w:iCs w:val="0"/>
+          <w:color w:val="000000" w:themeColor="text1"/>
+          <w:sz w:val="28"/>
+          <w:szCs w:val="28"/>
+        </w:rPr>
+        <w:t>om</w:t>
+      </w:r>
+      <w:r>
+        <w:rPr>
+          <w:i w:val="0"/>
+          <w:iCs w:val="0"/>
+          <w:color w:val="000000" w:themeColor="text1"/>
+          <w:sz w:val="28"/>
+          <w:szCs w:val="28"/>
+        </w:rPr>
+        <w:t xml:space="preserve"> DiGuido, and Nick Pokusa</w:t>
       </w:r>
     </w:p>
     <w:p/>
@@ -136,7 +186,7 @@
         <w:rPr>
           <w:rFonts w:ascii="Times New Roman" w:hAnsi="Times New Roman" w:cs="Times New Roman"/>
         </w:rPr>
-        <w:t>0</w:t>
+        <w:t>1</w:t>
       </w:r>
     </w:p>
     <w:p>
@@ -157,10 +207,21 @@
         <w:rPr>
           <w:rFonts w:ascii="Times New Roman" w:hAnsi="Times New Roman" w:cs="Times New Roman"/>
         </w:rPr>
-        <w:t>04/29/26</w:t>
+        <w:t>0</w:t>
+      </w:r>
+      <w:r>
+        <w:rPr>
+          <w:rFonts w:ascii="Times New Roman" w:hAnsi="Times New Roman" w:cs="Times New Roman"/>
+        </w:rPr>
+        <w:t>5/05</w:t>
+      </w:r>
+      <w:r>
+        <w:rPr>
+          <w:rFonts w:ascii="Times New Roman" w:hAnsi="Times New Roman" w:cs="Times New Roman"/>
+        </w:rPr>
+        <w:t>/26</w:t>
       </w:r>
     </w:p>
-    <w:p/>
     <w:p>
       <w:pPr>
         <w:sectPr>
@@ -171,7 +232,6 @@
         </w:sectPr>
       </w:pPr>
     </w:p>
-    <w:p/>
     <w:p>
       <w:pPr>
         <w:pStyle w:val="Subtitle"/>
@@ -189,6 +249,7 @@
           <w:sz w:val="32"/>
           <w:szCs w:val="32"/>
         </w:rPr>
+        <w:lastRenderedPageBreak/>
         <w:t xml:space="preserve">Table of </w:t>
       </w:r>
       <w:r>
@@ -220,9 +281,6 @@
       <w:r>
         <w:rPr>
           <w:rFonts w:ascii="Times New Roman" w:hAnsi="Times New Roman"/>
-          <w:b w:val="0"/>
-          <w:bCs w:val="0"/>
-          <w:caps w:val="0"/>
           <w:sz w:val="24"/>
           <w:szCs w:val="24"/>
         </w:rPr>
@@ -231,9 +289,6 @@
       <w:r>
         <w:rPr>
           <w:rFonts w:ascii="Times New Roman" w:hAnsi="Times New Roman"/>
-          <w:b w:val="0"/>
-          <w:bCs w:val="0"/>
-          <w:caps w:val="0"/>
           <w:sz w:val="24"/>
           <w:szCs w:val="24"/>
         </w:rPr>
@@ -242,15 +297,12 @@
       <w:r>
         <w:rPr>
           <w:rFonts w:ascii="Times New Roman" w:hAnsi="Times New Roman"/>
-          <w:b w:val="0"/>
-          <w:bCs w:val="0"/>
-          <w:caps w:val="0"/>
           <w:sz w:val="24"/>
           <w:szCs w:val="24"/>
         </w:rPr>
         <w:fldChar w:fldCharType="separate"/>
       </w:r>
-      <w:hyperlink w:anchor="_Toc228386250" w:history="1">
+      <w:hyperlink w:anchor="_Toc228890753" w:history="1">
         <w:r>
           <w:rPr>
             <w:rStyle w:val="Hyperlink"/>
@@ -301,7 +353,7 @@
             <w:noProof/>
             <w:webHidden/>
           </w:rPr>
-          <w:instrText xml:space="preserve"> PAGEREF _Toc228386250 \h </w:instrText>
+          <w:instrText xml:space="preserve"> PAGEREF _Toc228890753 \h </w:instrText>
         </w:r>
         <w:r>
           <w:rPr>
@@ -345,7 +397,7 @@
           <w14:ligatures w14:val="standardContextual"/>
         </w:rPr>
       </w:pPr>
-      <w:hyperlink w:anchor="_Toc228386251" w:history="1">
+      <w:hyperlink w:anchor="_Toc228890754" w:history="1">
         <w:r>
           <w:rPr>
             <w:rStyle w:val="Hyperlink"/>
@@ -388,7 +440,7 @@
           <w:rPr>
             <w:webHidden/>
           </w:rPr>
-          <w:instrText xml:space="preserve"> PAGEREF _Toc228386251 \h </w:instrText>
+          <w:instrText xml:space="preserve"> PAGEREF _Toc228890754 \h </w:instrText>
         </w:r>
         <w:r>
           <w:rPr>
@@ -428,7 +480,7 @@
           <w14:ligatures w14:val="standardContextual"/>
         </w:rPr>
       </w:pPr>
-      <w:hyperlink w:anchor="_Toc228386252" w:history="1">
+      <w:hyperlink w:anchor="_Toc228890755" w:history="1">
         <w:r>
           <w:rPr>
             <w:rStyle w:val="Hyperlink"/>
@@ -471,7 +523,7 @@
           <w:rPr>
             <w:webHidden/>
           </w:rPr>
-          <w:instrText xml:space="preserve"> PAGEREF _Toc228386252 \h </w:instrText>
+          <w:instrText xml:space="preserve"> PAGEREF _Toc228890755 \h </w:instrText>
         </w:r>
         <w:r>
           <w:rPr>
@@ -511,7 +563,7 @@
           <w14:ligatures w14:val="standardContextual"/>
         </w:rPr>
       </w:pPr>
-      <w:hyperlink w:anchor="_Toc228386253" w:history="1">
+      <w:hyperlink w:anchor="_Toc228890756" w:history="1">
         <w:r>
           <w:rPr>
             <w:rStyle w:val="Hyperlink"/>
@@ -554,7 +606,7 @@
           <w:rPr>
             <w:webHidden/>
           </w:rPr>
-          <w:instrText xml:space="preserve"> PAGEREF _Toc228386253 \h </w:instrText>
+          <w:instrText xml:space="preserve"> PAGEREF _Toc228890756 \h </w:instrText>
         </w:r>
         <w:r>
           <w:rPr>
@@ -597,7 +649,7 @@
           <w14:ligatures w14:val="standardContextual"/>
         </w:rPr>
       </w:pPr>
-      <w:hyperlink w:anchor="_Toc228386254" w:history="1">
+      <w:hyperlink w:anchor="_Toc228890757" w:history="1">
         <w:r>
           <w:rPr>
             <w:rStyle w:val="Hyperlink"/>
@@ -648,7 +700,7 @@
             <w:noProof/>
             <w:webHidden/>
           </w:rPr>
-          <w:instrText xml:space="preserve"> PAGEREF _Toc228386254 \h </w:instrText>
+          <w:instrText xml:space="preserve"> PAGEREF _Toc228890757 \h </w:instrText>
         </w:r>
         <w:r>
           <w:rPr>
@@ -692,7 +744,7 @@
           <w14:ligatures w14:val="standardContextual"/>
         </w:rPr>
       </w:pPr>
-      <w:hyperlink w:anchor="_Toc228386255" w:history="1">
+      <w:hyperlink w:anchor="_Toc228890758" w:history="1">
         <w:r>
           <w:rPr>
             <w:rStyle w:val="Hyperlink"/>
@@ -735,7 +787,7 @@
           <w:rPr>
             <w:webHidden/>
           </w:rPr>
-          <w:instrText xml:space="preserve"> PAGEREF _Toc228386255 \h </w:instrText>
+          <w:instrText xml:space="preserve"> PAGEREF _Toc228890758 \h </w:instrText>
         </w:r>
         <w:r>
           <w:rPr>
@@ -775,7 +827,7 @@
           <w14:ligatures w14:val="standardContextual"/>
         </w:rPr>
       </w:pPr>
-      <w:hyperlink w:anchor="_Toc228386256" w:history="1">
+      <w:hyperlink w:anchor="_Toc228890759" w:history="1">
         <w:r>
           <w:rPr>
             <w:rStyle w:val="Hyperlink"/>
@@ -818,7 +870,7 @@
           <w:rPr>
             <w:webHidden/>
           </w:rPr>
-          <w:instrText xml:space="preserve"> PAGEREF _Toc228386256 \h </w:instrText>
+          <w:instrText xml:space="preserve"> PAGEREF _Toc228890759 \h </w:instrText>
         </w:r>
         <w:r>
           <w:rPr>
@@ -858,7 +910,7 @@
           <w14:ligatures w14:val="standardContextual"/>
         </w:rPr>
       </w:pPr>
-      <w:hyperlink w:anchor="_Toc228386257" w:history="1">
+      <w:hyperlink w:anchor="_Toc228890760" w:history="1">
         <w:r>
           <w:rPr>
             <w:rStyle w:val="Hyperlink"/>
@@ -901,7 +953,7 @@
           <w:rPr>
             <w:webHidden/>
           </w:rPr>
-          <w:instrText xml:space="preserve"> PAGEREF _Toc228386257 \h </w:instrText>
+          <w:instrText xml:space="preserve"> PAGEREF _Toc228890760 \h </w:instrText>
         </w:r>
         <w:r>
           <w:rPr>
@@ -918,7 +970,7 @@
           <w:rPr>
             <w:webHidden/>
           </w:rPr>
-          <w:t>3</w:t>
+          <w:t>4</w:t>
         </w:r>
         <w:r>
           <w:rPr>
@@ -941,7 +993,7 @@
           <w14:ligatures w14:val="standardContextual"/>
         </w:rPr>
       </w:pPr>
-      <w:hyperlink w:anchor="_Toc228386258" w:history="1">
+      <w:hyperlink w:anchor="_Toc228890761" w:history="1">
         <w:r>
           <w:rPr>
             <w:rStyle w:val="Hyperlink"/>
@@ -984,7 +1036,7 @@
           <w:rPr>
             <w:webHidden/>
           </w:rPr>
-          <w:instrText xml:space="preserve"> PAGEREF _Toc228386258 \h </w:instrText>
+          <w:instrText xml:space="preserve"> PAGEREF _Toc228890761 \h </w:instrText>
         </w:r>
         <w:r>
           <w:rPr>
@@ -1001,7 +1053,7 @@
           <w:rPr>
             <w:webHidden/>
           </w:rPr>
-          <w:t>3</w:t>
+          <w:t>4</w:t>
         </w:r>
         <w:r>
           <w:rPr>
@@ -1024,7 +1076,7 @@
           <w14:ligatures w14:val="standardContextual"/>
         </w:rPr>
       </w:pPr>
-      <w:hyperlink w:anchor="_Toc228386259" w:history="1">
+      <w:hyperlink w:anchor="_Toc228890762" w:history="1">
         <w:r>
           <w:rPr>
             <w:rStyle w:val="Hyperlink"/>
@@ -1067,7 +1119,7 @@
           <w:rPr>
             <w:webHidden/>
           </w:rPr>
-          <w:instrText xml:space="preserve"> PAGEREF _Toc228386259 \h </w:instrText>
+          <w:instrText xml:space="preserve"> PAGEREF _Toc228890762 \h </w:instrText>
         </w:r>
         <w:r>
           <w:rPr>
@@ -1110,7 +1162,7 @@
           <w14:ligatures w14:val="standardContextual"/>
         </w:rPr>
       </w:pPr>
-      <w:hyperlink w:anchor="_Toc228386260" w:history="1">
+      <w:hyperlink w:anchor="_Toc228890763" w:history="1">
         <w:r>
           <w:rPr>
             <w:rStyle w:val="Hyperlink"/>
@@ -1161,7 +1213,7 @@
             <w:noProof/>
             <w:webHidden/>
           </w:rPr>
-          <w:instrText xml:space="preserve"> PAGEREF _Toc228386260 \h </w:instrText>
+          <w:instrText xml:space="preserve"> PAGEREF _Toc228890763 \h </w:instrText>
         </w:r>
         <w:r>
           <w:rPr>
@@ -1181,7 +1233,7 @@
             <w:noProof/>
             <w:webHidden/>
           </w:rPr>
-          <w:t>4</w:t>
+          <w:t>5</w:t>
         </w:r>
         <w:r>
           <w:rPr>
@@ -1205,7 +1257,7 @@
           <w14:ligatures w14:val="standardContextual"/>
         </w:rPr>
       </w:pPr>
-      <w:hyperlink w:anchor="_Toc228386261" w:history="1">
+      <w:hyperlink w:anchor="_Toc228890764" w:history="1">
         <w:r>
           <w:rPr>
             <w:rStyle w:val="Hyperlink"/>
@@ -1230,7 +1282,7 @@
             <w:rStyle w:val="Hyperlink"/>
             <w:lang w:val="en-US"/>
           </w:rPr>
-          <w:t>Business Requirement (Summary)</w:t>
+          <w:t>Game Summary</w:t>
         </w:r>
         <w:r>
           <w:rPr>
@@ -1248,7 +1300,7 @@
           <w:rPr>
             <w:webHidden/>
           </w:rPr>
-          <w:instrText xml:space="preserve"> PAGEREF _Toc228386261 \h </w:instrText>
+          <w:instrText xml:space="preserve"> PAGEREF _Toc228890764 \h </w:instrText>
         </w:r>
         <w:r>
           <w:rPr>
@@ -1265,7 +1317,7 @@
           <w:rPr>
             <w:webHidden/>
           </w:rPr>
-          <w:t>4</w:t>
+          <w:t>5</w:t>
         </w:r>
         <w:r>
           <w:rPr>
@@ -1288,7 +1340,7 @@
           <w14:ligatures w14:val="standardContextual"/>
         </w:rPr>
       </w:pPr>
-      <w:hyperlink w:anchor="_Toc228386262" w:history="1">
+      <w:hyperlink w:anchor="_Toc228890765" w:history="1">
         <w:r>
           <w:rPr>
             <w:rStyle w:val="Hyperlink"/>
@@ -1331,7 +1383,7 @@
           <w:rPr>
             <w:webHidden/>
           </w:rPr>
-          <w:instrText xml:space="preserve"> PAGEREF _Toc228386262 \h </w:instrText>
+          <w:instrText xml:space="preserve"> PAGEREF _Toc228890765 \h </w:instrText>
         </w:r>
         <w:r>
           <w:rPr>
@@ -1348,7 +1400,7 @@
           <w:rPr>
             <w:webHidden/>
           </w:rPr>
-          <w:t>4</w:t>
+          <w:t>5</w:t>
         </w:r>
         <w:r>
           <w:rPr>
@@ -1374,7 +1426,7 @@
           <w14:ligatures w14:val="standardContextual"/>
         </w:rPr>
       </w:pPr>
-      <w:hyperlink w:anchor="_Toc228386263" w:history="1">
+      <w:hyperlink w:anchor="_Toc228890766" w:history="1">
         <w:r>
           <w:rPr>
             <w:rStyle w:val="Hyperlink"/>
@@ -1425,7 +1477,7 @@
             <w:noProof/>
             <w:webHidden/>
           </w:rPr>
-          <w:instrText xml:space="preserve"> PAGEREF _Toc228386263 \h </w:instrText>
+          <w:instrText xml:space="preserve"> PAGEREF _Toc228890766 \h </w:instrText>
         </w:r>
         <w:r>
           <w:rPr>
@@ -1445,7 +1497,7 @@
             <w:noProof/>
             <w:webHidden/>
           </w:rPr>
-          <w:t>4</w:t>
+          <w:t>6</w:t>
         </w:r>
         <w:r>
           <w:rPr>
@@ -1469,7 +1521,7 @@
           <w14:ligatures w14:val="standardContextual"/>
         </w:rPr>
       </w:pPr>
-      <w:hyperlink w:anchor="_Toc228386264" w:history="1">
+      <w:hyperlink w:anchor="_Toc228890767" w:history="1">
         <w:r>
           <w:rPr>
             <w:rStyle w:val="Hyperlink"/>
@@ -1494,7 +1546,7 @@
             <w:rStyle w:val="Hyperlink"/>
             <w:lang w:val="en-US"/>
           </w:rPr>
-          <w:t>Logical Architecture</w:t>
+          <w:t>Software Architecture</w:t>
         </w:r>
         <w:r>
           <w:rPr>
@@ -1512,7 +1564,7 @@
           <w:rPr>
             <w:webHidden/>
           </w:rPr>
-          <w:instrText xml:space="preserve"> PAGEREF _Toc228386264 \h </w:instrText>
+          <w:instrText xml:space="preserve"> PAGEREF _Toc228890767 \h </w:instrText>
         </w:r>
         <w:r>
           <w:rPr>
@@ -1529,7 +1581,7 @@
           <w:rPr>
             <w:webHidden/>
           </w:rPr>
-          <w:t>4</w:t>
+          <w:t>6</w:t>
         </w:r>
         <w:r>
           <w:rPr>
@@ -1552,7 +1604,7 @@
           <w14:ligatures w14:val="standardContextual"/>
         </w:rPr>
       </w:pPr>
-      <w:hyperlink w:anchor="_Toc228386265" w:history="1">
+      <w:hyperlink w:anchor="_Toc228890768" w:history="1">
         <w:r>
           <w:rPr>
             <w:rStyle w:val="Hyperlink"/>
@@ -1577,7 +1629,7 @@
             <w:rStyle w:val="Hyperlink"/>
             <w:lang w:val="en-US"/>
           </w:rPr>
-          <w:t>Physical Architecture</w:t>
+          <w:t>Technical Architecture</w:t>
         </w:r>
         <w:r>
           <w:rPr>
@@ -1595,7 +1647,7 @@
           <w:rPr>
             <w:webHidden/>
           </w:rPr>
-          <w:instrText xml:space="preserve"> PAGEREF _Toc228386265 \h </w:instrText>
+          <w:instrText xml:space="preserve"> PAGEREF _Toc228890768 \h </w:instrText>
         </w:r>
         <w:r>
           <w:rPr>
@@ -1612,7 +1664,7 @@
           <w:rPr>
             <w:webHidden/>
           </w:rPr>
-          <w:t>4</w:t>
+          <w:t>6</w:t>
         </w:r>
         <w:r>
           <w:rPr>
@@ -1638,7 +1690,7 @@
           <w14:ligatures w14:val="standardContextual"/>
         </w:rPr>
       </w:pPr>
-      <w:hyperlink w:anchor="_Toc228386266" w:history="1">
+      <w:hyperlink w:anchor="_Toc228890769" w:history="1">
         <w:r>
           <w:rPr>
             <w:rStyle w:val="Hyperlink"/>
@@ -1689,7 +1741,7 @@
             <w:noProof/>
             <w:webHidden/>
           </w:rPr>
-          <w:instrText xml:space="preserve"> PAGEREF _Toc228386266 \h </w:instrText>
+          <w:instrText xml:space="preserve"> PAGEREF _Toc228890769 \h </w:instrText>
         </w:r>
         <w:r>
           <w:rPr>
@@ -1709,7 +1761,7 @@
             <w:noProof/>
             <w:webHidden/>
           </w:rPr>
-          <w:t>4</w:t>
+          <w:t>6</w:t>
         </w:r>
         <w:r>
           <w:rPr>
@@ -1733,7 +1785,7 @@
           <w14:ligatures w14:val="standardContextual"/>
         </w:rPr>
       </w:pPr>
-      <w:hyperlink w:anchor="_Toc228386267" w:history="1">
+      <w:hyperlink w:anchor="_Toc228890770" w:history="1">
         <w:r>
           <w:rPr>
             <w:rStyle w:val="Hyperlink"/>
@@ -1776,7 +1828,7 @@
           <w:rPr>
             <w:webHidden/>
           </w:rPr>
-          <w:instrText xml:space="preserve"> PAGEREF _Toc228386267 \h </w:instrText>
+          <w:instrText xml:space="preserve"> PAGEREF _Toc228890770 \h </w:instrText>
         </w:r>
         <w:r>
           <w:rPr>
@@ -1793,7 +1845,7 @@
           <w:rPr>
             <w:webHidden/>
           </w:rPr>
-          <w:t>4</w:t>
+          <w:t>6</w:t>
         </w:r>
         <w:r>
           <w:rPr>
@@ -1816,7 +1868,7 @@
           <w14:ligatures w14:val="standardContextual"/>
         </w:rPr>
       </w:pPr>
-      <w:hyperlink w:anchor="_Toc228386268" w:history="1">
+      <w:hyperlink w:anchor="_Toc228890771" w:history="1">
         <w:r>
           <w:rPr>
             <w:rStyle w:val="Hyperlink"/>
@@ -1859,7 +1911,7 @@
           <w:rPr>
             <w:webHidden/>
           </w:rPr>
-          <w:instrText xml:space="preserve"> PAGEREF _Toc228386268 \h </w:instrText>
+          <w:instrText xml:space="preserve"> PAGEREF _Toc228890771 \h </w:instrText>
         </w:r>
         <w:r>
           <w:rPr>
@@ -1876,7 +1928,7 @@
           <w:rPr>
             <w:webHidden/>
           </w:rPr>
-          <w:t>5</w:t>
+          <w:t>6</w:t>
         </w:r>
         <w:r>
           <w:rPr>
@@ -1902,7 +1954,7 @@
           <w14:ligatures w14:val="standardContextual"/>
         </w:rPr>
       </w:pPr>
-      <w:hyperlink w:anchor="_Toc228386269" w:history="1">
+      <w:hyperlink w:anchor="_Toc228890772" w:history="1">
         <w:r>
           <w:rPr>
             <w:rStyle w:val="Hyperlink"/>
@@ -1953,7 +2005,7 @@
             <w:noProof/>
             <w:webHidden/>
           </w:rPr>
-          <w:instrText xml:space="preserve"> PAGEREF _Toc228386269 \h </w:instrText>
+          <w:instrText xml:space="preserve"> PAGEREF _Toc228890772 \h </w:instrText>
         </w:r>
         <w:r>
           <w:rPr>
@@ -1973,7 +2025,7 @@
             <w:noProof/>
             <w:webHidden/>
           </w:rPr>
-          <w:t>5</w:t>
+          <w:t>7</w:t>
         </w:r>
         <w:r>
           <w:rPr>
@@ -2000,7 +2052,7 @@
           <w14:ligatures w14:val="standardContextual"/>
         </w:rPr>
       </w:pPr>
-      <w:hyperlink w:anchor="_Toc228386270" w:history="1">
+      <w:hyperlink w:anchor="_Toc228890773" w:history="1">
         <w:r>
           <w:rPr>
             <w:rStyle w:val="Hyperlink"/>
@@ -2051,7 +2103,7 @@
             <w:noProof/>
             <w:webHidden/>
           </w:rPr>
-          <w:instrText xml:space="preserve"> PAGEREF _Toc228386270 \h </w:instrText>
+          <w:instrText xml:space="preserve"> PAGEREF _Toc228890773 \h </w:instrText>
         </w:r>
         <w:r>
           <w:rPr>
@@ -2071,7 +2123,7 @@
             <w:noProof/>
             <w:webHidden/>
           </w:rPr>
-          <w:t>5</w:t>
+          <w:t>7</w:t>
         </w:r>
         <w:r>
           <w:rPr>
@@ -2095,7 +2147,7 @@
           <w14:ligatures w14:val="standardContextual"/>
         </w:rPr>
       </w:pPr>
-      <w:hyperlink w:anchor="_Toc228386271" w:history="1">
+      <w:hyperlink w:anchor="_Toc228890774" w:history="1">
         <w:r>
           <w:rPr>
             <w:rStyle w:val="Hyperlink"/>
@@ -2138,7 +2190,7 @@
           <w:rPr>
             <w:webHidden/>
           </w:rPr>
-          <w:instrText xml:space="preserve"> PAGEREF _Toc228386271 \h </w:instrText>
+          <w:instrText xml:space="preserve"> PAGEREF _Toc228890774 \h </w:instrText>
         </w:r>
         <w:r>
           <w:rPr>
@@ -2155,7 +2207,7 @@
           <w:rPr>
             <w:webHidden/>
           </w:rPr>
-          <w:t>5</w:t>
+          <w:t>7</w:t>
         </w:r>
         <w:r>
           <w:rPr>
@@ -2178,7 +2230,7 @@
           <w14:ligatures w14:val="standardContextual"/>
         </w:rPr>
       </w:pPr>
-      <w:hyperlink w:anchor="_Toc228386272" w:history="1">
+      <w:hyperlink w:anchor="_Toc228890775" w:history="1">
         <w:r>
           <w:rPr>
             <w:rStyle w:val="Hyperlink"/>
@@ -2221,7 +2273,7 @@
           <w:rPr>
             <w:webHidden/>
           </w:rPr>
-          <w:instrText xml:space="preserve"> PAGEREF _Toc228386272 \h </w:instrText>
+          <w:instrText xml:space="preserve"> PAGEREF _Toc228890775 \h </w:instrText>
         </w:r>
         <w:r>
           <w:rPr>
@@ -2238,7 +2290,7 @@
           <w:rPr>
             <w:webHidden/>
           </w:rPr>
-          <w:t>5</w:t>
+          <w:t>7</w:t>
         </w:r>
         <w:r>
           <w:rPr>
@@ -2264,7 +2316,7 @@
           <w14:ligatures w14:val="standardContextual"/>
         </w:rPr>
       </w:pPr>
-      <w:hyperlink w:anchor="_Toc228386273" w:history="1">
+      <w:hyperlink w:anchor="_Toc228890776" w:history="1">
         <w:r>
           <w:rPr>
             <w:rStyle w:val="Hyperlink"/>
@@ -2315,7 +2367,7 @@
             <w:noProof/>
             <w:webHidden/>
           </w:rPr>
-          <w:instrText xml:space="preserve"> PAGEREF _Toc228386273 \h </w:instrText>
+          <w:instrText xml:space="preserve"> PAGEREF _Toc228890776 \h </w:instrText>
         </w:r>
         <w:r>
           <w:rPr>
@@ -2335,7 +2387,7 @@
             <w:noProof/>
             <w:webHidden/>
           </w:rPr>
-          <w:t>5</w:t>
+          <w:t>8</w:t>
         </w:r>
         <w:r>
           <w:rPr>
@@ -2359,7 +2411,7 @@
           <w14:ligatures w14:val="standardContextual"/>
         </w:rPr>
       </w:pPr>
-      <w:hyperlink w:anchor="_Toc228386274" w:history="1">
+      <w:hyperlink w:anchor="_Toc228890777" w:history="1">
         <w:r>
           <w:rPr>
             <w:rStyle w:val="Hyperlink"/>
@@ -2402,7 +2454,7 @@
           <w:rPr>
             <w:webHidden/>
           </w:rPr>
-          <w:instrText xml:space="preserve"> PAGEREF _Toc228386274 \h </w:instrText>
+          <w:instrText xml:space="preserve"> PAGEREF _Toc228890777 \h </w:instrText>
         </w:r>
         <w:r>
           <w:rPr>
@@ -2419,7 +2471,7 @@
           <w:rPr>
             <w:webHidden/>
           </w:rPr>
-          <w:t>5</w:t>
+          <w:t>8</w:t>
         </w:r>
         <w:r>
           <w:rPr>
@@ -2442,7 +2494,7 @@
           <w14:ligatures w14:val="standardContextual"/>
         </w:rPr>
       </w:pPr>
-      <w:hyperlink w:anchor="_Toc228386275" w:history="1">
+      <w:hyperlink w:anchor="_Toc228890778" w:history="1">
         <w:r>
           <w:rPr>
             <w:rStyle w:val="Hyperlink"/>
@@ -2485,7 +2537,7 @@
           <w:rPr>
             <w:webHidden/>
           </w:rPr>
-          <w:instrText xml:space="preserve"> PAGEREF _Toc228386275 \h </w:instrText>
+          <w:instrText xml:space="preserve"> PAGEREF _Toc228890778 \h </w:instrText>
         </w:r>
         <w:r>
           <w:rPr>
@@ -2502,7 +2554,7 @@
           <w:rPr>
             <w:webHidden/>
           </w:rPr>
-          <w:t>5</w:t>
+          <w:t>8</w:t>
         </w:r>
         <w:r>
           <w:rPr>
@@ -2528,7 +2580,7 @@
           <w14:ligatures w14:val="standardContextual"/>
         </w:rPr>
       </w:pPr>
-      <w:hyperlink w:anchor="_Toc228386276" w:history="1">
+      <w:hyperlink w:anchor="_Toc228890779" w:history="1">
         <w:r>
           <w:rPr>
             <w:rStyle w:val="Hyperlink"/>
@@ -2579,7 +2631,7 @@
             <w:noProof/>
             <w:webHidden/>
           </w:rPr>
-          <w:instrText xml:space="preserve"> PAGEREF _Toc228386276 \h </w:instrText>
+          <w:instrText xml:space="preserve"> PAGEREF _Toc228890779 \h </w:instrText>
         </w:r>
         <w:r>
           <w:rPr>
@@ -2599,7 +2651,7 @@
             <w:noProof/>
             <w:webHidden/>
           </w:rPr>
-          <w:t>6</w:t>
+          <w:t>8</w:t>
         </w:r>
         <w:r>
           <w:rPr>
@@ -2626,7 +2678,7 @@
           <w14:ligatures w14:val="standardContextual"/>
         </w:rPr>
       </w:pPr>
-      <w:hyperlink w:anchor="_Toc228386277" w:history="1">
+      <w:hyperlink w:anchor="_Toc228890780" w:history="1">
         <w:r>
           <w:rPr>
             <w:rStyle w:val="Hyperlink"/>
@@ -2677,7 +2729,7 @@
             <w:noProof/>
             <w:webHidden/>
           </w:rPr>
-          <w:instrText xml:space="preserve"> PAGEREF _Toc228386277 \h </w:instrText>
+          <w:instrText xml:space="preserve"> PAGEREF _Toc228890780 \h </w:instrText>
         </w:r>
         <w:r>
           <w:rPr>
@@ -2697,11 +2749,269 @@
             <w:noProof/>
             <w:webHidden/>
           </w:rPr>
-          <w:t>6</w:t>
+          <w:t>8</w:t>
         </w:r>
         <w:r>
           <w:rPr>
             <w:noProof/>
+            <w:webHidden/>
+          </w:rPr>
+          <w:fldChar w:fldCharType="end"/>
+        </w:r>
+      </w:hyperlink>
+    </w:p>
+    <w:p>
+      <w:pPr>
+        <w:pStyle w:val="TOC1"/>
+        <w:rPr>
+          <w:rFonts w:asciiTheme="minorHAnsi" w:eastAsiaTheme="minorEastAsia" w:hAnsiTheme="minorHAnsi" w:cstheme="minorBidi"/>
+          <w:b w:val="0"/>
+          <w:bCs w:val="0"/>
+          <w:caps w:val="0"/>
+          <w:noProof/>
+          <w:kern w:val="2"/>
+          <w:sz w:val="24"/>
+          <w:szCs w:val="24"/>
+          <w:lang w:val="en-US"/>
+          <w14:ligatures w14:val="standardContextual"/>
+        </w:rPr>
+      </w:pPr>
+      <w:hyperlink w:anchor="_Toc228890781" w:history="1">
+        <w:r>
+          <w:rPr>
+            <w:rStyle w:val="Hyperlink"/>
+            <w:noProof/>
+          </w:rPr>
+          <w:t>11</w:t>
+        </w:r>
+        <w:r>
+          <w:rPr>
+            <w:rFonts w:asciiTheme="minorHAnsi" w:eastAsiaTheme="minorEastAsia" w:hAnsiTheme="minorHAnsi" w:cstheme="minorBidi"/>
+            <w:b w:val="0"/>
+            <w:bCs w:val="0"/>
+            <w:caps w:val="0"/>
+            <w:noProof/>
+            <w:kern w:val="2"/>
+            <w:sz w:val="24"/>
+            <w:szCs w:val="24"/>
+            <w:lang w:val="en-US"/>
+            <w14:ligatures w14:val="standardContextual"/>
+          </w:rPr>
+          <w:tab/>
+        </w:r>
+        <w:r>
+          <w:rPr>
+            <w:rStyle w:val="Hyperlink"/>
+            <w:noProof/>
+          </w:rPr>
+          <w:t>Document Management</w:t>
+        </w:r>
+        <w:r>
+          <w:rPr>
+            <w:noProof/>
+            <w:webHidden/>
+          </w:rPr>
+          <w:tab/>
+        </w:r>
+        <w:r>
+          <w:rPr>
+            <w:noProof/>
+            <w:webHidden/>
+          </w:rPr>
+          <w:fldChar w:fldCharType="begin"/>
+        </w:r>
+        <w:r>
+          <w:rPr>
+            <w:noProof/>
+            <w:webHidden/>
+          </w:rPr>
+          <w:instrText xml:space="preserve"> PAGEREF _Toc228890781 \h </w:instrText>
+        </w:r>
+        <w:r>
+          <w:rPr>
+            <w:noProof/>
+            <w:webHidden/>
+          </w:rPr>
+        </w:r>
+        <w:r>
+          <w:rPr>
+            <w:noProof/>
+            <w:webHidden/>
+          </w:rPr>
+          <w:fldChar w:fldCharType="separate"/>
+        </w:r>
+        <w:r>
+          <w:rPr>
+            <w:noProof/>
+            <w:webHidden/>
+          </w:rPr>
+          <w:t>8</w:t>
+        </w:r>
+        <w:r>
+          <w:rPr>
+            <w:noProof/>
+            <w:webHidden/>
+          </w:rPr>
+          <w:fldChar w:fldCharType="end"/>
+        </w:r>
+      </w:hyperlink>
+    </w:p>
+    <w:p>
+      <w:pPr>
+        <w:pStyle w:val="TOC2"/>
+        <w:rPr>
+          <w:rFonts w:asciiTheme="minorHAnsi" w:eastAsiaTheme="minorEastAsia" w:hAnsiTheme="minorHAnsi" w:cstheme="minorBidi"/>
+          <w:b w:val="0"/>
+          <w:bCs w:val="0"/>
+          <w:kern w:val="2"/>
+          <w:sz w:val="24"/>
+          <w:lang w:val="en-US"/>
+          <w14:ligatures w14:val="standardContextual"/>
+        </w:rPr>
+      </w:pPr>
+      <w:hyperlink w:anchor="_Toc228890782" w:history="1">
+        <w:r>
+          <w:rPr>
+            <w:rStyle w:val="Hyperlink"/>
+          </w:rPr>
+          <w:t>11.1</w:t>
+        </w:r>
+        <w:r>
+          <w:rPr>
+            <w:rFonts w:asciiTheme="minorHAnsi" w:eastAsiaTheme="minorEastAsia" w:hAnsiTheme="minorHAnsi" w:cstheme="minorBidi"/>
+            <w:b w:val="0"/>
+            <w:bCs w:val="0"/>
+            <w:kern w:val="2"/>
+            <w:sz w:val="24"/>
+            <w:lang w:val="en-US"/>
+            <w14:ligatures w14:val="standardContextual"/>
+          </w:rPr>
+          <w:tab/>
+        </w:r>
+        <w:r>
+          <w:rPr>
+            <w:rStyle w:val="Hyperlink"/>
+          </w:rPr>
+          <w:t>Contributors</w:t>
+        </w:r>
+        <w:r>
+          <w:rPr>
+            <w:webHidden/>
+          </w:rPr>
+          <w:tab/>
+        </w:r>
+        <w:r>
+          <w:rPr>
+            <w:webHidden/>
+          </w:rPr>
+          <w:fldChar w:fldCharType="begin"/>
+        </w:r>
+        <w:r>
+          <w:rPr>
+            <w:webHidden/>
+          </w:rPr>
+          <w:instrText xml:space="preserve"> PAGEREF _Toc228890782 \h </w:instrText>
+        </w:r>
+        <w:r>
+          <w:rPr>
+            <w:webHidden/>
+          </w:rPr>
+        </w:r>
+        <w:r>
+          <w:rPr>
+            <w:webHidden/>
+          </w:rPr>
+          <w:fldChar w:fldCharType="separate"/>
+        </w:r>
+        <w:r>
+          <w:rPr>
+            <w:webHidden/>
+          </w:rPr>
+          <w:t>8</w:t>
+        </w:r>
+        <w:r>
+          <w:rPr>
+            <w:webHidden/>
+          </w:rPr>
+          <w:fldChar w:fldCharType="end"/>
+        </w:r>
+      </w:hyperlink>
+    </w:p>
+    <w:p>
+      <w:pPr>
+        <w:pStyle w:val="TOC2"/>
+        <w:rPr>
+          <w:rFonts w:asciiTheme="minorHAnsi" w:eastAsiaTheme="minorEastAsia" w:hAnsiTheme="minorHAnsi" w:cstheme="minorBidi"/>
+          <w:b w:val="0"/>
+          <w:bCs w:val="0"/>
+          <w:kern w:val="2"/>
+          <w:sz w:val="24"/>
+          <w:lang w:val="en-US"/>
+          <w14:ligatures w14:val="standardContextual"/>
+        </w:rPr>
+      </w:pPr>
+      <w:hyperlink w:anchor="_Toc228890783" w:history="1">
+        <w:r>
+          <w:rPr>
+            <w:rStyle w:val="Hyperlink"/>
+          </w:rPr>
+          <w:t>11.2</w:t>
+        </w:r>
+        <w:r>
+          <w:rPr>
+            <w:rFonts w:asciiTheme="minorHAnsi" w:eastAsiaTheme="minorEastAsia" w:hAnsiTheme="minorHAnsi" w:cstheme="minorBidi"/>
+            <w:b w:val="0"/>
+            <w:bCs w:val="0"/>
+            <w:kern w:val="2"/>
+            <w:sz w:val="24"/>
+            <w:lang w:val="en-US"/>
+            <w14:ligatures w14:val="standardContextual"/>
+          </w:rPr>
+          <w:tab/>
+        </w:r>
+        <w:r>
+          <w:rPr>
+            <w:rStyle w:val="Hyperlink"/>
+          </w:rPr>
+          <w:t>Version Control</w:t>
+        </w:r>
+        <w:r>
+          <w:rPr>
+            <w:webHidden/>
+          </w:rPr>
+          <w:tab/>
+        </w:r>
+        <w:r>
+          <w:rPr>
+            <w:webHidden/>
+          </w:rPr>
+          <w:fldChar w:fldCharType="begin"/>
+        </w:r>
+        <w:r>
+          <w:rPr>
+            <w:webHidden/>
+          </w:rPr>
+          <w:instrText xml:space="preserve"> PAGEREF _Toc228890783 \h </w:instrText>
+        </w:r>
+        <w:r>
+          <w:rPr>
+            <w:webHidden/>
+          </w:rPr>
+        </w:r>
+        <w:r>
+          <w:rPr>
+            <w:webHidden/>
+          </w:rPr>
+          <w:fldChar w:fldCharType="separate"/>
+        </w:r>
+        <w:r>
+          <w:rPr>
+            <w:webHidden/>
+          </w:rPr>
+          <w:t>8</w:t>
+        </w:r>
+        <w:r>
+          <w:rPr>
             <w:webHidden/>
           </w:rPr>
           <w:fldChar w:fldCharType="end"/>
@@ -2736,7 +3046,7 @@
           <w:lang w:val="en-US"/>
         </w:rPr>
       </w:pPr>
-      <w:bookmarkStart w:id="0" w:name="_Toc228386250"/>
+      <w:bookmarkStart w:id="0" w:name="_Toc228890753"/>
       <w:r>
         <w:rPr>
           <w:lang w:val="en-US"/>
@@ -2758,7 +3068,7 @@
           <w:lang w:val="en-US"/>
         </w:rPr>
       </w:pPr>
-      <w:bookmarkStart w:id="1" w:name="_Toc228386251"/>
+      <w:bookmarkStart w:id="1" w:name="_Toc228890754"/>
       <w:r>
         <w:rPr>
           <w:lang w:val="en-US"/>
@@ -2805,7 +3115,7 @@
           <w:lang w:val="en-US"/>
         </w:rPr>
       </w:pPr>
-      <w:bookmarkStart w:id="2" w:name="_Toc228386252"/>
+      <w:bookmarkStart w:id="2" w:name="_Toc228890755"/>
       <w:r>
         <w:rPr>
           <w:lang w:val="en-US"/>
@@ -2948,7 +3258,7 @@
           <w:lang w:val="en-US"/>
         </w:rPr>
       </w:pPr>
-      <w:bookmarkStart w:id="3" w:name="_Toc228386253"/>
+      <w:bookmarkStart w:id="3" w:name="_Toc228890756"/>
       <w:r>
         <w:rPr>
           <w:lang w:val="en-US"/>
@@ -3019,7 +3329,7 @@
           <w:lang w:val="en-US"/>
         </w:rPr>
       </w:pPr>
-      <w:bookmarkStart w:id="4" w:name="_Toc228386254"/>
+      <w:bookmarkStart w:id="4" w:name="_Toc228890757"/>
       <w:r>
         <w:rPr>
           <w:lang w:val="en-US"/>
@@ -3040,7 +3350,7 @@
           <w:lang w:val="en-US"/>
         </w:rPr>
       </w:pPr>
-      <w:bookmarkStart w:id="5" w:name="_Toc228386255"/>
+      <w:bookmarkStart w:id="5" w:name="_Toc228890758"/>
       <w:r>
         <w:rPr>
           <w:lang w:val="en-US"/>
@@ -3159,23 +3469,36 @@
     </w:p>
     <w:p>
       <w:pPr>
-        <w:ind w:left="360"/>
+        <w:ind w:left="720"/>
         <w:rPr>
           <w:lang w:val="en-US"/>
         </w:rPr>
       </w:pPr>
       <w:r>
         <w:rPr>
-          <w:b/>
-          <w:bCs/>
-          <w:highlight w:val="yellow"/>
-          <w:lang w:val="en-US"/>
-        </w:rPr>
-        <w:t>BOOKMARK: ADD EXACT FILE NAME OR PATH</w:t>
+          <w:lang w:val="en-US"/>
+        </w:rPr>
+        <w:t>Download GameMaker from:</w:t>
       </w:r>
     </w:p>
     <w:p>
       <w:pPr>
+        <w:ind w:left="720"/>
+        <w:rPr>
+          <w:lang w:val="en-US"/>
+        </w:rPr>
+      </w:pPr>
+      <w:hyperlink r:id="rId8" w:history="1">
+        <w:r>
+          <w:rPr>
+            <w:rStyle w:val="Hyperlink"/>
+          </w:rPr>
+          <w:t>https://gamemaker.io/en</w:t>
+        </w:r>
+      </w:hyperlink>
+    </w:p>
+    <w:p>
+      <w:pPr>
         <w:pStyle w:val="Heading2"/>
         <w:tabs>
           <w:tab w:val="clear" w:pos="576"/>
@@ -3186,7 +3509,7 @@
           <w:lang w:val="en-US"/>
         </w:rPr>
       </w:pPr>
-      <w:bookmarkStart w:id="6" w:name="_Toc228386256"/>
+      <w:bookmarkStart w:id="6" w:name="_Toc228890759"/>
       <w:r>
         <w:rPr>
           <w:lang w:val="en-US"/>
@@ -3255,31 +3578,92 @@
     </w:p>
     <w:p>
       <w:pPr>
-        <w:ind w:left="360"/>
-        <w:rPr>
-          <w:lang w:val="en-US"/>
-        </w:rPr>
-      </w:pPr>
-    </w:p>
-    <w:p>
-      <w:pPr>
-        <w:ind w:left="360"/>
+        <w:pStyle w:val="ListParagraph"/>
+        <w:numPr>
+          <w:ilvl w:val="0"/>
+          <w:numId w:val="95"/>
+        </w:numPr>
         <w:rPr>
           <w:lang w:val="en-US"/>
         </w:rPr>
       </w:pPr>
       <w:r>
         <w:rPr>
-          <w:b/>
-          <w:bCs/>
-          <w:highlight w:val="yellow"/>
-          <w:lang w:val="en-US"/>
-        </w:rPr>
-        <w:t>BOOKMARK: CONFIRM ENTRY OBJECT/ROOM</w:t>
+          <w:lang w:val="en-US"/>
+        </w:rPr>
+        <w:t>Image 2.2</w:t>
+      </w:r>
+      <w:r>
+        <w:rPr>
+          <w:lang w:val="en-US"/>
+        </w:rPr>
+        <w:tab/>
       </w:r>
     </w:p>
     <w:p>
       <w:pPr>
+        <w:ind w:left="2880"/>
+        <w:rPr>
+          <w:lang w:val="en-US"/>
+        </w:rPr>
+      </w:pPr>
+      <w:r>
+        <w:rPr>
+          <w:lang w:val="en-US"/>
+        </w:rPr>
+        <w:drawing>
+          <wp:inline distT="0" distB="0" distL="0" distR="0" wp14:anchorId="18BE7F8B" wp14:editId="43BA9864">
+            <wp:extent cx="2331720" cy="1819656"/>
+            <wp:effectExtent l="0" t="0" r="0" b="9525"/>
+            <wp:docPr id="1845995399" name="Picture 1"/>
+            <wp:cNvGraphicFramePr>
+              <a:graphicFrameLocks xmlns:a="http://schemas.openxmlformats.org/drawingml/2006/main" noChangeAspect="1"/>
+            </wp:cNvGraphicFramePr>
+            <a:graphic xmlns:a="http://schemas.openxmlformats.org/drawingml/2006/main">
+              <a:graphicData uri="http://schemas.openxmlformats.org/drawingml/2006/picture">
+                <pic:pic xmlns:pic="http://schemas.openxmlformats.org/drawingml/2006/picture">
+                  <pic:nvPicPr>
+                    <pic:cNvPr id="1845995399" name=""/>
+                    <pic:cNvPicPr/>
+                  </pic:nvPicPr>
+                  <pic:blipFill>
+                    <a:blip r:embed="rId9" cstate="print">
+                      <a:extLst>
+                        <a:ext uri="{28A0092B-C50C-407E-A947-70E740481C1C}">
+                          <a14:useLocalDpi xmlns:a14="http://schemas.microsoft.com/office/drawing/2010/main" val="0"/>
+                        </a:ext>
+                      </a:extLst>
+                    </a:blip>
+                    <a:stretch>
+                      <a:fillRect/>
+                    </a:stretch>
+                  </pic:blipFill>
+                  <pic:spPr>
+                    <a:xfrm>
+                      <a:off x="0" y="0"/>
+                      <a:ext cx="2331720" cy="1819656"/>
+                    </a:xfrm>
+                    <a:prstGeom prst="rect">
+                      <a:avLst/>
+                    </a:prstGeom>
+                  </pic:spPr>
+                </pic:pic>
+              </a:graphicData>
+            </a:graphic>
+          </wp:inline>
+        </w:drawing>
+      </w:r>
+    </w:p>
+    <w:p>
+      <w:pPr>
+        <w:ind w:left="720"/>
+        <w:rPr>
+          <w:lang w:val="en-US"/>
+        </w:rPr>
+      </w:pPr>
+    </w:p>
+    <w:p>
+      <w:pPr>
         <w:pStyle w:val="Heading2"/>
         <w:tabs>
           <w:tab w:val="clear" w:pos="576"/>
@@ -3290,11 +3674,12 @@
           <w:lang w:val="en-US"/>
         </w:rPr>
       </w:pPr>
-      <w:bookmarkStart w:id="7" w:name="_Toc228386257"/>
+      <w:bookmarkStart w:id="7" w:name="_Toc228890760"/>
       <w:r>
         <w:rPr>
           <w:lang w:val="en-US"/>
         </w:rPr>
+        <w:lastRenderedPageBreak/>
         <w:t>Logic Flow</w:t>
       </w:r>
       <w:bookmarkEnd w:id="7"/>
@@ -3453,32 +3838,6 @@
     </w:p>
     <w:p>
       <w:pPr>
-        <w:ind w:left="360"/>
-        <w:rPr>
-          <w:lang w:val="en-US"/>
-        </w:rPr>
-      </w:pPr>
-    </w:p>
-    <w:p>
-      <w:pPr>
-        <w:ind w:left="360"/>
-        <w:rPr>
-          <w:lang w:val="en-US"/>
-        </w:rPr>
-      </w:pPr>
-      <w:r>
-        <w:rPr>
-          <w:b/>
-          <w:bCs/>
-          <w:highlight w:val="yellow"/>
-          <w:lang w:val="en-US"/>
-        </w:rPr>
-        <w:lastRenderedPageBreak/>
-        <w:t>BOOKMARK: INSERT SEQUENCE DIAGRAM</w:t>
-      </w:r>
-    </w:p>
-    <w:p>
-      <w:pPr>
         <w:pStyle w:val="Heading2"/>
         <w:tabs>
           <w:tab w:val="clear" w:pos="576"/>
@@ -3489,7 +3848,7 @@
           <w:lang w:val="en-US"/>
         </w:rPr>
       </w:pPr>
-      <w:bookmarkStart w:id="8" w:name="_Toc228386258"/>
+      <w:bookmarkStart w:id="8" w:name="_Toc228890761"/>
       <w:r>
         <w:rPr>
           <w:lang w:val="en-US"/>
@@ -3554,31 +3913,6 @@
     </w:p>
     <w:p>
       <w:pPr>
-        <w:ind w:left="360"/>
-        <w:rPr>
-          <w:lang w:val="en-US"/>
-        </w:rPr>
-      </w:pPr>
-    </w:p>
-    <w:p>
-      <w:pPr>
-        <w:ind w:left="360"/>
-        <w:rPr>
-          <w:lang w:val="en-US"/>
-        </w:rPr>
-      </w:pPr>
-      <w:r>
-        <w:rPr>
-          <w:b/>
-          <w:bCs/>
-          <w:highlight w:val="yellow"/>
-          <w:lang w:val="en-US"/>
-        </w:rPr>
-        <w:t>BOOKMARK: ADD SPECIFIC ERROR HANDLING CASES</w:t>
-      </w:r>
-    </w:p>
-    <w:p>
-      <w:pPr>
         <w:pStyle w:val="Heading2"/>
         <w:tabs>
           <w:tab w:val="clear" w:pos="576"/>
@@ -3589,7 +3923,7 @@
           <w:lang w:val="en-US"/>
         </w:rPr>
       </w:pPr>
-      <w:bookmarkStart w:id="9" w:name="_Toc228386259"/>
+      <w:bookmarkStart w:id="9" w:name="_Toc228890762"/>
       <w:r>
         <w:rPr>
           <w:lang w:val="en-US"/>
@@ -3654,27 +3988,15 @@
     </w:p>
     <w:p>
       <w:pPr>
-        <w:ind w:left="360"/>
-        <w:rPr>
-          <w:lang w:val="en-US"/>
-        </w:rPr>
-      </w:pPr>
-    </w:p>
-    <w:p>
-      <w:pPr>
-        <w:ind w:left="360"/>
         <w:rPr>
           <w:lang w:val="en-US"/>
         </w:rPr>
       </w:pPr>
       <w:r>
         <w:rPr>
-          <w:b/>
-          <w:bCs/>
-          <w:highlight w:val="yellow"/>
-          <w:lang w:val="en-US"/>
-        </w:rPr>
-        <w:t>BOOKMARK: ADD TEAM-SPECIFIC NAMING RULES</w:t>
+          <w:lang w:val="en-US"/>
+        </w:rPr>
+        <w:br w:type="page"/>
       </w:r>
     </w:p>
     <w:p>
@@ -3685,11 +4007,12 @@
           <w:lang w:val="en-US"/>
         </w:rPr>
       </w:pPr>
-      <w:bookmarkStart w:id="10" w:name="_Toc228386260"/>
+      <w:bookmarkStart w:id="10" w:name="_Toc228890763"/>
       <w:r>
         <w:rPr>
           <w:lang w:val="en-US"/>
         </w:rPr>
+        <w:lastRenderedPageBreak/>
         <w:t>Product Documentation</w:t>
       </w:r>
       <w:bookmarkEnd w:id="10"/>
@@ -3706,12 +4029,18 @@
           <w:lang w:val="en-US"/>
         </w:rPr>
       </w:pPr>
-      <w:bookmarkStart w:id="11" w:name="_Toc228386261"/>
+      <w:bookmarkStart w:id="11" w:name="_Toc228890764"/>
       <w:r>
         <w:rPr>
           <w:lang w:val="en-US"/>
         </w:rPr>
-        <w:t>Business Requirement (Summary)</w:t>
+        <w:t xml:space="preserve">Game </w:t>
+      </w:r>
+      <w:r>
+        <w:rPr>
+          <w:lang w:val="en-US"/>
+        </w:rPr>
+        <w:t>Summary</w:t>
       </w:r>
       <w:bookmarkEnd w:id="11"/>
     </w:p>
@@ -3726,7 +4055,13 @@
         <w:rPr>
           <w:lang w:val="en-US"/>
         </w:rPr>
-        <w:t>The system provides an interactive gameplay experience where users must manage sleep progression while responding to threats.</w:t>
+        <w:t>The system provides an interactive gameplay experience where users must manage sleep progression while responding to threats</w:t>
+      </w:r>
+      <w:r>
+        <w:rPr>
+          <w:lang w:val="en-US"/>
+        </w:rPr>
+        <w:t xml:space="preserve"> from monsters.</w:t>
       </w:r>
     </w:p>
     <w:p>
@@ -3741,7 +4076,7 @@
           <w:lang w:val="en-US"/>
         </w:rPr>
       </w:pPr>
-      <w:bookmarkStart w:id="12" w:name="_Toc228386262"/>
+      <w:bookmarkStart w:id="12" w:name="_Toc228890765"/>
       <w:r>
         <w:rPr>
           <w:lang w:val="en-US"/>
@@ -3876,38 +4211,109 @@
     </w:p>
     <w:p>
       <w:pPr>
+        <w:pStyle w:val="ListParagraph"/>
+        <w:numPr>
+          <w:ilvl w:val="0"/>
+          <w:numId w:val="99"/>
+        </w:numPr>
         <w:ind w:left="1440"/>
         <w:rPr>
           <w:lang w:val="en-US"/>
         </w:rPr>
       </w:pPr>
-    </w:p>
-    <w:p>
-      <w:pPr>
-        <w:ind w:left="360"/>
-        <w:rPr>
-          <w:lang w:val="en-US"/>
-        </w:rPr>
-      </w:pPr>
       <w:r>
         <w:rPr>
-          <w:b/>
-          <w:bCs/>
-          <w:highlight w:val="yellow"/>
-          <w:lang w:val="en-US"/>
-        </w:rPr>
-        <w:t>BOOKMARK: ADD USE CASE DIAGRAM</w:t>
+          <w:lang w:val="en-US"/>
+        </w:rPr>
+        <w:t>Use Case Diagram 3.2</w:t>
       </w:r>
     </w:p>
     <w:p>
       <w:pPr>
+        <w:ind w:left="1440"/>
+        <w:rPr>
+          <w:lang w:val="en-US"/>
+        </w:rPr>
+      </w:pPr>
+      <w:r>
+        <w:rPr>
+          <w:lang w:val="en-US"/>
+        </w:rPr>
+        <w:drawing>
+          <wp:inline distT="0" distB="0" distL="0" distR="0" wp14:anchorId="229939EB" wp14:editId="360ECD4D">
+            <wp:extent cx="2263336" cy="4054191"/>
+            <wp:effectExtent l="0" t="0" r="3810" b="3810"/>
+            <wp:docPr id="922741377" name="Picture 1"/>
+            <wp:cNvGraphicFramePr>
+              <a:graphicFrameLocks xmlns:a="http://schemas.openxmlformats.org/drawingml/2006/main" noChangeAspect="1"/>
+            </wp:cNvGraphicFramePr>
+            <a:graphic xmlns:a="http://schemas.openxmlformats.org/drawingml/2006/main">
+              <a:graphicData uri="http://schemas.openxmlformats.org/drawingml/2006/picture">
+                <pic:pic xmlns:pic="http://schemas.openxmlformats.org/drawingml/2006/picture">
+                  <pic:nvPicPr>
+                    <pic:cNvPr id="922741377" name=""/>
+                    <pic:cNvPicPr/>
+                  </pic:nvPicPr>
+                  <pic:blipFill>
+                    <a:blip r:embed="rId10"/>
+                    <a:stretch>
+                      <a:fillRect/>
+                    </a:stretch>
+                  </pic:blipFill>
+                  <pic:spPr>
+                    <a:xfrm>
+                      <a:off x="0" y="0"/>
+                      <a:ext cx="2263336" cy="4054191"/>
+                    </a:xfrm>
+                    <a:prstGeom prst="rect">
+                      <a:avLst/>
+                    </a:prstGeom>
+                  </pic:spPr>
+                </pic:pic>
+              </a:graphicData>
+            </a:graphic>
+          </wp:inline>
+        </w:drawing>
+      </w:r>
+    </w:p>
+    <w:p>
+      <w:pPr>
+        <w:ind w:left="1440"/>
+        <w:rPr>
+          <w:lang w:val="en-US"/>
+        </w:rPr>
+      </w:pPr>
+    </w:p>
+    <w:p>
+      <w:pPr>
+        <w:rPr>
+          <w:lang w:val="en-US"/>
+        </w:rPr>
+      </w:pPr>
+      <w:r>
+        <w:rPr>
+          <w:lang w:val="en-US"/>
+        </w:rPr>
+        <w:br w:type="page"/>
+      </w:r>
+    </w:p>
+    <w:p>
+      <w:pPr>
+        <w:ind w:left="1440"/>
+        <w:rPr>
+          <w:lang w:val="en-US"/>
+        </w:rPr>
+      </w:pPr>
+    </w:p>
+    <w:p>
+      <w:pPr>
         <w:pStyle w:val="Heading1"/>
         <w:spacing w:before="240" w:after="120"/>
         <w:rPr>
           <w:lang w:val="en-US"/>
         </w:rPr>
       </w:pPr>
-      <w:bookmarkStart w:id="13" w:name="_Toc228386263"/>
+      <w:bookmarkStart w:id="13" w:name="_Toc228890766"/>
       <w:r>
         <w:rPr>
           <w:lang w:val="en-US"/>
@@ -3934,12 +4340,18 @@
         </w:rPr>
         <w:t xml:space="preserve"> </w:t>
       </w:r>
-      <w:bookmarkStart w:id="14" w:name="_Toc228386264"/>
+      <w:bookmarkStart w:id="14" w:name="_Toc228890767"/>
       <w:r>
         <w:rPr>
           <w:lang w:val="en-US"/>
         </w:rPr>
-        <w:t>Logical Architecture</w:t>
+        <w:t>Software</w:t>
+      </w:r>
+      <w:r>
+        <w:rPr>
+          <w:lang w:val="en-US"/>
+        </w:rPr>
+        <w:t xml:space="preserve"> Architecture</w:t>
       </w:r>
       <w:bookmarkEnd w:id="14"/>
     </w:p>
@@ -3994,7 +4406,7 @@
         <w:rPr>
           <w:lang w:val="en-US"/>
         </w:rPr>
-        <w:t>Sleep Meter System</w:t>
+        <w:t>Sleep Meter</w:t>
       </w:r>
     </w:p>
     <w:p>
@@ -4012,7 +4424,13 @@
         <w:rPr>
           <w:lang w:val="en-US"/>
         </w:rPr>
-        <w:t>Monster System</w:t>
+        <w:t>Monster</w:t>
+      </w:r>
+      <w:r>
+        <w:rPr>
+          <w:lang w:val="en-US"/>
+        </w:rPr>
+        <w:t>s</w:t>
       </w:r>
     </w:p>
     <w:p>
@@ -4030,7 +4448,7 @@
         <w:rPr>
           <w:lang w:val="en-US"/>
         </w:rPr>
-        <w:t>Environmental System</w:t>
+        <w:t>Environment</w:t>
       </w:r>
     </w:p>
     <w:p>
@@ -4048,7 +4466,7 @@
         <w:rPr>
           <w:lang w:val="en-US"/>
         </w:rPr>
-        <w:t>Level Progression System</w:t>
+        <w:t>Level Progression</w:t>
       </w:r>
     </w:p>
     <w:p>
@@ -4066,7 +4484,7 @@
         <w:rPr>
           <w:lang w:val="en-US"/>
         </w:rPr>
-        <w:t>UI System</w:t>
+        <w:t>UI</w:t>
       </w:r>
     </w:p>
     <w:p>
@@ -4084,36 +4502,17 @@
         <w:rPr>
           <w:lang w:val="en-US"/>
         </w:rPr>
-        <w:t>Audio System</w:t>
+        <w:t>Audio</w:t>
+      </w:r>
+      <w:r>
+        <w:rPr>
+          <w:lang w:val="en-US"/>
+        </w:rPr>
+        <w:t xml:space="preserve"> / sound effects</w:t>
       </w:r>
     </w:p>
     <w:p>
       <w:pPr>
-        <w:ind w:left="450"/>
-        <w:rPr>
-          <w:lang w:val="en-US"/>
-        </w:rPr>
-      </w:pPr>
-    </w:p>
-    <w:p>
-      <w:pPr>
-        <w:ind w:left="360"/>
-        <w:rPr>
-          <w:lang w:val="en-US"/>
-        </w:rPr>
-      </w:pPr>
-      <w:r>
-        <w:rPr>
-          <w:b/>
-          <w:bCs/>
-          <w:highlight w:val="yellow"/>
-          <w:lang w:val="en-US"/>
-        </w:rPr>
-        <w:t>BOOKMARK: INSERT LOGICAL ARCHITECTURE DIAGRAM</w:t>
-      </w:r>
-    </w:p>
-    <w:p>
-      <w:pPr>
         <w:pStyle w:val="Heading2"/>
         <w:tabs>
           <w:tab w:val="clear" w:pos="576"/>
@@ -4124,12 +4523,18 @@
           <w:lang w:val="en-US"/>
         </w:rPr>
       </w:pPr>
-      <w:bookmarkStart w:id="15" w:name="_Toc228386265"/>
+      <w:bookmarkStart w:id="15" w:name="_Toc228890768"/>
       <w:r>
         <w:rPr>
           <w:lang w:val="en-US"/>
         </w:rPr>
-        <w:t>Physical Architecture</w:t>
+        <w:t>Technical</w:t>
+      </w:r>
+      <w:r>
+        <w:rPr>
+          <w:lang w:val="en-US"/>
+        </w:rPr>
+        <w:t xml:space="preserve"> Architecture</w:t>
       </w:r>
       <w:bookmarkEnd w:id="15"/>
     </w:p>
@@ -4166,7 +4571,6 @@
         <w:rPr>
           <w:lang w:val="en-US"/>
         </w:rPr>
-        <w:lastRenderedPageBreak/>
         <w:t>Built using GameMaker Studio 2</w:t>
       </w:r>
     </w:p>
@@ -4196,7 +4600,7 @@
           <w:lang w:val="en-US"/>
         </w:rPr>
       </w:pPr>
-      <w:bookmarkStart w:id="16" w:name="_Toc228386266"/>
+      <w:bookmarkStart w:id="16" w:name="_Toc228890769"/>
       <w:r>
         <w:rPr>
           <w:lang w:val="en-US"/>
@@ -4223,7 +4627,7 @@
         </w:rPr>
         <w:t xml:space="preserve"> </w:t>
       </w:r>
-      <w:bookmarkStart w:id="17" w:name="_Toc228386267"/>
+      <w:bookmarkStart w:id="17" w:name="_Toc228890770"/>
       <w:r>
         <w:rPr>
           <w:lang w:val="en-US"/>
@@ -4322,7 +4726,7 @@
         </w:rPr>
         <w:t xml:space="preserve"> </w:t>
       </w:r>
-      <w:bookmarkStart w:id="18" w:name="_Toc228386268"/>
+      <w:bookmarkStart w:id="18" w:name="_Toc228890771"/>
       <w:r>
         <w:rPr>
           <w:lang w:val="en-US"/>
@@ -4467,27 +4871,15 @@
     </w:p>
     <w:p>
       <w:pPr>
-        <w:ind w:left="360"/>
-        <w:rPr>
-          <w:lang w:val="en-US"/>
-        </w:rPr>
-      </w:pPr>
-    </w:p>
-    <w:p>
-      <w:pPr>
-        <w:ind w:left="360"/>
         <w:rPr>
           <w:lang w:val="en-US"/>
         </w:rPr>
       </w:pPr>
       <w:r>
         <w:rPr>
-          <w:b/>
-          <w:bCs/>
-          <w:highlight w:val="yellow"/>
-          <w:lang w:val="en-US"/>
-        </w:rPr>
-        <w:t>BOOKMARK: ADD DATA MODEL DIAGRAM</w:t>
+          <w:lang w:val="en-US"/>
+        </w:rPr>
+        <w:br w:type="page"/>
       </w:r>
     </w:p>
     <w:p>
@@ -4498,11 +4890,12 @@
           <w:lang w:val="en-US"/>
         </w:rPr>
       </w:pPr>
-      <w:bookmarkStart w:id="19" w:name="_Toc228386269"/>
+      <w:bookmarkStart w:id="19" w:name="_Toc228890772"/>
       <w:r>
         <w:rPr>
           <w:lang w:val="en-US"/>
         </w:rPr>
+        <w:lastRenderedPageBreak/>
         <w:t>Sequence and Flow Diagrams</w:t>
       </w:r>
       <w:bookmarkEnd w:id="19"/>
@@ -4518,7 +4911,13 @@
         <w:rPr>
           <w:lang w:val="en-US"/>
         </w:rPr>
-        <w:t>This section should include diagrams that describe:</w:t>
+        <w:t>Diagram for</w:t>
+      </w:r>
+      <w:r>
+        <w:rPr>
+          <w:lang w:val="en-US"/>
+        </w:rPr>
+        <w:t>:</w:t>
       </w:r>
     </w:p>
     <w:p>
@@ -4596,41 +4995,76 @@
         </w:rPr>
         <w:t>User interaction flow</w:t>
       </w:r>
-    </w:p>
-    <w:p>
-      <w:pPr>
-        <w:ind w:left="360"/>
-        <w:rPr>
-          <w:lang w:val="en-US"/>
-        </w:rPr>
-      </w:pPr>
-    </w:p>
-    <w:p>
-      <w:pPr>
-        <w:ind w:left="360"/>
-        <w:rPr>
-          <w:lang w:val="en-US"/>
-        </w:rPr>
-      </w:pPr>
       <w:r>
         <w:rPr>
-          <w:b/>
-          <w:bCs/>
-          <w:highlight w:val="yellow"/>
-          <w:lang w:val="en-US"/>
-        </w:rPr>
-        <w:t>BOOKMARK: INSERT SEQUENCE DIAGRAMS</w:t>
+          <w:lang w:val="en-US"/>
+        </w:rPr>
+        <w:t xml:space="preserve"> </w:t>
+      </w:r>
+      <w:r>
+        <w:rPr>
+          <w:lang w:val="en-US"/>
+        </w:rPr>
+        <w:br/>
+      </w:r>
+      <w:r>
+        <w:rPr>
+          <w:lang w:val="en-US"/>
+        </w:rPr>
+        <w:drawing>
+          <wp:inline distT="0" distB="0" distL="0" distR="0" wp14:anchorId="384ED792" wp14:editId="43B0E05E">
+            <wp:extent cx="2263336" cy="4054191"/>
+            <wp:effectExtent l="0" t="0" r="3810" b="3810"/>
+            <wp:docPr id="1698308547" name="Picture 1"/>
+            <wp:cNvGraphicFramePr>
+              <a:graphicFrameLocks xmlns:a="http://schemas.openxmlformats.org/drawingml/2006/main" noChangeAspect="1"/>
+            </wp:cNvGraphicFramePr>
+            <a:graphic xmlns:a="http://schemas.openxmlformats.org/drawingml/2006/main">
+              <a:graphicData uri="http://schemas.openxmlformats.org/drawingml/2006/picture">
+                <pic:pic xmlns:pic="http://schemas.openxmlformats.org/drawingml/2006/picture">
+                  <pic:nvPicPr>
+                    <pic:cNvPr id="922741377" name=""/>
+                    <pic:cNvPicPr/>
+                  </pic:nvPicPr>
+                  <pic:blipFill>
+                    <a:blip r:embed="rId10"/>
+                    <a:stretch>
+                      <a:fillRect/>
+                    </a:stretch>
+                  </pic:blipFill>
+                  <pic:spPr>
+                    <a:xfrm>
+                      <a:off x="0" y="0"/>
+                      <a:ext cx="2263336" cy="4054191"/>
+                    </a:xfrm>
+                    <a:prstGeom prst="rect">
+                      <a:avLst/>
+                    </a:prstGeom>
+                  </pic:spPr>
+                </pic:pic>
+              </a:graphicData>
+            </a:graphic>
+          </wp:inline>
+        </w:drawing>
       </w:r>
     </w:p>
     <w:p>
       <w:pPr>
+        <w:ind w:left="360"/>
+        <w:rPr>
+          <w:lang w:val="en-US"/>
+        </w:rPr>
+      </w:pPr>
+    </w:p>
+    <w:p>
+      <w:pPr>
         <w:pStyle w:val="Heading1"/>
         <w:spacing w:before="240" w:after="120"/>
         <w:rPr>
           <w:lang w:val="en-US"/>
         </w:rPr>
       </w:pPr>
-      <w:bookmarkStart w:id="20" w:name="_Toc228386270"/>
+      <w:bookmarkStart w:id="20" w:name="_Toc228890773"/>
       <w:r>
         <w:rPr>
           <w:lang w:val="en-US"/>
@@ -4651,7 +5085,7 @@
           <w:lang w:val="en-US"/>
         </w:rPr>
       </w:pPr>
-      <w:bookmarkStart w:id="21" w:name="_Toc228386271"/>
+      <w:bookmarkStart w:id="21" w:name="_Toc228890774"/>
       <w:r>
         <w:rPr>
           <w:lang w:val="en-US"/>
@@ -4744,7 +5178,7 @@
           <w:lang w:val="en-US"/>
         </w:rPr>
       </w:pPr>
-      <w:bookmarkStart w:id="22" w:name="_Toc228386272"/>
+      <w:bookmarkStart w:id="22" w:name="_Toc228890775"/>
       <w:r>
         <w:rPr>
           <w:lang w:val="en-US"/>
@@ -4835,25 +5269,6 @@
     </w:p>
     <w:p>
       <w:pPr>
-        <w:ind w:left="360"/>
-        <w:rPr>
-          <w:b/>
-          <w:bCs/>
-          <w:lang w:val="en-US"/>
-        </w:rPr>
-      </w:pPr>
-      <w:r>
-        <w:rPr>
-          <w:b/>
-          <w:bCs/>
-          <w:highlight w:val="yellow"/>
-          <w:lang w:val="en-US"/>
-        </w:rPr>
-        <w:t>BOOKMARK: ADD DETAILED BUILD STEPS IF REQUIRED</w:t>
-      </w:r>
-    </w:p>
-    <w:p>
-      <w:pPr>
         <w:rPr>
           <w:lang w:val="en-US"/>
         </w:rPr>
@@ -4867,25 +5282,18 @@
     </w:p>
     <w:p>
       <w:pPr>
-        <w:ind w:left="360"/>
-        <w:rPr>
-          <w:lang w:val="en-US"/>
-        </w:rPr>
-      </w:pPr>
-    </w:p>
-    <w:p>
-      <w:pPr>
         <w:pStyle w:val="Heading1"/>
         <w:spacing w:before="240" w:after="120"/>
         <w:rPr>
           <w:lang w:val="en-US"/>
         </w:rPr>
       </w:pPr>
-      <w:bookmarkStart w:id="23" w:name="_Toc228386273"/>
+      <w:bookmarkStart w:id="23" w:name="_Toc228890776"/>
       <w:r>
         <w:rPr>
           <w:lang w:val="en-US"/>
         </w:rPr>
+        <w:lastRenderedPageBreak/>
         <w:t>Troubleshooting and Debugging</w:t>
       </w:r>
       <w:bookmarkEnd w:id="23"/>
@@ -4902,7 +5310,7 @@
           <w:lang w:val="en-US"/>
         </w:rPr>
       </w:pPr>
-      <w:bookmarkStart w:id="24" w:name="_Toc228386274"/>
+      <w:bookmarkStart w:id="24" w:name="_Toc228890777"/>
       <w:r>
         <w:rPr>
           <w:lang w:val="en-US"/>
@@ -5198,7 +5606,7 @@
           <w:lang w:val="en-US"/>
         </w:rPr>
       </w:pPr>
-      <w:bookmarkStart w:id="25" w:name="_Toc228386275"/>
+      <w:bookmarkStart w:id="25" w:name="_Toc228890778"/>
       <w:r>
         <w:rPr>
           <w:lang w:val="en-US"/>
@@ -5281,38 +5689,13 @@
     </w:p>
     <w:p>
       <w:pPr>
-        <w:ind w:left="360"/>
-        <w:rPr>
-          <w:lang w:val="en-US"/>
-        </w:rPr>
-      </w:pPr>
-    </w:p>
-    <w:p>
-      <w:pPr>
-        <w:ind w:left="360"/>
-        <w:rPr>
-          <w:lang w:val="en-US"/>
-        </w:rPr>
-      </w:pPr>
-      <w:r>
-        <w:rPr>
-          <w:b/>
-          <w:bCs/>
-          <w:highlight w:val="yellow"/>
-          <w:lang w:val="en-US"/>
-        </w:rPr>
-        <w:t>BOOKMARK: ADD REAL DEBUG CASES</w:t>
-      </w:r>
-    </w:p>
-    <w:p>
-      <w:pPr>
         <w:pStyle w:val="Heading1"/>
         <w:spacing w:before="240" w:after="120"/>
         <w:rPr>
           <w:lang w:val="en-US"/>
         </w:rPr>
       </w:pPr>
-      <w:bookmarkStart w:id="26" w:name="_Toc228386276"/>
+      <w:bookmarkStart w:id="26" w:name="_Toc228890779"/>
       <w:r>
         <w:rPr>
           <w:lang w:val="en-US"/>
@@ -5522,7 +5905,7 @@
           <w:lang w:val="en-US"/>
         </w:rPr>
       </w:pPr>
-      <w:bookmarkStart w:id="27" w:name="_Toc228386277"/>
+      <w:bookmarkStart w:id="27" w:name="_Toc228890780"/>
       <w:r>
         <w:rPr>
           <w:lang w:val="en-US"/>
@@ -5609,27 +5992,31 @@
         <w:spacing w:before="240" w:after="120"/>
       </w:pPr>
       <w:bookmarkStart w:id="28" w:name="_Toc228384448"/>
+      <w:bookmarkStart w:id="29" w:name="_Toc228890781"/>
       <w:r>
         <w:t>Document Management</w:t>
       </w:r>
       <w:bookmarkEnd w:id="28"/>
+      <w:bookmarkEnd w:id="29"/>
     </w:p>
     <w:p>
       <w:pPr>
         <w:pStyle w:val="Heading2"/>
       </w:pPr>
-      <w:bookmarkStart w:id="29" w:name="_Toc273437093"/>
-      <w:bookmarkStart w:id="30" w:name="_Toc228384449"/>
+      <w:bookmarkStart w:id="30" w:name="_Toc273437093"/>
+      <w:bookmarkStart w:id="31" w:name="_Toc228384449"/>
+      <w:bookmarkStart w:id="32" w:name="_Toc228890782"/>
       <w:r>
         <w:t>Contributors</w:t>
       </w:r>
-      <w:bookmarkEnd w:id="29"/>
       <w:bookmarkEnd w:id="30"/>
+      <w:bookmarkEnd w:id="31"/>
+      <w:bookmarkEnd w:id="32"/>
     </w:p>
     <w:p/>
     <w:tbl>
       <w:tblPr>
-        <w:tblW w:w="8568" w:type="dxa"/>
+        <w:tblW w:w="8545" w:type="dxa"/>
         <w:tblBorders>
           <w:top w:val="single" w:sz="4" w:space="0" w:color="auto"/>
           <w:left w:val="single" w:sz="4" w:space="0" w:color="auto"/>
@@ -5642,8 +6029,7 @@
       </w:tblPr>
       <w:tblGrid>
         <w:gridCol w:w="2808"/>
-        <w:gridCol w:w="1620"/>
-        <w:gridCol w:w="4140"/>
+        <w:gridCol w:w="5737"/>
       </w:tblGrid>
       <w:tr>
         <w:tc>
@@ -5669,29 +6055,7 @@
         </w:tc>
         <w:tc>
           <w:tcPr>
-            <w:tcW w:w="1620" w:type="dxa"/>
-            <w:shd w:val="pct12" w:color="auto" w:fill="FFFFFF"/>
-          </w:tcPr>
-          <w:p>
-            <w:pPr>
-              <w:pStyle w:val="Header"/>
-              <w:rPr>
-                <w:b/>
-                <w:bCs/>
-              </w:rPr>
-            </w:pPr>
-            <w:r>
-              <w:rPr>
-                <w:b/>
-                <w:bCs/>
-              </w:rPr>
-              <w:t>Unit</w:t>
-            </w:r>
-          </w:p>
-        </w:tc>
-        <w:tc>
-          <w:tcPr>
-            <w:tcW w:w="4140" w:type="dxa"/>
+            <w:tcW w:w="5737" w:type="dxa"/>
             <w:shd w:val="pct12" w:color="auto" w:fill="FFFFFF"/>
           </w:tcPr>
           <w:p>
@@ -5715,57 +6079,6 @@
         <w:tc>
           <w:tcPr>
             <w:tcW w:w="2808" w:type="dxa"/>
-            <w:shd w:val="clear" w:color="auto" w:fill="FFFFFF"/>
-          </w:tcPr>
-          <w:p>
-            <w:r>
-              <w:t>Production Management Support Coordinator</w:t>
-            </w:r>
-          </w:p>
-        </w:tc>
-        <w:tc>
-          <w:tcPr>
-            <w:tcW w:w="1620" w:type="dxa"/>
-            <w:shd w:val="clear" w:color="auto" w:fill="FFFFFF"/>
-          </w:tcPr>
-          <w:p/>
-        </w:tc>
-        <w:tc>
-          <w:tcPr>
-            <w:tcW w:w="4140" w:type="dxa"/>
-            <w:shd w:val="clear" w:color="auto" w:fill="FFFFFF"/>
-          </w:tcPr>
-          <w:p/>
-        </w:tc>
-      </w:tr>
-      <w:tr>
-        <w:tc>
-          <w:tcPr>
-            <w:tcW w:w="2808" w:type="dxa"/>
-          </w:tcPr>
-          <w:p>
-            <w:r>
-              <w:t xml:space="preserve">Systems Analyst Designer </w:t>
-            </w:r>
-          </w:p>
-        </w:tc>
-        <w:tc>
-          <w:tcPr>
-            <w:tcW w:w="1620" w:type="dxa"/>
-          </w:tcPr>
-          <w:p/>
-        </w:tc>
-        <w:tc>
-          <w:tcPr>
-            <w:tcW w:w="4140" w:type="dxa"/>
-          </w:tcPr>
-          <w:p/>
-        </w:tc>
-      </w:tr>
-      <w:tr>
-        <w:tc>
-          <w:tcPr>
-            <w:tcW w:w="2808" w:type="dxa"/>
           </w:tcPr>
           <w:p>
             <w:r>
@@ -5775,15 +6088,13 @@
         </w:tc>
         <w:tc>
           <w:tcPr>
-            <w:tcW w:w="1620" w:type="dxa"/>
+            <w:tcW w:w="5737" w:type="dxa"/>
           </w:tcPr>
-          <w:p/>
-        </w:tc>
-        <w:tc>
-          <w:tcPr>
-            <w:tcW w:w="4140" w:type="dxa"/>
-          </w:tcPr>
-          <w:p/>
+          <w:p>
+            <w:r>
+              <w:t>Nick Pokusa</w:t>
+            </w:r>
+          </w:p>
         </w:tc>
       </w:tr>
       <w:tr>
@@ -5800,41 +6111,14 @@
         </w:tc>
         <w:tc>
           <w:tcPr>
-            <w:tcW w:w="1620" w:type="dxa"/>
+            <w:tcW w:w="5737" w:type="dxa"/>
             <w:shd w:val="clear" w:color="auto" w:fill="FFFFFF"/>
-          </w:tcPr>
-          <w:p/>
-        </w:tc>
-        <w:tc>
-          <w:tcPr>
-            <w:tcW w:w="4140" w:type="dxa"/>
-            <w:shd w:val="clear" w:color="auto" w:fill="FFFFFF"/>
-          </w:tcPr>
-          <w:p/>
-        </w:tc>
-      </w:tr>
-      <w:tr>
-        <w:tc>
-          <w:tcPr>
-            <w:tcW w:w="2808" w:type="dxa"/>
           </w:tcPr>
           <w:p>
             <w:r>
-              <w:t>Project Sponsor</w:t>
+              <w:t>Jessica Coffel</w:t>
             </w:r>
           </w:p>
-        </w:tc>
-        <w:tc>
-          <w:tcPr>
-            <w:tcW w:w="1620" w:type="dxa"/>
-          </w:tcPr>
-          <w:p/>
-        </w:tc>
-        <w:tc>
-          <w:tcPr>
-            <w:tcW w:w="4140" w:type="dxa"/>
-          </w:tcPr>
-          <w:p/>
         </w:tc>
       </w:tr>
       <w:tr>
@@ -5850,55 +6134,31 @@
         </w:tc>
         <w:tc>
           <w:tcPr>
-            <w:tcW w:w="1620" w:type="dxa"/>
-          </w:tcPr>
-          <w:p/>
-        </w:tc>
-        <w:tc>
-          <w:tcPr>
-            <w:tcW w:w="4140" w:type="dxa"/>
-          </w:tcPr>
-          <w:p/>
-        </w:tc>
-      </w:tr>
-      <w:tr>
-        <w:tc>
-          <w:tcPr>
-            <w:tcW w:w="2808" w:type="dxa"/>
+            <w:tcW w:w="5737" w:type="dxa"/>
           </w:tcPr>
           <w:p>
             <w:r>
-              <w:t>Other document contributors</w:t>
+              <w:t>Tom DiGuido</w:t>
             </w:r>
           </w:p>
-        </w:tc>
-        <w:tc>
-          <w:tcPr>
-            <w:tcW w:w="1620" w:type="dxa"/>
-          </w:tcPr>
-          <w:p/>
-        </w:tc>
-        <w:tc>
-          <w:tcPr>
-            <w:tcW w:w="4140" w:type="dxa"/>
-          </w:tcPr>
-          <w:p/>
         </w:tc>
       </w:tr>
     </w:tbl>
     <w:p>
-      <w:bookmarkStart w:id="31" w:name="_Toc273437094"/>
-      <w:bookmarkStart w:id="32" w:name="_Toc228384450"/>
+      <w:bookmarkStart w:id="33" w:name="_Toc273437094"/>
+      <w:bookmarkStart w:id="34" w:name="_Toc228384450"/>
     </w:p>
     <w:p>
       <w:pPr>
         <w:pStyle w:val="Heading2"/>
       </w:pPr>
+      <w:bookmarkStart w:id="35" w:name="_Toc228890783"/>
       <w:r>
         <w:t>Version Control</w:t>
       </w:r>
-      <w:bookmarkEnd w:id="31"/>
-      <w:bookmarkEnd w:id="32"/>
+      <w:bookmarkEnd w:id="33"/>
+      <w:bookmarkEnd w:id="34"/>
+      <w:bookmarkEnd w:id="35"/>
     </w:p>
     <w:p/>
     <w:tbl>
@@ -5940,7 +6200,6 @@
                 <w:b/>
                 <w:bCs/>
               </w:rPr>
-              <w:lastRenderedPageBreak/>
               <w:t>Date</w:t>
             </w:r>
           </w:p>
@@ -6034,8 +6293,12 @@
         <w:tc>
           <w:tcPr>
             <w:tcW w:w="1008" w:type="dxa"/>
+            <w:vAlign w:val="center"/>
           </w:tcPr>
           <w:p>
+            <w:pPr>
+              <w:jc w:val="center"/>
+            </w:pPr>
             <w:r>
               <w:t>04/29/26</w:t>
             </w:r>
@@ -6044,8 +6307,12 @@
         <w:tc>
           <w:tcPr>
             <w:tcW w:w="967" w:type="dxa"/>
+            <w:vAlign w:val="center"/>
           </w:tcPr>
           <w:p>
+            <w:pPr>
+              <w:jc w:val="center"/>
+            </w:pPr>
             <w:r>
               <w:t>1.0</w:t>
             </w:r>
@@ -6054,8 +6321,12 @@
         <w:tc>
           <w:tcPr>
             <w:tcW w:w="1620" w:type="dxa"/>
+            <w:vAlign w:val="center"/>
           </w:tcPr>
           <w:p>
+            <w:pPr>
+              <w:jc w:val="center"/>
+            </w:pPr>
             <w:r>
               <w:t>Tom DiGuido</w:t>
             </w:r>
@@ -6064,8 +6335,12 @@
         <w:tc>
           <w:tcPr>
             <w:tcW w:w="1890" w:type="dxa"/>
+            <w:vAlign w:val="center"/>
           </w:tcPr>
           <w:p>
+            <w:pPr>
+              <w:jc w:val="center"/>
+            </w:pPr>
             <w:r>
               <w:t>All</w:t>
             </w:r>
@@ -6074,8 +6349,12 @@
         <w:tc>
           <w:tcPr>
             <w:tcW w:w="3037" w:type="dxa"/>
+            <w:vAlign w:val="center"/>
           </w:tcPr>
           <w:p>
+            <w:pPr>
+              <w:jc w:val="center"/>
+            </w:pPr>
             <w:r>
               <w:t>Initial draft</w:t>
             </w:r>
@@ -6086,128 +6365,72 @@
         <w:tc>
           <w:tcPr>
             <w:tcW w:w="1008" w:type="dxa"/>
+            <w:vAlign w:val="center"/>
           </w:tcPr>
-          <w:p/>
+          <w:p>
+            <w:pPr>
+              <w:jc w:val="center"/>
+            </w:pPr>
+            <w:r>
+              <w:t>5/45/26</w:t>
+            </w:r>
+          </w:p>
         </w:tc>
         <w:tc>
           <w:tcPr>
             <w:tcW w:w="967" w:type="dxa"/>
+            <w:vAlign w:val="center"/>
           </w:tcPr>
-          <w:p/>
+          <w:p>
+            <w:pPr>
+              <w:jc w:val="center"/>
+            </w:pPr>
+            <w:r>
+              <w:t>1.1</w:t>
+            </w:r>
+          </w:p>
         </w:tc>
         <w:tc>
           <w:tcPr>
             <w:tcW w:w="1620" w:type="dxa"/>
+            <w:vAlign w:val="center"/>
           </w:tcPr>
-          <w:p/>
+          <w:p>
+            <w:pPr>
+              <w:jc w:val="center"/>
+            </w:pPr>
+            <w:r>
+              <w:t>Tom DiGuido</w:t>
+            </w:r>
+          </w:p>
         </w:tc>
         <w:tc>
           <w:tcPr>
             <w:tcW w:w="1890" w:type="dxa"/>
+            <w:vAlign w:val="center"/>
           </w:tcPr>
-          <w:p/>
+          <w:p>
+            <w:pPr>
+              <w:jc w:val="center"/>
+            </w:pPr>
+            <w:r>
+              <w:t>All</w:t>
+            </w:r>
+          </w:p>
         </w:tc>
         <w:tc>
           <w:tcPr>
             <w:tcW w:w="3037" w:type="dxa"/>
+            <w:vAlign w:val="center"/>
           </w:tcPr>
-          <w:p/>
-        </w:tc>
-      </w:tr>
-      <w:tr>
-        <w:tc>
-          <w:tcPr>
-            <w:tcW w:w="1008" w:type="dxa"/>
-          </w:tcPr>
-          <w:p/>
-        </w:tc>
-        <w:tc>
-          <w:tcPr>
-            <w:tcW w:w="967" w:type="dxa"/>
-          </w:tcPr>
-          <w:p/>
-        </w:tc>
-        <w:tc>
-          <w:tcPr>
-            <w:tcW w:w="1620" w:type="dxa"/>
-          </w:tcPr>
-          <w:p/>
-        </w:tc>
-        <w:tc>
-          <w:tcPr>
-            <w:tcW w:w="1890" w:type="dxa"/>
-          </w:tcPr>
-          <w:p/>
-        </w:tc>
-        <w:tc>
-          <w:tcPr>
-            <w:tcW w:w="3037" w:type="dxa"/>
-          </w:tcPr>
-          <w:p/>
-        </w:tc>
-      </w:tr>
-      <w:tr>
-        <w:tc>
-          <w:tcPr>
-            <w:tcW w:w="1008" w:type="dxa"/>
-          </w:tcPr>
-          <w:p/>
-        </w:tc>
-        <w:tc>
-          <w:tcPr>
-            <w:tcW w:w="967" w:type="dxa"/>
-          </w:tcPr>
-          <w:p/>
-        </w:tc>
-        <w:tc>
-          <w:tcPr>
-            <w:tcW w:w="1620" w:type="dxa"/>
-          </w:tcPr>
-          <w:p/>
-        </w:tc>
-        <w:tc>
-          <w:tcPr>
-            <w:tcW w:w="1890" w:type="dxa"/>
-          </w:tcPr>
-          <w:p/>
-        </w:tc>
-        <w:tc>
-          <w:tcPr>
-            <w:tcW w:w="3037" w:type="dxa"/>
-          </w:tcPr>
-          <w:p/>
-        </w:tc>
-      </w:tr>
-      <w:tr>
-        <w:tc>
-          <w:tcPr>
-            <w:tcW w:w="1008" w:type="dxa"/>
-          </w:tcPr>
-          <w:p/>
-        </w:tc>
-        <w:tc>
-          <w:tcPr>
-            <w:tcW w:w="967" w:type="dxa"/>
-          </w:tcPr>
-          <w:p/>
-        </w:tc>
-        <w:tc>
-          <w:tcPr>
-            <w:tcW w:w="1620" w:type="dxa"/>
-          </w:tcPr>
-          <w:p/>
-        </w:tc>
-        <w:tc>
-          <w:tcPr>
-            <w:tcW w:w="1890" w:type="dxa"/>
-          </w:tcPr>
-          <w:p/>
-        </w:tc>
-        <w:tc>
-          <w:tcPr>
-            <w:tcW w:w="3037" w:type="dxa"/>
-          </w:tcPr>
-          <w:p/>
+          <w:p>
+            <w:pPr>
+              <w:jc w:val="center"/>
+            </w:pPr>
+            <w:r>
+              <w:t>Edits and inserted images and diagrams.</w:t>
+            </w:r>
+          </w:p>
         </w:tc>
       </w:tr>
       <w:tr>
@@ -6310,8 +6533,8 @@
     <w:p/>
     <w:p/>
     <w:sectPr>
-      <w:headerReference w:type="default" r:id="rId7"/>
-      <w:footerReference w:type="default" r:id="rId8"/>
+      <w:headerReference w:type="default" r:id="rId11"/>
+      <w:footerReference w:type="default" r:id="rId12"/>
       <w:pgSz w:w="11906" w:h="16838"/>
       <w:pgMar w:top="1134" w:right="1418" w:bottom="1134" w:left="1418" w:header="709" w:footer="709" w:gutter="0"/>
       <w:cols w:space="708"/>
@@ -14973,7 +15196,7 @@
         <w:rFonts w:ascii="Symbol" w:hAnsi="Symbol" w:hint="default"/>
       </w:rPr>
     </w:lvl>
-    <w:lvl w:ilvl="1" w:tplc="04090003" w:tentative="1">
+    <w:lvl w:ilvl="1" w:tplc="04090003">
       <w:start w:val="1"/>
       <w:numFmt w:val="bullet"/>
       <w:lvlText w:val="o"/>
@@ -18220,7 +18443,6 @@
   <w:style w:type="character" w:default="1" w:styleId="DefaultParagraphFont">
     <w:name w:val="Default Paragraph Font"/>
     <w:uiPriority w:val="1"/>
-    <w:semiHidden/>
     <w:unhideWhenUsed/>
   </w:style>
   <w:style w:type="table" w:default="1" w:styleId="TableNormal">
@@ -18250,13 +18472,13 @@
     <w:next w:val="Normal"/>
     <w:autoRedefine/>
     <w:semiHidden/>
-    <w:rsid w:val="002D0B56"/>
+    <w:rsid w:val="00995F5B"/>
     <w:pPr>
       <w:tabs>
         <w:tab w:val="left" w:pos="480"/>
         <w:tab w:val="right" w:leader="dot" w:pos="8280"/>
       </w:tabs>
-      <w:spacing w:before="360"/>
+      <w:spacing w:before="240"/>
     </w:pPr>
     <w:rPr>
       <w:rFonts w:ascii="Arial" w:hAnsi="Arial"/>
@@ -18678,6 +18900,18 @@
       <w:lang w:val="en-GB"/>
     </w:rPr>
   </w:style>
+  <w:style w:type="character" w:styleId="UnresolvedMention">
+    <w:name w:val="Unresolved Mention"/>
+    <w:basedOn w:val="DefaultParagraphFont"/>
+    <w:uiPriority w:val="99"/>
+    <w:semiHidden/>
+    <w:unhideWhenUsed/>
+    <w:rsid w:val="00B57F93"/>
+    <w:rPr>
+      <w:color w:val="605E5C"/>
+      <w:shd w:val="clear" w:color="auto" w:fill="E1DFDD"/>
+    </w:rPr>
+  </w:style>
 </w:styles>
 </file>
 
@@ -18994,4 +19228,16 @@
     </a:ext>
   </a:extLst>
 </a:theme>
+</file>
+
+<file path=customXml/item1.xml><?xml version="1.0" encoding="utf-8"?>
+<b:Sources xmlns:b="http://schemas.openxmlformats.org/officeDocument/2006/bibliography" xmlns="http://schemas.openxmlformats.org/officeDocument/2006/bibliography" SelectedStyle="\APASixthEditionOfficeOnline.xsl" StyleName="APA" Version="6"/>
+</file>
+
+<file path=customXml/itemProps1.xml><?xml version="1.0" encoding="utf-8"?>
+<ds:datastoreItem xmlns:ds="http://schemas.openxmlformats.org/officeDocument/2006/customXml" ds:itemID="{77D908A7-30B7-45AC-BA2F-44391ADE4737}">
+  <ds:schemaRefs>
+    <ds:schemaRef ds:uri="http://schemas.openxmlformats.org/officeDocument/2006/bibliography"/>
+  </ds:schemaRefs>
+</ds:datastoreItem>
 </file>
--- a/Insomniac_Technical_Support_Document.docx
+++ b/Insomniac_Technical_Support_Document.docx
@@ -1456,7 +1456,16 @@
             <w:noProof/>
             <w:lang w:val="en-US"/>
           </w:rPr>
-          <w:t>Software Architecture</w:t>
+          <w:t xml:space="preserve">Software </w:t>
+        </w:r>
+        <w:r>
+          <w:rPr>
+            <w:rStyle w:val="Hyperlink"/>
+            <w:rFonts w:ascii="Times New Roman" w:hAnsi="Times New Roman"/>
+            <w:noProof/>
+            <w:lang w:val="en-US"/>
+          </w:rPr>
+          <w:t>Architecture</w:t>
         </w:r>
         <w:r>
           <w:rPr>
@@ -3609,6 +3618,7 @@
       </w:pPr>
       <w:r>
         <w:rPr>
+          <w:noProof/>
           <w:lang w:val="en-US"/>
         </w:rPr>
         <w:drawing>
@@ -4237,6 +4247,7 @@
       </w:pPr>
       <w:r>
         <w:rPr>
+          <w:noProof/>
           <w:lang w:val="en-US"/>
         </w:rPr>
         <w:drawing>
@@ -5009,6 +5020,7 @@
       </w:r>
       <w:r>
         <w:rPr>
+          <w:noProof/>
           <w:lang w:val="en-US"/>
         </w:rPr>
         <w:drawing>
@@ -6750,7 +6762,10 @@
             <w:t xml:space="preserve">Version: </w:t>
           </w:r>
           <w:r>
-            <w:t>1.0</w:t>
+            <w:t>1.</w:t>
+          </w:r>
+          <w:r>
+            <w:t>1</w:t>
           </w:r>
         </w:p>
       </w:tc>
@@ -18443,6 +18458,7 @@
   <w:style w:type="character" w:default="1" w:styleId="DefaultParagraphFont">
     <w:name w:val="Default Paragraph Font"/>
     <w:uiPriority w:val="1"/>
+    <w:semiHidden/>
     <w:unhideWhenUsed/>
   </w:style>
   <w:style w:type="table" w:default="1" w:styleId="TableNormal">

--- a/Insomniac_Technical_Support_Document.docx
+++ b/Insomniac_Technical_Support_Document.docx
@@ -280,29 +280,32 @@
       </w:pPr>
       <w:r>
         <w:rPr>
-          <w:rFonts w:ascii="Times New Roman" w:hAnsi="Times New Roman"/>
+          <w:b w:val="0"/>
+          <w:bCs w:val="0"/>
+          <w:caps w:val="0"/>
           <w:sz w:val="24"/>
-          <w:szCs w:val="24"/>
         </w:rPr>
         <w:fldChar w:fldCharType="begin"/>
       </w:r>
       <w:r>
         <w:rPr>
-          <w:rFonts w:ascii="Times New Roman" w:hAnsi="Times New Roman"/>
+          <w:b w:val="0"/>
+          <w:bCs w:val="0"/>
+          <w:caps w:val="0"/>
           <w:sz w:val="24"/>
-          <w:szCs w:val="24"/>
-        </w:rPr>
-        <w:instrText xml:space="preserve"> TOC \o "1-2" \h \z </w:instrText>
-      </w:r>
-      <w:r>
-        <w:rPr>
-          <w:rFonts w:ascii="Times New Roman" w:hAnsi="Times New Roman"/>
+        </w:rPr>
+        <w:instrText xml:space="preserve"> TOC \o "1-3" \h \z \u </w:instrText>
+      </w:r>
+      <w:r>
+        <w:rPr>
+          <w:b w:val="0"/>
+          <w:bCs w:val="0"/>
+          <w:caps w:val="0"/>
           <w:sz w:val="24"/>
-          <w:szCs w:val="24"/>
         </w:rPr>
         <w:fldChar w:fldCharType="separate"/>
       </w:r>
-      <w:hyperlink w:anchor="_Toc228890753" w:history="1">
+      <w:hyperlink w:anchor="_Toc228903405" w:history="1">
         <w:r>
           <w:rPr>
             <w:rStyle w:val="Hyperlink"/>
@@ -353,7 +356,7 @@
             <w:noProof/>
             <w:webHidden/>
           </w:rPr>
-          <w:instrText xml:space="preserve"> PAGEREF _Toc228890753 \h </w:instrText>
+          <w:instrText xml:space="preserve"> PAGEREF _Toc228903405 \h </w:instrText>
         </w:r>
         <w:r>
           <w:rPr>
@@ -373,7 +376,7 @@
             <w:noProof/>
             <w:webHidden/>
           </w:rPr>
-          <w:t>3</w:t>
+          <w:t>4</w:t>
         </w:r>
         <w:r>
           <w:rPr>
@@ -397,7 +400,7 @@
           <w14:ligatures w14:val="standardContextual"/>
         </w:rPr>
       </w:pPr>
-      <w:hyperlink w:anchor="_Toc228890754" w:history="1">
+      <w:hyperlink w:anchor="_Toc228903406" w:history="1">
         <w:r>
           <w:rPr>
             <w:rStyle w:val="Hyperlink"/>
@@ -440,7 +443,7 @@
           <w:rPr>
             <w:webHidden/>
           </w:rPr>
-          <w:instrText xml:space="preserve"> PAGEREF _Toc228890754 \h </w:instrText>
+          <w:instrText xml:space="preserve"> PAGEREF _Toc228903406 \h </w:instrText>
         </w:r>
         <w:r>
           <w:rPr>
@@ -457,7 +460,7 @@
           <w:rPr>
             <w:webHidden/>
           </w:rPr>
-          <w:t>3</w:t>
+          <w:t>4</w:t>
         </w:r>
         <w:r>
           <w:rPr>
@@ -480,7 +483,7 @@
           <w14:ligatures w14:val="standardContextual"/>
         </w:rPr>
       </w:pPr>
-      <w:hyperlink w:anchor="_Toc228890755" w:history="1">
+      <w:hyperlink w:anchor="_Toc228903407" w:history="1">
         <w:r>
           <w:rPr>
             <w:rStyle w:val="Hyperlink"/>
@@ -523,7 +526,7 @@
           <w:rPr>
             <w:webHidden/>
           </w:rPr>
-          <w:instrText xml:space="preserve"> PAGEREF _Toc228890755 \h </w:instrText>
+          <w:instrText xml:space="preserve"> PAGEREF _Toc228903407 \h </w:instrText>
         </w:r>
         <w:r>
           <w:rPr>
@@ -540,7 +543,7 @@
           <w:rPr>
             <w:webHidden/>
           </w:rPr>
-          <w:t>3</w:t>
+          <w:t>4</w:t>
         </w:r>
         <w:r>
           <w:rPr>
@@ -563,7 +566,7 @@
           <w14:ligatures w14:val="standardContextual"/>
         </w:rPr>
       </w:pPr>
-      <w:hyperlink w:anchor="_Toc228890756" w:history="1">
+      <w:hyperlink w:anchor="_Toc228903408" w:history="1">
         <w:r>
           <w:rPr>
             <w:rStyle w:val="Hyperlink"/>
@@ -606,7 +609,7 @@
           <w:rPr>
             <w:webHidden/>
           </w:rPr>
-          <w:instrText xml:space="preserve"> PAGEREF _Toc228890756 \h </w:instrText>
+          <w:instrText xml:space="preserve"> PAGEREF _Toc228903408 \h </w:instrText>
         </w:r>
         <w:r>
           <w:rPr>
@@ -623,7 +626,7 @@
           <w:rPr>
             <w:webHidden/>
           </w:rPr>
-          <w:t>3</w:t>
+          <w:t>4</w:t>
         </w:r>
         <w:r>
           <w:rPr>
@@ -649,7 +652,7 @@
           <w14:ligatures w14:val="standardContextual"/>
         </w:rPr>
       </w:pPr>
-      <w:hyperlink w:anchor="_Toc228890757" w:history="1">
+      <w:hyperlink w:anchor="_Toc228903409" w:history="1">
         <w:r>
           <w:rPr>
             <w:rStyle w:val="Hyperlink"/>
@@ -700,7 +703,7 @@
             <w:noProof/>
             <w:webHidden/>
           </w:rPr>
-          <w:instrText xml:space="preserve"> PAGEREF _Toc228890757 \h </w:instrText>
+          <w:instrText xml:space="preserve"> PAGEREF _Toc228903409 \h </w:instrText>
         </w:r>
         <w:r>
           <w:rPr>
@@ -720,7 +723,7 @@
             <w:noProof/>
             <w:webHidden/>
           </w:rPr>
-          <w:t>3</w:t>
+          <w:t>4</w:t>
         </w:r>
         <w:r>
           <w:rPr>
@@ -744,7 +747,7 @@
           <w14:ligatures w14:val="standardContextual"/>
         </w:rPr>
       </w:pPr>
-      <w:hyperlink w:anchor="_Toc228890758" w:history="1">
+      <w:hyperlink w:anchor="_Toc228903410" w:history="1">
         <w:r>
           <w:rPr>
             <w:rStyle w:val="Hyperlink"/>
@@ -787,7 +790,7 @@
           <w:rPr>
             <w:webHidden/>
           </w:rPr>
-          <w:instrText xml:space="preserve"> PAGEREF _Toc228890758 \h </w:instrText>
+          <w:instrText xml:space="preserve"> PAGEREF _Toc228903410 \h </w:instrText>
         </w:r>
         <w:r>
           <w:rPr>
@@ -804,7 +807,7 @@
           <w:rPr>
             <w:webHidden/>
           </w:rPr>
-          <w:t>3</w:t>
+          <w:t>4</w:t>
         </w:r>
         <w:r>
           <w:rPr>
@@ -827,7 +830,7 @@
           <w14:ligatures w14:val="standardContextual"/>
         </w:rPr>
       </w:pPr>
-      <w:hyperlink w:anchor="_Toc228890759" w:history="1">
+      <w:hyperlink w:anchor="_Toc228903411" w:history="1">
         <w:r>
           <w:rPr>
             <w:rStyle w:val="Hyperlink"/>
@@ -870,7 +873,7 @@
           <w:rPr>
             <w:webHidden/>
           </w:rPr>
-          <w:instrText xml:space="preserve"> PAGEREF _Toc228890759 \h </w:instrText>
+          <w:instrText xml:space="preserve"> PAGEREF _Toc228903411 \h </w:instrText>
         </w:r>
         <w:r>
           <w:rPr>
@@ -887,7 +890,7 @@
           <w:rPr>
             <w:webHidden/>
           </w:rPr>
-          <w:t>3</w:t>
+          <w:t>5</w:t>
         </w:r>
         <w:r>
           <w:rPr>
@@ -910,7 +913,7 @@
           <w14:ligatures w14:val="standardContextual"/>
         </w:rPr>
       </w:pPr>
-      <w:hyperlink w:anchor="_Toc228890760" w:history="1">
+      <w:hyperlink w:anchor="_Toc228903412" w:history="1">
         <w:r>
           <w:rPr>
             <w:rStyle w:val="Hyperlink"/>
@@ -953,7 +956,7 @@
           <w:rPr>
             <w:webHidden/>
           </w:rPr>
-          <w:instrText xml:space="preserve"> PAGEREF _Toc228890760 \h </w:instrText>
+          <w:instrText xml:space="preserve"> PAGEREF _Toc228903412 \h </w:instrText>
         </w:r>
         <w:r>
           <w:rPr>
@@ -970,7 +973,7 @@
           <w:rPr>
             <w:webHidden/>
           </w:rPr>
-          <w:t>4</w:t>
+          <w:t>5</w:t>
         </w:r>
         <w:r>
           <w:rPr>
@@ -993,7 +996,7 @@
           <w14:ligatures w14:val="standardContextual"/>
         </w:rPr>
       </w:pPr>
-      <w:hyperlink w:anchor="_Toc228890761" w:history="1">
+      <w:hyperlink w:anchor="_Toc228903413" w:history="1">
         <w:r>
           <w:rPr>
             <w:rStyle w:val="Hyperlink"/>
@@ -1036,7 +1039,7 @@
           <w:rPr>
             <w:webHidden/>
           </w:rPr>
-          <w:instrText xml:space="preserve"> PAGEREF _Toc228890761 \h </w:instrText>
+          <w:instrText xml:space="preserve"> PAGEREF _Toc228903413 \h </w:instrText>
         </w:r>
         <w:r>
           <w:rPr>
@@ -1053,7 +1056,7 @@
           <w:rPr>
             <w:webHidden/>
           </w:rPr>
-          <w:t>4</w:t>
+          <w:t>5</w:t>
         </w:r>
         <w:r>
           <w:rPr>
@@ -1076,7 +1079,7 @@
           <w14:ligatures w14:val="standardContextual"/>
         </w:rPr>
       </w:pPr>
-      <w:hyperlink w:anchor="_Toc228890762" w:history="1">
+      <w:hyperlink w:anchor="_Toc228903414" w:history="1">
         <w:r>
           <w:rPr>
             <w:rStyle w:val="Hyperlink"/>
@@ -1119,7 +1122,7 @@
           <w:rPr>
             <w:webHidden/>
           </w:rPr>
-          <w:instrText xml:space="preserve"> PAGEREF _Toc228890762 \h </w:instrText>
+          <w:instrText xml:space="preserve"> PAGEREF _Toc228903414 \h </w:instrText>
         </w:r>
         <w:r>
           <w:rPr>
@@ -1136,7 +1139,7 @@
           <w:rPr>
             <w:webHidden/>
           </w:rPr>
-          <w:t>4</w:t>
+          <w:t>5</w:t>
         </w:r>
         <w:r>
           <w:rPr>
@@ -1162,7 +1165,7 @@
           <w14:ligatures w14:val="standardContextual"/>
         </w:rPr>
       </w:pPr>
-      <w:hyperlink w:anchor="_Toc228890763" w:history="1">
+      <w:hyperlink w:anchor="_Toc228903415" w:history="1">
         <w:r>
           <w:rPr>
             <w:rStyle w:val="Hyperlink"/>
@@ -1213,7 +1216,7 @@
             <w:noProof/>
             <w:webHidden/>
           </w:rPr>
-          <w:instrText xml:space="preserve"> PAGEREF _Toc228890763 \h </w:instrText>
+          <w:instrText xml:space="preserve"> PAGEREF _Toc228903415 \h </w:instrText>
         </w:r>
         <w:r>
           <w:rPr>
@@ -1233,7 +1236,7 @@
             <w:noProof/>
             <w:webHidden/>
           </w:rPr>
-          <w:t>5</w:t>
+          <w:t>6</w:t>
         </w:r>
         <w:r>
           <w:rPr>
@@ -1257,7 +1260,7 @@
           <w14:ligatures w14:val="standardContextual"/>
         </w:rPr>
       </w:pPr>
-      <w:hyperlink w:anchor="_Toc228890764" w:history="1">
+      <w:hyperlink w:anchor="_Toc228903416" w:history="1">
         <w:r>
           <w:rPr>
             <w:rStyle w:val="Hyperlink"/>
@@ -1300,7 +1303,7 @@
           <w:rPr>
             <w:webHidden/>
           </w:rPr>
-          <w:instrText xml:space="preserve"> PAGEREF _Toc228890764 \h </w:instrText>
+          <w:instrText xml:space="preserve"> PAGEREF _Toc228903416 \h </w:instrText>
         </w:r>
         <w:r>
           <w:rPr>
@@ -1317,7 +1320,7 @@
           <w:rPr>
             <w:webHidden/>
           </w:rPr>
-          <w:t>5</w:t>
+          <w:t>6</w:t>
         </w:r>
         <w:r>
           <w:rPr>
@@ -1340,7 +1343,7 @@
           <w14:ligatures w14:val="standardContextual"/>
         </w:rPr>
       </w:pPr>
-      <w:hyperlink w:anchor="_Toc228890765" w:history="1">
+      <w:hyperlink w:anchor="_Toc228903417" w:history="1">
         <w:r>
           <w:rPr>
             <w:rStyle w:val="Hyperlink"/>
@@ -1383,7 +1386,7 @@
           <w:rPr>
             <w:webHidden/>
           </w:rPr>
-          <w:instrText xml:space="preserve"> PAGEREF _Toc228890765 \h </w:instrText>
+          <w:instrText xml:space="preserve"> PAGEREF _Toc228903417 \h </w:instrText>
         </w:r>
         <w:r>
           <w:rPr>
@@ -1400,7 +1403,7 @@
           <w:rPr>
             <w:webHidden/>
           </w:rPr>
-          <w:t>5</w:t>
+          <w:t>6</w:t>
         </w:r>
         <w:r>
           <w:rPr>
@@ -1426,7 +1429,7 @@
           <w14:ligatures w14:val="standardContextual"/>
         </w:rPr>
       </w:pPr>
-      <w:hyperlink w:anchor="_Toc228890766" w:history="1">
+      <w:hyperlink w:anchor="_Toc228903418" w:history="1">
         <w:r>
           <w:rPr>
             <w:rStyle w:val="Hyperlink"/>
@@ -1456,57 +1459,48 @@
             <w:noProof/>
             <w:lang w:val="en-US"/>
           </w:rPr>
-          <w:t xml:space="preserve">Software </w:t>
-        </w:r>
-        <w:r>
-          <w:rPr>
-            <w:rStyle w:val="Hyperlink"/>
-            <w:rFonts w:ascii="Times New Roman" w:hAnsi="Times New Roman"/>
+          <w:t>Software Architecture</w:t>
+        </w:r>
+        <w:r>
+          <w:rPr>
             <w:noProof/>
-            <w:lang w:val="en-US"/>
-          </w:rPr>
-          <w:t>Architecture</w:t>
+            <w:webHidden/>
+          </w:rPr>
+          <w:tab/>
         </w:r>
         <w:r>
           <w:rPr>
             <w:noProof/>
             <w:webHidden/>
           </w:rPr>
-          <w:tab/>
+          <w:fldChar w:fldCharType="begin"/>
         </w:r>
         <w:r>
           <w:rPr>
             <w:noProof/>
             <w:webHidden/>
           </w:rPr>
-          <w:fldChar w:fldCharType="begin"/>
+          <w:instrText xml:space="preserve"> PAGEREF _Toc228903418 \h </w:instrText>
         </w:r>
         <w:r>
           <w:rPr>
             <w:noProof/>
             <w:webHidden/>
           </w:rPr>
-          <w:instrText xml:space="preserve"> PAGEREF _Toc228890766 \h </w:instrText>
         </w:r>
         <w:r>
           <w:rPr>
             <w:noProof/>
             <w:webHidden/>
           </w:rPr>
+          <w:fldChar w:fldCharType="separate"/>
         </w:r>
         <w:r>
           <w:rPr>
             <w:noProof/>
             <w:webHidden/>
           </w:rPr>
-          <w:fldChar w:fldCharType="separate"/>
-        </w:r>
-        <w:r>
-          <w:rPr>
-            <w:noProof/>
-            <w:webHidden/>
-          </w:rPr>
-          <w:t>6</w:t>
+          <w:t>8</w:t>
         </w:r>
         <w:r>
           <w:rPr>
@@ -1530,7 +1524,7 @@
           <w14:ligatures w14:val="standardContextual"/>
         </w:rPr>
       </w:pPr>
-      <w:hyperlink w:anchor="_Toc228890767" w:history="1">
+      <w:hyperlink w:anchor="_Toc228903419" w:history="1">
         <w:r>
           <w:rPr>
             <w:rStyle w:val="Hyperlink"/>
@@ -1555,7 +1549,7 @@
             <w:rStyle w:val="Hyperlink"/>
             <w:lang w:val="en-US"/>
           </w:rPr>
-          <w:t>Software Architecture</w:t>
+          <w:t>Logical Architecture</w:t>
         </w:r>
         <w:r>
           <w:rPr>
@@ -1573,7 +1567,7 @@
           <w:rPr>
             <w:webHidden/>
           </w:rPr>
-          <w:instrText xml:space="preserve"> PAGEREF _Toc228890767 \h </w:instrText>
+          <w:instrText xml:space="preserve"> PAGEREF _Toc228903419 \h </w:instrText>
         </w:r>
         <w:r>
           <w:rPr>
@@ -1590,7 +1584,7 @@
           <w:rPr>
             <w:webHidden/>
           </w:rPr>
-          <w:t>6</w:t>
+          <w:t>8</w:t>
         </w:r>
         <w:r>
           <w:rPr>
@@ -1613,7 +1607,7 @@
           <w14:ligatures w14:val="standardContextual"/>
         </w:rPr>
       </w:pPr>
-      <w:hyperlink w:anchor="_Toc228890768" w:history="1">
+      <w:hyperlink w:anchor="_Toc228903420" w:history="1">
         <w:r>
           <w:rPr>
             <w:rStyle w:val="Hyperlink"/>
@@ -1656,7 +1650,7 @@
           <w:rPr>
             <w:webHidden/>
           </w:rPr>
-          <w:instrText xml:space="preserve"> PAGEREF _Toc228890768 \h </w:instrText>
+          <w:instrText xml:space="preserve"> PAGEREF _Toc228903420 \h </w:instrText>
         </w:r>
         <w:r>
           <w:rPr>
@@ -1673,7 +1667,7 @@
           <w:rPr>
             <w:webHidden/>
           </w:rPr>
-          <w:t>6</w:t>
+          <w:t>8</w:t>
         </w:r>
         <w:r>
           <w:rPr>
@@ -1699,7 +1693,7 @@
           <w14:ligatures w14:val="standardContextual"/>
         </w:rPr>
       </w:pPr>
-      <w:hyperlink w:anchor="_Toc228890769" w:history="1">
+      <w:hyperlink w:anchor="_Toc228903421" w:history="1">
         <w:r>
           <w:rPr>
             <w:rStyle w:val="Hyperlink"/>
@@ -1750,7 +1744,7 @@
             <w:noProof/>
             <w:webHidden/>
           </w:rPr>
-          <w:instrText xml:space="preserve"> PAGEREF _Toc228890769 \h </w:instrText>
+          <w:instrText xml:space="preserve"> PAGEREF _Toc228903421 \h </w:instrText>
         </w:r>
         <w:r>
           <w:rPr>
@@ -1770,7 +1764,7 @@
             <w:noProof/>
             <w:webHidden/>
           </w:rPr>
-          <w:t>6</w:t>
+          <w:t>8</w:t>
         </w:r>
         <w:r>
           <w:rPr>
@@ -1794,7 +1788,7 @@
           <w14:ligatures w14:val="standardContextual"/>
         </w:rPr>
       </w:pPr>
-      <w:hyperlink w:anchor="_Toc228890770" w:history="1">
+      <w:hyperlink w:anchor="_Toc228903422" w:history="1">
         <w:r>
           <w:rPr>
             <w:rStyle w:val="Hyperlink"/>
@@ -1837,7 +1831,7 @@
           <w:rPr>
             <w:webHidden/>
           </w:rPr>
-          <w:instrText xml:space="preserve"> PAGEREF _Toc228890770 \h </w:instrText>
+          <w:instrText xml:space="preserve"> PAGEREF _Toc228903422 \h </w:instrText>
         </w:r>
         <w:r>
           <w:rPr>
@@ -1854,7 +1848,7 @@
           <w:rPr>
             <w:webHidden/>
           </w:rPr>
-          <w:t>6</w:t>
+          <w:t>8</w:t>
         </w:r>
         <w:r>
           <w:rPr>
@@ -1877,7 +1871,7 @@
           <w14:ligatures w14:val="standardContextual"/>
         </w:rPr>
       </w:pPr>
-      <w:hyperlink w:anchor="_Toc228890771" w:history="1">
+      <w:hyperlink w:anchor="_Toc228903423" w:history="1">
         <w:r>
           <w:rPr>
             <w:rStyle w:val="Hyperlink"/>
@@ -1920,7 +1914,7 @@
           <w:rPr>
             <w:webHidden/>
           </w:rPr>
-          <w:instrText xml:space="preserve"> PAGEREF _Toc228890771 \h </w:instrText>
+          <w:instrText xml:space="preserve"> PAGEREF _Toc228903423 \h </w:instrText>
         </w:r>
         <w:r>
           <w:rPr>
@@ -1937,7 +1931,7 @@
           <w:rPr>
             <w:webHidden/>
           </w:rPr>
-          <w:t>6</w:t>
+          <w:t>9</w:t>
         </w:r>
         <w:r>
           <w:rPr>
@@ -1963,7 +1957,7 @@
           <w14:ligatures w14:val="standardContextual"/>
         </w:rPr>
       </w:pPr>
-      <w:hyperlink w:anchor="_Toc228890772" w:history="1">
+      <w:hyperlink w:anchor="_Toc228903424" w:history="1">
         <w:r>
           <w:rPr>
             <w:rStyle w:val="Hyperlink"/>
@@ -1993,7 +1987,7 @@
             <w:noProof/>
             <w:lang w:val="en-US"/>
           </w:rPr>
-          <w:t>Sequence and Flow Diagrams</w:t>
+          <w:t>Sequence and Flow Diagram</w:t>
         </w:r>
         <w:r>
           <w:rPr>
@@ -2014,7 +2008,7 @@
             <w:noProof/>
             <w:webHidden/>
           </w:rPr>
-          <w:instrText xml:space="preserve"> PAGEREF _Toc228890772 \h </w:instrText>
+          <w:instrText xml:space="preserve"> PAGEREF _Toc228903424 \h </w:instrText>
         </w:r>
         <w:r>
           <w:rPr>
@@ -2034,7 +2028,7 @@
             <w:noProof/>
             <w:webHidden/>
           </w:rPr>
-          <w:t>7</w:t>
+          <w:t>10</w:t>
         </w:r>
         <w:r>
           <w:rPr>
@@ -2061,7 +2055,7 @@
           <w14:ligatures w14:val="standardContextual"/>
         </w:rPr>
       </w:pPr>
-      <w:hyperlink w:anchor="_Toc228890773" w:history="1">
+      <w:hyperlink w:anchor="_Toc228903425" w:history="1">
         <w:r>
           <w:rPr>
             <w:rStyle w:val="Hyperlink"/>
@@ -2112,7 +2106,7 @@
             <w:noProof/>
             <w:webHidden/>
           </w:rPr>
-          <w:instrText xml:space="preserve"> PAGEREF _Toc228890773 \h </w:instrText>
+          <w:instrText xml:space="preserve"> PAGEREF _Toc228903425 \h </w:instrText>
         </w:r>
         <w:r>
           <w:rPr>
@@ -2132,7 +2126,7 @@
             <w:noProof/>
             <w:webHidden/>
           </w:rPr>
-          <w:t>7</w:t>
+          <w:t>10</w:t>
         </w:r>
         <w:r>
           <w:rPr>
@@ -2156,7 +2150,7 @@
           <w14:ligatures w14:val="standardContextual"/>
         </w:rPr>
       </w:pPr>
-      <w:hyperlink w:anchor="_Toc228890774" w:history="1">
+      <w:hyperlink w:anchor="_Toc228903426" w:history="1">
         <w:r>
           <w:rPr>
             <w:rStyle w:val="Hyperlink"/>
@@ -2199,7 +2193,7 @@
           <w:rPr>
             <w:webHidden/>
           </w:rPr>
-          <w:instrText xml:space="preserve"> PAGEREF _Toc228890774 \h </w:instrText>
+          <w:instrText xml:space="preserve"> PAGEREF _Toc228903426 \h </w:instrText>
         </w:r>
         <w:r>
           <w:rPr>
@@ -2216,7 +2210,7 @@
           <w:rPr>
             <w:webHidden/>
           </w:rPr>
-          <w:t>7</w:t>
+          <w:t>10</w:t>
         </w:r>
         <w:r>
           <w:rPr>
@@ -2239,7 +2233,7 @@
           <w14:ligatures w14:val="standardContextual"/>
         </w:rPr>
       </w:pPr>
-      <w:hyperlink w:anchor="_Toc228890775" w:history="1">
+      <w:hyperlink w:anchor="_Toc228903427" w:history="1">
         <w:r>
           <w:rPr>
             <w:rStyle w:val="Hyperlink"/>
@@ -2282,7 +2276,7 @@
           <w:rPr>
             <w:webHidden/>
           </w:rPr>
-          <w:instrText xml:space="preserve"> PAGEREF _Toc228890775 \h </w:instrText>
+          <w:instrText xml:space="preserve"> PAGEREF _Toc228903427 \h </w:instrText>
         </w:r>
         <w:r>
           <w:rPr>
@@ -2299,7 +2293,7 @@
           <w:rPr>
             <w:webHidden/>
           </w:rPr>
-          <w:t>7</w:t>
+          <w:t>10</w:t>
         </w:r>
         <w:r>
           <w:rPr>
@@ -2325,7 +2319,7 @@
           <w14:ligatures w14:val="standardContextual"/>
         </w:rPr>
       </w:pPr>
-      <w:hyperlink w:anchor="_Toc228890776" w:history="1">
+      <w:hyperlink w:anchor="_Toc228903428" w:history="1">
         <w:r>
           <w:rPr>
             <w:rStyle w:val="Hyperlink"/>
@@ -2376,7 +2370,7 @@
             <w:noProof/>
             <w:webHidden/>
           </w:rPr>
-          <w:instrText xml:space="preserve"> PAGEREF _Toc228890776 \h </w:instrText>
+          <w:instrText xml:space="preserve"> PAGEREF _Toc228903428 \h </w:instrText>
         </w:r>
         <w:r>
           <w:rPr>
@@ -2396,7 +2390,7 @@
             <w:noProof/>
             <w:webHidden/>
           </w:rPr>
-          <w:t>8</w:t>
+          <w:t>11</w:t>
         </w:r>
         <w:r>
           <w:rPr>
@@ -2420,7 +2414,7 @@
           <w14:ligatures w14:val="standardContextual"/>
         </w:rPr>
       </w:pPr>
-      <w:hyperlink w:anchor="_Toc228890777" w:history="1">
+      <w:hyperlink w:anchor="_Toc228903429" w:history="1">
         <w:r>
           <w:rPr>
             <w:rStyle w:val="Hyperlink"/>
@@ -2463,7 +2457,7 @@
           <w:rPr>
             <w:webHidden/>
           </w:rPr>
-          <w:instrText xml:space="preserve"> PAGEREF _Toc228890777 \h </w:instrText>
+          <w:instrText xml:space="preserve"> PAGEREF _Toc228903429 \h </w:instrText>
         </w:r>
         <w:r>
           <w:rPr>
@@ -2480,7 +2474,7 @@
           <w:rPr>
             <w:webHidden/>
           </w:rPr>
-          <w:t>8</w:t>
+          <w:t>11</w:t>
         </w:r>
         <w:r>
           <w:rPr>
@@ -2503,7 +2497,7 @@
           <w14:ligatures w14:val="standardContextual"/>
         </w:rPr>
       </w:pPr>
-      <w:hyperlink w:anchor="_Toc228890778" w:history="1">
+      <w:hyperlink w:anchor="_Toc228903430" w:history="1">
         <w:r>
           <w:rPr>
             <w:rStyle w:val="Hyperlink"/>
@@ -2546,7 +2540,7 @@
           <w:rPr>
             <w:webHidden/>
           </w:rPr>
-          <w:instrText xml:space="preserve"> PAGEREF _Toc228890778 \h </w:instrText>
+          <w:instrText xml:space="preserve"> PAGEREF _Toc228903430 \h </w:instrText>
         </w:r>
         <w:r>
           <w:rPr>
@@ -2563,7 +2557,7 @@
           <w:rPr>
             <w:webHidden/>
           </w:rPr>
-          <w:t>8</w:t>
+          <w:t>11</w:t>
         </w:r>
         <w:r>
           <w:rPr>
@@ -2589,7 +2583,7 @@
           <w14:ligatures w14:val="standardContextual"/>
         </w:rPr>
       </w:pPr>
-      <w:hyperlink w:anchor="_Toc228890779" w:history="1">
+      <w:hyperlink w:anchor="_Toc228903431" w:history="1">
         <w:r>
           <w:rPr>
             <w:rStyle w:val="Hyperlink"/>
@@ -2640,7 +2634,7 @@
             <w:noProof/>
             <w:webHidden/>
           </w:rPr>
-          <w:instrText xml:space="preserve"> PAGEREF _Toc228890779 \h </w:instrText>
+          <w:instrText xml:space="preserve"> PAGEREF _Toc228903431 \h </w:instrText>
         </w:r>
         <w:r>
           <w:rPr>
@@ -2660,7 +2654,7 @@
             <w:noProof/>
             <w:webHidden/>
           </w:rPr>
-          <w:t>8</w:t>
+          <w:t>11</w:t>
         </w:r>
         <w:r>
           <w:rPr>
@@ -2687,7 +2681,7 @@
           <w14:ligatures w14:val="standardContextual"/>
         </w:rPr>
       </w:pPr>
-      <w:hyperlink w:anchor="_Toc228890780" w:history="1">
+      <w:hyperlink w:anchor="_Toc228903432" w:history="1">
         <w:r>
           <w:rPr>
             <w:rStyle w:val="Hyperlink"/>
@@ -2717,7 +2711,7 @@
             <w:noProof/>
             <w:lang w:val="en-US"/>
           </w:rPr>
-          <w:t>Future Enhancements</w:t>
+          <w:t>System Modification Guide</w:t>
         </w:r>
         <w:r>
           <w:rPr>
@@ -2738,7 +2732,7 @@
             <w:noProof/>
             <w:webHidden/>
           </w:rPr>
-          <w:instrText xml:space="preserve"> PAGEREF _Toc228890780 \h </w:instrText>
+          <w:instrText xml:space="preserve"> PAGEREF _Toc228903432 \h </w:instrText>
         </w:r>
         <w:r>
           <w:rPr>
@@ -2758,7 +2752,7 @@
             <w:noProof/>
             <w:webHidden/>
           </w:rPr>
-          <w:t>8</w:t>
+          <w:t>11</w:t>
         </w:r>
         <w:r>
           <w:rPr>
@@ -2785,11 +2779,12 @@
           <w14:ligatures w14:val="standardContextual"/>
         </w:rPr>
       </w:pPr>
-      <w:hyperlink w:anchor="_Toc228890781" w:history="1">
+      <w:hyperlink w:anchor="_Toc228903433" w:history="1">
         <w:r>
           <w:rPr>
             <w:rStyle w:val="Hyperlink"/>
             <w:noProof/>
+            <w:lang w:val="en-US"/>
           </w:rPr>
           <w:t>11</w:t>
         </w:r>
@@ -2812,6 +2807,103 @@
           <w:rPr>
             <w:rStyle w:val="Hyperlink"/>
             <w:noProof/>
+            <w:lang w:val="en-US"/>
+          </w:rPr>
+          <w:t>Future Enhancements</w:t>
+        </w:r>
+        <w:r>
+          <w:rPr>
+            <w:noProof/>
+            <w:webHidden/>
+          </w:rPr>
+          <w:tab/>
+        </w:r>
+        <w:r>
+          <w:rPr>
+            <w:noProof/>
+            <w:webHidden/>
+          </w:rPr>
+          <w:fldChar w:fldCharType="begin"/>
+        </w:r>
+        <w:r>
+          <w:rPr>
+            <w:noProof/>
+            <w:webHidden/>
+          </w:rPr>
+          <w:instrText xml:space="preserve"> PAGEREF _Toc228903433 \h </w:instrText>
+        </w:r>
+        <w:r>
+          <w:rPr>
+            <w:noProof/>
+            <w:webHidden/>
+          </w:rPr>
+        </w:r>
+        <w:r>
+          <w:rPr>
+            <w:noProof/>
+            <w:webHidden/>
+          </w:rPr>
+          <w:fldChar w:fldCharType="separate"/>
+        </w:r>
+        <w:r>
+          <w:rPr>
+            <w:noProof/>
+            <w:webHidden/>
+          </w:rPr>
+          <w:t>12</w:t>
+        </w:r>
+        <w:r>
+          <w:rPr>
+            <w:noProof/>
+            <w:webHidden/>
+          </w:rPr>
+          <w:fldChar w:fldCharType="end"/>
+        </w:r>
+      </w:hyperlink>
+    </w:p>
+    <w:p>
+      <w:pPr>
+        <w:pStyle w:val="TOC1"/>
+        <w:rPr>
+          <w:rFonts w:asciiTheme="minorHAnsi" w:eastAsiaTheme="minorEastAsia" w:hAnsiTheme="minorHAnsi" w:cstheme="minorBidi"/>
+          <w:b w:val="0"/>
+          <w:bCs w:val="0"/>
+          <w:caps w:val="0"/>
+          <w:noProof/>
+          <w:kern w:val="2"/>
+          <w:sz w:val="24"/>
+          <w:szCs w:val="24"/>
+          <w:lang w:val="en-US"/>
+          <w14:ligatures w14:val="standardContextual"/>
+        </w:rPr>
+      </w:pPr>
+      <w:hyperlink w:anchor="_Toc228903434" w:history="1">
+        <w:r>
+          <w:rPr>
+            <w:rStyle w:val="Hyperlink"/>
+            <w:noProof/>
+          </w:rPr>
+          <w:t>12</w:t>
+        </w:r>
+        <w:r>
+          <w:rPr>
+            <w:rFonts w:asciiTheme="minorHAnsi" w:eastAsiaTheme="minorEastAsia" w:hAnsiTheme="minorHAnsi" w:cstheme="minorBidi"/>
+            <w:b w:val="0"/>
+            <w:bCs w:val="0"/>
+            <w:caps w:val="0"/>
+            <w:noProof/>
+            <w:kern w:val="2"/>
+            <w:sz w:val="24"/>
+            <w:szCs w:val="24"/>
+            <w:lang w:val="en-US"/>
+            <w14:ligatures w14:val="standardContextual"/>
+          </w:rPr>
+          <w:tab/>
+        </w:r>
+        <w:r>
+          <w:rPr>
+            <w:rStyle w:val="Hyperlink"/>
+            <w:noProof/>
           </w:rPr>
           <w:t>Document Management</w:t>
         </w:r>
@@ -2834,7 +2926,7 @@
             <w:noProof/>
             <w:webHidden/>
           </w:rPr>
-          <w:instrText xml:space="preserve"> PAGEREF _Toc228890781 \h </w:instrText>
+          <w:instrText xml:space="preserve"> PAGEREF _Toc228903434 \h </w:instrText>
         </w:r>
         <w:r>
           <w:rPr>
@@ -2854,7 +2946,7 @@
             <w:noProof/>
             <w:webHidden/>
           </w:rPr>
-          <w:t>8</w:t>
+          <w:t>12</w:t>
         </w:r>
         <w:r>
           <w:rPr>
@@ -2878,12 +2970,12 @@
           <w14:ligatures w14:val="standardContextual"/>
         </w:rPr>
       </w:pPr>
-      <w:hyperlink w:anchor="_Toc228890782" w:history="1">
+      <w:hyperlink w:anchor="_Toc228903435" w:history="1">
         <w:r>
           <w:rPr>
             <w:rStyle w:val="Hyperlink"/>
           </w:rPr>
-          <w:t>11.1</w:t>
+          <w:t>12.1</w:t>
         </w:r>
         <w:r>
           <w:rPr>
@@ -2919,7 +3011,7 @@
           <w:rPr>
             <w:webHidden/>
           </w:rPr>
-          <w:instrText xml:space="preserve"> PAGEREF _Toc228890782 \h </w:instrText>
+          <w:instrText xml:space="preserve"> PAGEREF _Toc228903435 \h </w:instrText>
         </w:r>
         <w:r>
           <w:rPr>
@@ -2936,7 +3028,7 @@
           <w:rPr>
             <w:webHidden/>
           </w:rPr>
-          <w:t>8</w:t>
+          <w:t>12</w:t>
         </w:r>
         <w:r>
           <w:rPr>
@@ -2959,12 +3051,12 @@
           <w14:ligatures w14:val="standardContextual"/>
         </w:rPr>
       </w:pPr>
-      <w:hyperlink w:anchor="_Toc228890783" w:history="1">
+      <w:hyperlink w:anchor="_Toc228903436" w:history="1">
         <w:r>
           <w:rPr>
             <w:rStyle w:val="Hyperlink"/>
           </w:rPr>
-          <w:t>11.2</w:t>
+          <w:t>12.2</w:t>
         </w:r>
         <w:r>
           <w:rPr>
@@ -3000,7 +3092,7 @@
           <w:rPr>
             <w:webHidden/>
           </w:rPr>
-          <w:instrText xml:space="preserve"> PAGEREF _Toc228890783 \h </w:instrText>
+          <w:instrText xml:space="preserve"> PAGEREF _Toc228903436 \h </w:instrText>
         </w:r>
         <w:r>
           <w:rPr>
@@ -3017,7 +3109,7 @@
           <w:rPr>
             <w:webHidden/>
           </w:rPr>
-          <w:t>8</w:t>
+          <w:t>12</w:t>
         </w:r>
         <w:r>
           <w:rPr>
@@ -3041,10 +3133,8 @@
           <w:caps/>
           <w:sz w:val="24"/>
         </w:rPr>
+        <w:lastRenderedPageBreak/>
         <w:fldChar w:fldCharType="end"/>
-      </w:r>
-      <w:r>
-        <w:br w:type="page"/>
       </w:r>
     </w:p>
     <w:p>
@@ -3055,12 +3145,11 @@
           <w:lang w:val="en-US"/>
         </w:rPr>
       </w:pPr>
-      <w:bookmarkStart w:id="0" w:name="_Toc228890753"/>
-      <w:r>
-        <w:rPr>
-          <w:lang w:val="en-US"/>
-        </w:rPr>
-        <w:lastRenderedPageBreak/>
+      <w:bookmarkStart w:id="0" w:name="_Toc228903405"/>
+      <w:r>
+        <w:rPr>
+          <w:lang w:val="en-US"/>
+        </w:rPr>
         <w:t>Introduction</w:t>
       </w:r>
       <w:bookmarkEnd w:id="0"/>
@@ -3072,12 +3161,13 @@
           <w:tab w:val="clear" w:pos="576"/>
           <w:tab w:val="num" w:pos="1170"/>
         </w:tabs>
+        <w:spacing w:line="276" w:lineRule="auto"/>
         <w:ind w:left="810" w:hanging="360"/>
         <w:rPr>
           <w:lang w:val="en-US"/>
         </w:rPr>
       </w:pPr>
-      <w:bookmarkStart w:id="1" w:name="_Toc228890754"/>
+      <w:bookmarkStart w:id="1" w:name="_Toc228903406"/>
       <w:r>
         <w:rPr>
           <w:lang w:val="en-US"/>
@@ -3088,6 +3178,7 @@
     </w:p>
     <w:p>
       <w:pPr>
+        <w:spacing w:line="276" w:lineRule="auto"/>
         <w:ind w:left="360"/>
         <w:rPr>
           <w:lang w:val="en-US"/>
@@ -3119,12 +3210,13 @@
           <w:tab w:val="clear" w:pos="576"/>
           <w:tab w:val="num" w:pos="1170"/>
         </w:tabs>
+        <w:spacing w:line="276" w:lineRule="auto"/>
         <w:ind w:left="810" w:hanging="360"/>
         <w:rPr>
           <w:lang w:val="en-US"/>
         </w:rPr>
       </w:pPr>
-      <w:bookmarkStart w:id="2" w:name="_Toc228890755"/>
+      <w:bookmarkStart w:id="2" w:name="_Toc228903407"/>
       <w:r>
         <w:rPr>
           <w:lang w:val="en-US"/>
@@ -3135,6 +3227,7 @@
     </w:p>
     <w:p>
       <w:pPr>
+        <w:spacing w:line="276" w:lineRule="auto"/>
         <w:ind w:left="360"/>
         <w:rPr>
           <w:lang w:val="en-US"/>
@@ -3154,6 +3247,7 @@
           <w:ilvl w:val="0"/>
           <w:numId w:val="92"/>
         </w:numPr>
+        <w:spacing w:line="276" w:lineRule="auto"/>
         <w:rPr>
           <w:lang w:val="en-US"/>
         </w:rPr>
@@ -3172,6 +3266,7 @@
           <w:ilvl w:val="0"/>
           <w:numId w:val="92"/>
         </w:numPr>
+        <w:spacing w:line="276" w:lineRule="auto"/>
         <w:rPr>
           <w:lang w:val="en-US"/>
         </w:rPr>
@@ -3190,6 +3285,7 @@
           <w:ilvl w:val="0"/>
           <w:numId w:val="92"/>
         </w:numPr>
+        <w:spacing w:line="276" w:lineRule="auto"/>
         <w:rPr>
           <w:lang w:val="en-US"/>
         </w:rPr>
@@ -3208,6 +3304,7 @@
           <w:ilvl w:val="0"/>
           <w:numId w:val="92"/>
         </w:numPr>
+        <w:spacing w:line="276" w:lineRule="auto"/>
         <w:rPr>
           <w:lang w:val="en-US"/>
         </w:rPr>
@@ -3226,6 +3323,7 @@
           <w:ilvl w:val="0"/>
           <w:numId w:val="92"/>
         </w:numPr>
+        <w:spacing w:line="276" w:lineRule="auto"/>
         <w:rPr>
           <w:lang w:val="en-US"/>
         </w:rPr>
@@ -3244,6 +3342,7 @@
           <w:ilvl w:val="0"/>
           <w:numId w:val="92"/>
         </w:numPr>
+        <w:spacing w:line="276" w:lineRule="auto"/>
         <w:rPr>
           <w:lang w:val="en-US"/>
         </w:rPr>
@@ -3262,12 +3361,13 @@
           <w:tab w:val="clear" w:pos="576"/>
           <w:tab w:val="num" w:pos="1170"/>
         </w:tabs>
+        <w:spacing w:line="276" w:lineRule="auto"/>
         <w:ind w:left="810" w:hanging="360"/>
         <w:rPr>
           <w:lang w:val="en-US"/>
         </w:rPr>
       </w:pPr>
-      <w:bookmarkStart w:id="3" w:name="_Toc228890756"/>
+      <w:bookmarkStart w:id="3" w:name="_Toc228903408"/>
       <w:r>
         <w:rPr>
           <w:lang w:val="en-US"/>
@@ -3283,6 +3383,7 @@
           <w:ilvl w:val="0"/>
           <w:numId w:val="93"/>
         </w:numPr>
+        <w:spacing w:line="276" w:lineRule="auto"/>
         <w:rPr>
           <w:lang w:val="en-US"/>
         </w:rPr>
@@ -3301,6 +3402,7 @@
           <w:ilvl w:val="0"/>
           <w:numId w:val="93"/>
         </w:numPr>
+        <w:spacing w:line="276" w:lineRule="auto"/>
         <w:rPr>
           <w:lang w:val="en-US"/>
         </w:rPr>
@@ -3319,6 +3421,7 @@
           <w:ilvl w:val="0"/>
           <w:numId w:val="93"/>
         </w:numPr>
+        <w:spacing w:line="276" w:lineRule="auto"/>
         <w:rPr>
           <w:lang w:val="en-US"/>
         </w:rPr>
@@ -3333,12 +3436,12 @@
     <w:p>
       <w:pPr>
         <w:pStyle w:val="Heading1"/>
-        <w:spacing w:before="240" w:after="120"/>
-        <w:rPr>
-          <w:lang w:val="en-US"/>
-        </w:rPr>
-      </w:pPr>
-      <w:bookmarkStart w:id="4" w:name="_Toc228890757"/>
+        <w:spacing w:before="240" w:after="120" w:line="276" w:lineRule="auto"/>
+        <w:rPr>
+          <w:lang w:val="en-US"/>
+        </w:rPr>
+      </w:pPr>
+      <w:bookmarkStart w:id="4" w:name="_Toc228903409"/>
       <w:r>
         <w:rPr>
           <w:lang w:val="en-US"/>
@@ -3354,12 +3457,13 @@
           <w:tab w:val="clear" w:pos="576"/>
           <w:tab w:val="num" w:pos="1170"/>
         </w:tabs>
+        <w:spacing w:line="276" w:lineRule="auto"/>
         <w:ind w:left="810" w:hanging="360"/>
         <w:rPr>
           <w:lang w:val="en-US"/>
         </w:rPr>
       </w:pPr>
-      <w:bookmarkStart w:id="5" w:name="_Toc228890758"/>
+      <w:bookmarkStart w:id="5" w:name="_Toc228903410"/>
       <w:r>
         <w:rPr>
           <w:lang w:val="en-US"/>
@@ -3375,6 +3479,7 @@
           <w:ilvl w:val="0"/>
           <w:numId w:val="94"/>
         </w:numPr>
+        <w:spacing w:line="276" w:lineRule="auto"/>
         <w:rPr>
           <w:lang w:val="en-US"/>
         </w:rPr>
@@ -3393,6 +3498,7 @@
           <w:ilvl w:val="0"/>
           <w:numId w:val="94"/>
         </w:numPr>
+        <w:spacing w:line="276" w:lineRule="auto"/>
         <w:rPr>
           <w:lang w:val="en-US"/>
         </w:rPr>
@@ -3425,6 +3531,7 @@
           <w:ilvl w:val="0"/>
           <w:numId w:val="94"/>
         </w:numPr>
+        <w:spacing w:line="276" w:lineRule="auto"/>
         <w:rPr>
           <w:lang w:val="en-US"/>
         </w:rPr>
@@ -3443,6 +3550,7 @@
           <w:ilvl w:val="0"/>
           <w:numId w:val="94"/>
         </w:numPr>
+        <w:spacing w:line="276" w:lineRule="auto"/>
         <w:rPr>
           <w:lang w:val="en-US"/>
         </w:rPr>
@@ -3470,6 +3578,7 @@
     </w:p>
     <w:p>
       <w:pPr>
+        <w:spacing w:line="276" w:lineRule="auto"/>
         <w:ind w:left="360"/>
         <w:rPr>
           <w:lang w:val="en-US"/>
@@ -3478,6 +3587,7 @@
     </w:p>
     <w:p>
       <w:pPr>
+        <w:spacing w:line="276" w:lineRule="auto"/>
         <w:ind w:left="720"/>
         <w:rPr>
           <w:lang w:val="en-US"/>
@@ -3492,12 +3602,10 @@
     </w:p>
     <w:p>
       <w:pPr>
+        <w:spacing w:line="276" w:lineRule="auto"/>
         <w:ind w:left="720"/>
-        <w:rPr>
-          <w:lang w:val="en-US"/>
-        </w:rPr>
-      </w:pPr>
-      <w:hyperlink r:id="rId8" w:history="1">
+      </w:pPr>
+      <w:hyperlink r:id="rId7" w:history="1">
         <w:r>
           <w:rPr>
             <w:rStyle w:val="Hyperlink"/>
@@ -3505,6 +3613,20 @@
           <w:t>https://gamemaker.io/en</w:t>
         </w:r>
       </w:hyperlink>
+    </w:p>
+    <w:p>
+      <w:r>
+        <w:br w:type="page"/>
+      </w:r>
+    </w:p>
+    <w:p>
+      <w:pPr>
+        <w:spacing w:line="276" w:lineRule="auto"/>
+        <w:ind w:left="720"/>
+        <w:rPr>
+          <w:lang w:val="en-US"/>
+        </w:rPr>
+      </w:pPr>
     </w:p>
     <w:p>
       <w:pPr>
@@ -3513,12 +3635,13 @@
           <w:tab w:val="clear" w:pos="576"/>
           <w:tab w:val="num" w:pos="1170"/>
         </w:tabs>
+        <w:spacing w:line="276" w:lineRule="auto"/>
         <w:ind w:left="810" w:hanging="360"/>
         <w:rPr>
           <w:lang w:val="en-US"/>
         </w:rPr>
       </w:pPr>
-      <w:bookmarkStart w:id="6" w:name="_Toc228890759"/>
+      <w:bookmarkStart w:id="6" w:name="_Toc228903411"/>
       <w:r>
         <w:rPr>
           <w:lang w:val="en-US"/>
@@ -3529,85 +3652,32 @@
     </w:p>
     <w:p>
       <w:pPr>
-        <w:pStyle w:val="ListParagraph"/>
-        <w:numPr>
-          <w:ilvl w:val="0"/>
-          <w:numId w:val="95"/>
-        </w:numPr>
-        <w:rPr>
-          <w:lang w:val="en-US"/>
-        </w:rPr>
-      </w:pPr>
-      <w:r>
-        <w:rPr>
-          <w:lang w:val="en-US"/>
-        </w:rPr>
-        <w:t xml:space="preserve">Game starts in the </w:t>
-      </w:r>
+        <w:spacing w:line="276" w:lineRule="auto"/>
+        <w:ind w:left="450"/>
+      </w:pPr>
+      <w:r>
+        <w:t xml:space="preserve">The game begins in the Main Menu room, where </w:t>
+      </w:r>
+      <w:proofErr w:type="spellStart"/>
       <w:r>
         <w:rPr>
           <w:b/>
           <w:bCs/>
-          <w:lang w:val="en-US"/>
-        </w:rPr>
-        <w:t>Main Menu Room</w:t>
-      </w:r>
-    </w:p>
-    <w:p>
-      <w:pPr>
-        <w:pStyle w:val="ListParagraph"/>
-        <w:numPr>
-          <w:ilvl w:val="0"/>
-          <w:numId w:val="95"/>
-        </w:numPr>
-        <w:rPr>
-          <w:lang w:val="en-US"/>
-        </w:rPr>
-      </w:pPr>
-      <w:r>
-        <w:rPr>
-          <w:lang w:val="en-US"/>
-        </w:rPr>
-        <w:t>Controlled by:</w:t>
-      </w:r>
-      <w:r>
-        <w:rPr>
-          <w:lang w:val="en-US"/>
-        </w:rPr>
-        <w:br/>
-      </w:r>
-      <w:proofErr w:type="spellStart"/>
-      <w:r>
-        <w:rPr>
-          <w:lang w:val="en-US"/>
         </w:rPr>
         <w:t>obj_game_controller</w:t>
       </w:r>
       <w:proofErr w:type="spellEnd"/>
-    </w:p>
-    <w:p>
-      <w:pPr>
-        <w:pStyle w:val="ListParagraph"/>
-        <w:numPr>
-          <w:ilvl w:val="0"/>
-          <w:numId w:val="95"/>
-        </w:numPr>
-        <w:rPr>
-          <w:lang w:val="en-US"/>
-        </w:rPr>
-      </w:pPr>
-      <w:r>
-        <w:rPr>
-          <w:lang w:val="en-US"/>
-        </w:rPr>
-        <w:t>Image 2.2</w:t>
-      </w:r>
-      <w:r>
-        <w:rPr>
-          <w:lang w:val="en-US"/>
-        </w:rPr>
-        <w:tab/>
-      </w:r>
+      <w:r>
+        <w:t xml:space="preserve"> initializes the game state and handles transitions to gameplay.</w:t>
+      </w:r>
+    </w:p>
+    <w:p>
+      <w:pPr>
+        <w:ind w:left="810"/>
+        <w:rPr>
+          <w:lang w:val="en-US"/>
+        </w:rPr>
+      </w:pPr>
     </w:p>
     <w:p>
       <w:pPr>
@@ -3637,7 +3707,7 @@
                     <pic:cNvPicPr/>
                   </pic:nvPicPr>
                   <pic:blipFill>
-                    <a:blip r:embed="rId9" cstate="print">
+                    <a:blip r:embed="rId8" cstate="print">
                       <a:extLst>
                         <a:ext uri="{28A0092B-C50C-407E-A947-70E740481C1C}">
                           <a14:useLocalDpi xmlns:a14="http://schemas.microsoft.com/office/drawing/2010/main" val="0"/>
@@ -3679,23 +3749,24 @@
           <w:tab w:val="clear" w:pos="576"/>
           <w:tab w:val="num" w:pos="1170"/>
         </w:tabs>
+        <w:spacing w:line="276" w:lineRule="auto"/>
         <w:ind w:left="810" w:hanging="360"/>
         <w:rPr>
           <w:lang w:val="en-US"/>
         </w:rPr>
       </w:pPr>
-      <w:bookmarkStart w:id="7" w:name="_Toc228890760"/>
-      <w:r>
-        <w:rPr>
-          <w:lang w:val="en-US"/>
-        </w:rPr>
-        <w:lastRenderedPageBreak/>
+      <w:bookmarkStart w:id="7" w:name="_Toc228903412"/>
+      <w:r>
+        <w:rPr>
+          <w:lang w:val="en-US"/>
+        </w:rPr>
         <w:t>Logic Flow</w:t>
       </w:r>
       <w:bookmarkEnd w:id="7"/>
     </w:p>
     <w:p>
       <w:pPr>
+        <w:spacing w:line="276" w:lineRule="auto"/>
         <w:ind w:left="720"/>
         <w:rPr>
           <w:b/>
@@ -3719,6 +3790,7 @@
           <w:ilvl w:val="0"/>
           <w:numId w:val="96"/>
         </w:numPr>
+        <w:spacing w:line="276" w:lineRule="auto"/>
         <w:rPr>
           <w:lang w:val="en-US"/>
         </w:rPr>
@@ -3745,6 +3817,7 @@
           <w:ilvl w:val="0"/>
           <w:numId w:val="96"/>
         </w:numPr>
+        <w:spacing w:line="276" w:lineRule="auto"/>
         <w:rPr>
           <w:lang w:val="en-US"/>
         </w:rPr>
@@ -3763,6 +3836,7 @@
           <w:ilvl w:val="0"/>
           <w:numId w:val="96"/>
         </w:numPr>
+        <w:spacing w:line="276" w:lineRule="auto"/>
         <w:rPr>
           <w:lang w:val="en-US"/>
         </w:rPr>
@@ -3781,6 +3855,7 @@
           <w:ilvl w:val="0"/>
           <w:numId w:val="96"/>
         </w:numPr>
+        <w:spacing w:line="276" w:lineRule="auto"/>
         <w:rPr>
           <w:lang w:val="en-US"/>
         </w:rPr>
@@ -3799,6 +3874,7 @@
           <w:ilvl w:val="0"/>
           <w:numId w:val="96"/>
         </w:numPr>
+        <w:spacing w:line="276" w:lineRule="auto"/>
         <w:rPr>
           <w:lang w:val="en-US"/>
         </w:rPr>
@@ -3817,6 +3893,7 @@
           <w:ilvl w:val="0"/>
           <w:numId w:val="96"/>
         </w:numPr>
+        <w:spacing w:line="276" w:lineRule="auto"/>
         <w:rPr>
           <w:lang w:val="en-US"/>
         </w:rPr>
@@ -3835,6 +3912,7 @@
           <w:ilvl w:val="0"/>
           <w:numId w:val="96"/>
         </w:numPr>
+        <w:spacing w:line="276" w:lineRule="auto"/>
         <w:rPr>
           <w:lang w:val="en-US"/>
         </w:rPr>
@@ -3853,12 +3931,13 @@
           <w:tab w:val="clear" w:pos="576"/>
           <w:tab w:val="num" w:pos="1170"/>
         </w:tabs>
+        <w:spacing w:line="276" w:lineRule="auto"/>
         <w:ind w:left="810" w:hanging="360"/>
         <w:rPr>
           <w:lang w:val="en-US"/>
         </w:rPr>
       </w:pPr>
-      <w:bookmarkStart w:id="8" w:name="_Toc228890761"/>
+      <w:bookmarkStart w:id="8" w:name="_Toc228903413"/>
       <w:r>
         <w:rPr>
           <w:lang w:val="en-US"/>
@@ -3874,6 +3953,7 @@
           <w:ilvl w:val="0"/>
           <w:numId w:val="97"/>
         </w:numPr>
+        <w:spacing w:line="276" w:lineRule="auto"/>
         <w:rPr>
           <w:lang w:val="en-US"/>
         </w:rPr>
@@ -3892,6 +3972,7 @@
           <w:ilvl w:val="0"/>
           <w:numId w:val="97"/>
         </w:numPr>
+        <w:spacing w:line="276" w:lineRule="auto"/>
         <w:rPr>
           <w:lang w:val="en-US"/>
         </w:rPr>
@@ -3910,6 +3991,7 @@
           <w:ilvl w:val="0"/>
           <w:numId w:val="97"/>
         </w:numPr>
+        <w:spacing w:line="276" w:lineRule="auto"/>
         <w:rPr>
           <w:lang w:val="en-US"/>
         </w:rPr>
@@ -3928,12 +4010,13 @@
           <w:tab w:val="clear" w:pos="576"/>
           <w:tab w:val="num" w:pos="1170"/>
         </w:tabs>
+        <w:spacing w:line="276" w:lineRule="auto"/>
         <w:ind w:left="810" w:hanging="360"/>
         <w:rPr>
           <w:lang w:val="en-US"/>
         </w:rPr>
       </w:pPr>
-      <w:bookmarkStart w:id="9" w:name="_Toc228890762"/>
+      <w:bookmarkStart w:id="9" w:name="_Toc228903414"/>
       <w:r>
         <w:rPr>
           <w:lang w:val="en-US"/>
@@ -3949,6 +4032,7 @@
           <w:ilvl w:val="0"/>
           <w:numId w:val="98"/>
         </w:numPr>
+        <w:spacing w:line="276" w:lineRule="auto"/>
         <w:rPr>
           <w:lang w:val="en-US"/>
         </w:rPr>
@@ -3967,6 +4051,7 @@
           <w:ilvl w:val="0"/>
           <w:numId w:val="98"/>
         </w:numPr>
+        <w:spacing w:line="276" w:lineRule="auto"/>
         <w:rPr>
           <w:lang w:val="en-US"/>
         </w:rPr>
@@ -3985,6 +4070,7 @@
           <w:ilvl w:val="0"/>
           <w:numId w:val="98"/>
         </w:numPr>
+        <w:spacing w:line="276" w:lineRule="auto"/>
         <w:rPr>
           <w:lang w:val="en-US"/>
         </w:rPr>
@@ -4017,7 +4103,7 @@
           <w:lang w:val="en-US"/>
         </w:rPr>
       </w:pPr>
-      <w:bookmarkStart w:id="10" w:name="_Toc228890763"/>
+      <w:bookmarkStart w:id="10" w:name="_Toc228903415"/>
       <w:r>
         <w:rPr>
           <w:lang w:val="en-US"/>
@@ -4039,7 +4125,7 @@
           <w:lang w:val="en-US"/>
         </w:rPr>
       </w:pPr>
-      <w:bookmarkStart w:id="11" w:name="_Toc228890764"/>
+      <w:bookmarkStart w:id="11" w:name="_Toc228903416"/>
       <w:r>
         <w:rPr>
           <w:lang w:val="en-US"/>
@@ -4086,7 +4172,7 @@
           <w:lang w:val="en-US"/>
         </w:rPr>
       </w:pPr>
-      <w:bookmarkStart w:id="12" w:name="_Toc228890765"/>
+      <w:bookmarkStart w:id="12" w:name="_Toc228903417"/>
       <w:r>
         <w:rPr>
           <w:lang w:val="en-US"/>
@@ -4221,26 +4307,132 @@
     </w:p>
     <w:p>
       <w:pPr>
-        <w:pStyle w:val="ListParagraph"/>
-        <w:numPr>
-          <w:ilvl w:val="0"/>
-          <w:numId w:val="99"/>
-        </w:numPr>
+        <w:rPr>
+          <w:lang w:val="en-US"/>
+        </w:rPr>
+      </w:pPr>
+    </w:p>
+    <w:p>
+      <w:pPr>
+        <w:rPr>
+          <w:lang w:val="en-US"/>
+        </w:rPr>
+      </w:pPr>
+    </w:p>
+    <w:p>
+      <w:pPr>
+        <w:ind w:left="720"/>
+        <w:rPr>
+          <w:lang w:val="en-US"/>
+        </w:rPr>
+      </w:pPr>
+      <w:r>
+        <w:rPr>
+          <w:noProof/>
+          <w:lang w:val="en-US"/>
+        </w:rPr>
+        <w:drawing>
+          <wp:inline distT="0" distB="0" distL="0" distR="0" wp14:anchorId="68E76C7B" wp14:editId="1139A1E6">
+            <wp:extent cx="5357324" cy="3795089"/>
+            <wp:effectExtent l="0" t="0" r="0" b="0"/>
+            <wp:docPr id="1135705910" name="Picture 1"/>
+            <wp:cNvGraphicFramePr>
+              <a:graphicFrameLocks xmlns:a="http://schemas.openxmlformats.org/drawingml/2006/main" noChangeAspect="1"/>
+            </wp:cNvGraphicFramePr>
+            <a:graphic xmlns:a="http://schemas.openxmlformats.org/drawingml/2006/main">
+              <a:graphicData uri="http://schemas.openxmlformats.org/drawingml/2006/picture">
+                <pic:pic xmlns:pic="http://schemas.openxmlformats.org/drawingml/2006/picture">
+                  <pic:nvPicPr>
+                    <pic:cNvPr id="1135705910" name=""/>
+                    <pic:cNvPicPr/>
+                  </pic:nvPicPr>
+                  <pic:blipFill>
+                    <a:blip r:embed="rId9"/>
+                    <a:stretch>
+                      <a:fillRect/>
+                    </a:stretch>
+                  </pic:blipFill>
+                  <pic:spPr>
+                    <a:xfrm>
+                      <a:off x="0" y="0"/>
+                      <a:ext cx="5357324" cy="3795089"/>
+                    </a:xfrm>
+                    <a:prstGeom prst="rect">
+                      <a:avLst/>
+                    </a:prstGeom>
+                  </pic:spPr>
+                </pic:pic>
+              </a:graphicData>
+            </a:graphic>
+          </wp:inline>
+        </w:drawing>
+      </w:r>
+    </w:p>
+    <w:p>
+      <w:pPr>
         <w:ind w:left="1440"/>
         <w:rPr>
           <w:lang w:val="en-US"/>
         </w:rPr>
       </w:pPr>
-      <w:r>
-        <w:rPr>
-          <w:lang w:val="en-US"/>
-        </w:rPr>
-        <w:t>Use Case Diagram 3.2</w:t>
-      </w:r>
+    </w:p>
+    <w:p>
+      <w:pPr>
+        <w:rPr>
+          <w:lang w:val="en-US"/>
+        </w:rPr>
+      </w:pPr>
+      <w:r>
+        <w:rPr>
+          <w:lang w:val="en-US"/>
+        </w:rPr>
+        <w:br w:type="page"/>
+      </w:r>
+    </w:p>
+    <w:p>
+      <w:pPr>
+        <w:rPr>
+          <w:lang w:val="en-US"/>
+        </w:rPr>
+      </w:pPr>
     </w:p>
     <w:p>
       <w:pPr>
         <w:ind w:left="1440"/>
+        <w:jc w:val="center"/>
+        <w:rPr>
+          <w:b/>
+          <w:bCs/>
+          <w:sz w:val="32"/>
+          <w:szCs w:val="36"/>
+          <w:lang w:val="en-US"/>
+        </w:rPr>
+      </w:pPr>
+      <w:r>
+        <w:rPr>
+          <w:b/>
+          <w:bCs/>
+          <w:sz w:val="32"/>
+          <w:szCs w:val="36"/>
+          <w:lang w:val="en-US"/>
+        </w:rPr>
+        <w:t>Use Case</w:t>
+      </w:r>
+      <w:r>
+        <w:rPr>
+          <w:b/>
+          <w:bCs/>
+          <w:sz w:val="32"/>
+          <w:szCs w:val="36"/>
+          <w:lang w:val="en-US"/>
+        </w:rPr>
+        <w:t xml:space="preserve"> Diagram – Player Interaction</w:t>
+      </w:r>
+    </w:p>
+    <w:p>
+      <w:pPr>
+        <w:ind w:left="1440"/>
+        <w:jc w:val="center"/>
         <w:rPr>
           <w:lang w:val="en-US"/>
         </w:rPr>
@@ -4251,9 +4443,9 @@
           <w:lang w:val="en-US"/>
         </w:rPr>
         <w:drawing>
-          <wp:inline distT="0" distB="0" distL="0" distR="0" wp14:anchorId="229939EB" wp14:editId="360ECD4D">
-            <wp:extent cx="2263336" cy="4054191"/>
-            <wp:effectExtent l="0" t="0" r="3810" b="3810"/>
+          <wp:inline distT="0" distB="0" distL="0" distR="0" wp14:anchorId="3DE271C4" wp14:editId="54E4D0B9">
+            <wp:extent cx="3476847" cy="6227888"/>
+            <wp:effectExtent l="0" t="0" r="0" b="1905"/>
             <wp:docPr id="922741377" name="Picture 1"/>
             <wp:cNvGraphicFramePr>
               <a:graphicFrameLocks xmlns:a="http://schemas.openxmlformats.org/drawingml/2006/main" noChangeAspect="1"/>
@@ -4274,7 +4466,7 @@
                   <pic:spPr>
                     <a:xfrm>
                       <a:off x="0" y="0"/>
-                      <a:ext cx="2263336" cy="4054191"/>
+                      <a:ext cx="3485875" cy="6244060"/>
                     </a:xfrm>
                     <a:prstGeom prst="rect">
                       <a:avLst/>
@@ -4289,14 +4481,6 @@
     </w:p>
     <w:p>
       <w:pPr>
-        <w:ind w:left="1440"/>
-        <w:rPr>
-          <w:lang w:val="en-US"/>
-        </w:rPr>
-      </w:pPr>
-    </w:p>
-    <w:p>
-      <w:pPr>
         <w:rPr>
           <w:lang w:val="en-US"/>
         </w:rPr>
@@ -4324,7 +4508,7 @@
           <w:lang w:val="en-US"/>
         </w:rPr>
       </w:pPr>
-      <w:bookmarkStart w:id="13" w:name="_Toc228890766"/>
+      <w:bookmarkStart w:id="13" w:name="_Toc228903418"/>
       <w:r>
         <w:rPr>
           <w:lang w:val="en-US"/>
@@ -4351,12 +4535,12 @@
         </w:rPr>
         <w:t xml:space="preserve"> </w:t>
       </w:r>
-      <w:bookmarkStart w:id="14" w:name="_Toc228890767"/>
-      <w:r>
-        <w:rPr>
-          <w:lang w:val="en-US"/>
-        </w:rPr>
-        <w:t>Software</w:t>
+      <w:bookmarkStart w:id="14" w:name="_Toc228903419"/>
+      <w:r>
+        <w:rPr>
+          <w:lang w:val="en-US"/>
+        </w:rPr>
+        <w:t>Logical</w:t>
       </w:r>
       <w:r>
         <w:rPr>
@@ -4524,510 +4708,27 @@
     </w:p>
     <w:p>
       <w:pPr>
-        <w:pStyle w:val="Heading2"/>
-        <w:tabs>
-          <w:tab w:val="clear" w:pos="576"/>
-          <w:tab w:val="num" w:pos="1170"/>
-        </w:tabs>
-        <w:ind w:left="810" w:hanging="360"/>
-        <w:rPr>
-          <w:lang w:val="en-US"/>
-        </w:rPr>
-      </w:pPr>
-      <w:bookmarkStart w:id="15" w:name="_Toc228890768"/>
-      <w:r>
-        <w:rPr>
-          <w:lang w:val="en-US"/>
-        </w:rPr>
-        <w:t>Technical</w:t>
-      </w:r>
-      <w:r>
-        <w:rPr>
-          <w:lang w:val="en-US"/>
-        </w:rPr>
-        <w:t xml:space="preserve"> Architecture</w:t>
-      </w:r>
-      <w:bookmarkEnd w:id="15"/>
-    </w:p>
-    <w:p>
-      <w:pPr>
-        <w:pStyle w:val="ListParagraph"/>
-        <w:numPr>
-          <w:ilvl w:val="0"/>
-          <w:numId w:val="101"/>
-        </w:numPr>
-        <w:rPr>
-          <w:lang w:val="en-US"/>
-        </w:rPr>
-      </w:pPr>
-      <w:r>
-        <w:rPr>
-          <w:lang w:val="en-US"/>
-        </w:rPr>
-        <w:t>Runs locally on Windows</w:t>
-      </w:r>
-    </w:p>
-    <w:p>
-      <w:pPr>
-        <w:pStyle w:val="ListParagraph"/>
-        <w:numPr>
-          <w:ilvl w:val="0"/>
-          <w:numId w:val="101"/>
-        </w:numPr>
-        <w:rPr>
-          <w:lang w:val="en-US"/>
-        </w:rPr>
-      </w:pPr>
-      <w:r>
-        <w:rPr>
-          <w:lang w:val="en-US"/>
-        </w:rPr>
-        <w:t>Built using GameMaker Studio 2</w:t>
-      </w:r>
-    </w:p>
-    <w:p>
-      <w:pPr>
-        <w:pStyle w:val="ListParagraph"/>
-        <w:numPr>
-          <w:ilvl w:val="0"/>
-          <w:numId w:val="101"/>
-        </w:numPr>
-        <w:rPr>
-          <w:lang w:val="en-US"/>
-        </w:rPr>
-      </w:pPr>
-      <w:r>
-        <w:rPr>
-          <w:lang w:val="en-US"/>
-        </w:rPr>
-        <w:t>No external services</w:t>
-      </w:r>
-    </w:p>
-    <w:p>
-      <w:pPr>
-        <w:pStyle w:val="Heading1"/>
-        <w:spacing w:before="240" w:after="120"/>
-        <w:rPr>
-          <w:lang w:val="en-US"/>
-        </w:rPr>
-      </w:pPr>
-      <w:bookmarkStart w:id="16" w:name="_Toc228890769"/>
-      <w:r>
-        <w:rPr>
-          <w:lang w:val="en-US"/>
-        </w:rPr>
-        <w:t>Data Structures</w:t>
-      </w:r>
-      <w:bookmarkEnd w:id="16"/>
-    </w:p>
-    <w:p>
-      <w:pPr>
-        <w:pStyle w:val="Heading2"/>
-        <w:tabs>
-          <w:tab w:val="clear" w:pos="576"/>
-          <w:tab w:val="num" w:pos="1170"/>
-        </w:tabs>
-        <w:ind w:left="810" w:hanging="360"/>
-        <w:rPr>
-          <w:lang w:val="en-US"/>
-        </w:rPr>
-      </w:pPr>
-      <w:r>
-        <w:rPr>
-          <w:lang w:val="en-US"/>
-        </w:rPr>
-        <w:t xml:space="preserve"> </w:t>
-      </w:r>
-      <w:bookmarkStart w:id="17" w:name="_Toc228890770"/>
-      <w:r>
-        <w:rPr>
-          <w:lang w:val="en-US"/>
-        </w:rPr>
-        <w:t>Core Data Elements</w:t>
-      </w:r>
-      <w:bookmarkEnd w:id="17"/>
-    </w:p>
-    <w:p>
-      <w:pPr>
-        <w:pStyle w:val="ListParagraph"/>
-        <w:numPr>
-          <w:ilvl w:val="0"/>
-          <w:numId w:val="102"/>
-        </w:numPr>
-        <w:rPr>
-          <w:lang w:val="en-US"/>
-        </w:rPr>
-      </w:pPr>
-      <w:r>
-        <w:rPr>
-          <w:lang w:val="en-US"/>
-        </w:rPr>
-        <w:t>Sleep Meter (0–100)</w:t>
-      </w:r>
-    </w:p>
-    <w:p>
-      <w:pPr>
-        <w:pStyle w:val="ListParagraph"/>
-        <w:numPr>
-          <w:ilvl w:val="0"/>
-          <w:numId w:val="102"/>
-        </w:numPr>
-        <w:rPr>
-          <w:lang w:val="en-US"/>
-        </w:rPr>
-      </w:pPr>
-      <w:r>
-        <w:rPr>
-          <w:lang w:val="en-US"/>
-        </w:rPr>
-        <w:t>Monster State</w:t>
-      </w:r>
-    </w:p>
-    <w:p>
-      <w:pPr>
-        <w:pStyle w:val="ListParagraph"/>
-        <w:numPr>
-          <w:ilvl w:val="0"/>
-          <w:numId w:val="102"/>
-        </w:numPr>
-        <w:rPr>
-          <w:lang w:val="en-US"/>
-        </w:rPr>
-      </w:pPr>
-      <w:r>
-        <w:rPr>
-          <w:lang w:val="en-US"/>
-        </w:rPr>
-        <w:t>Environment State</w:t>
-      </w:r>
-    </w:p>
-    <w:p>
-      <w:pPr>
-        <w:pStyle w:val="ListParagraph"/>
-        <w:numPr>
-          <w:ilvl w:val="0"/>
-          <w:numId w:val="102"/>
-        </w:numPr>
-        <w:rPr>
-          <w:lang w:val="en-US"/>
-        </w:rPr>
-      </w:pPr>
-      <w:r>
-        <w:rPr>
-          <w:lang w:val="en-US"/>
-        </w:rPr>
-        <w:t>Game State</w:t>
-      </w:r>
-    </w:p>
-    <w:p>
-      <w:pPr>
-        <w:pStyle w:val="Heading2"/>
-        <w:tabs>
-          <w:tab w:val="clear" w:pos="576"/>
-          <w:tab w:val="num" w:pos="1170"/>
-        </w:tabs>
-        <w:ind w:left="810" w:hanging="360"/>
-        <w:rPr>
-          <w:lang w:val="en-US"/>
-        </w:rPr>
-      </w:pPr>
-      <w:r>
-        <w:rPr>
-          <w:lang w:val="en-US"/>
-        </w:rPr>
-        <w:t xml:space="preserve"> </w:t>
-      </w:r>
-      <w:bookmarkStart w:id="18" w:name="_Toc228890771"/>
-      <w:r>
-        <w:rPr>
-          <w:lang w:val="en-US"/>
-        </w:rPr>
-        <w:t>Data Relationships</w:t>
-      </w:r>
-      <w:bookmarkEnd w:id="18"/>
-    </w:p>
-    <w:p>
-      <w:pPr>
-        <w:pStyle w:val="ListParagraph"/>
-        <w:numPr>
-          <w:ilvl w:val="0"/>
-          <w:numId w:val="103"/>
-        </w:numPr>
-        <w:rPr>
-          <w:lang w:val="en-US"/>
-        </w:rPr>
-      </w:pPr>
-      <w:r>
-        <w:rPr>
-          <w:lang w:val="en-US"/>
-        </w:rPr>
-        <w:t>Sleep Meter</w:t>
-      </w:r>
-      <w:r>
-        <w:rPr>
-          <w:lang w:val="en-US"/>
-        </w:rPr>
-        <w:t xml:space="preserve"> </w:t>
-      </w:r>
-      <w:r>
-        <w:rPr>
-          <w:lang w:val="en-US"/>
-        </w:rPr>
-        <w:sym w:font="Wingdings" w:char="F0E0"/>
-      </w:r>
-      <w:r>
-        <w:rPr>
-          <w:lang w:val="en-US"/>
-        </w:rPr>
-        <w:t xml:space="preserve"> determines win</w:t>
-      </w:r>
-    </w:p>
-    <w:p>
-      <w:pPr>
-        <w:pStyle w:val="ListParagraph"/>
-        <w:numPr>
-          <w:ilvl w:val="0"/>
-          <w:numId w:val="103"/>
-        </w:numPr>
-        <w:rPr>
-          <w:lang w:val="en-US"/>
-        </w:rPr>
-      </w:pPr>
-      <w:r>
-        <w:rPr>
-          <w:lang w:val="en-US"/>
-        </w:rPr>
-        <w:t xml:space="preserve">Monster </w:t>
-      </w:r>
-      <w:r>
-        <w:rPr>
-          <w:lang w:val="en-US"/>
-        </w:rPr>
-        <w:sym w:font="Wingdings" w:char="F0E0"/>
-      </w:r>
-      <w:r>
-        <w:rPr>
-          <w:lang w:val="en-US"/>
-        </w:rPr>
-        <w:t xml:space="preserve"> determines loss</w:t>
-      </w:r>
-    </w:p>
-    <w:p>
-      <w:pPr>
-        <w:pStyle w:val="ListParagraph"/>
-        <w:numPr>
-          <w:ilvl w:val="0"/>
-          <w:numId w:val="103"/>
-        </w:numPr>
-        <w:rPr>
-          <w:lang w:val="en-US"/>
-        </w:rPr>
-      </w:pPr>
-      <w:r>
-        <w:rPr>
-          <w:lang w:val="en-US"/>
-        </w:rPr>
-        <w:t xml:space="preserve">Environment </w:t>
-      </w:r>
-      <w:r>
-        <w:rPr>
-          <w:lang w:val="en-US"/>
-        </w:rPr>
-        <w:sym w:font="Wingdings" w:char="F0E0"/>
-      </w:r>
-      <w:r>
-        <w:rPr>
-          <w:lang w:val="en-US"/>
-        </w:rPr>
-        <w:t xml:space="preserve"> affects </w:t>
-      </w:r>
-      <w:proofErr w:type="gramStart"/>
-      <w:r>
-        <w:rPr>
-          <w:lang w:val="en-US"/>
-        </w:rPr>
-        <w:t>monster</w:t>
-      </w:r>
-      <w:proofErr w:type="gramEnd"/>
-    </w:p>
-    <w:p>
-      <w:pPr>
-        <w:pStyle w:val="ListParagraph"/>
-        <w:numPr>
-          <w:ilvl w:val="0"/>
-          <w:numId w:val="103"/>
-        </w:numPr>
-        <w:rPr>
-          <w:lang w:val="en-US"/>
-        </w:rPr>
-      </w:pPr>
-      <w:r>
-        <w:rPr>
-          <w:lang w:val="en-US"/>
-        </w:rPr>
-        <w:t xml:space="preserve">UI </w:t>
-      </w:r>
-      <w:r>
-        <w:rPr>
-          <w:lang w:val="en-US"/>
-        </w:rPr>
-        <w:sym w:font="Wingdings" w:char="F0E0"/>
-      </w:r>
-      <w:r>
-        <w:rPr>
-          <w:lang w:val="en-US"/>
-        </w:rPr>
-        <w:t xml:space="preserve"> reflects all states</w:t>
-      </w:r>
-    </w:p>
-    <w:p>
-      <w:pPr>
-        <w:rPr>
-          <w:lang w:val="en-US"/>
-        </w:rPr>
-      </w:pPr>
-      <w:r>
-        <w:rPr>
-          <w:lang w:val="en-US"/>
-        </w:rPr>
-        <w:br w:type="page"/>
-      </w:r>
-    </w:p>
-    <w:p>
-      <w:pPr>
-        <w:pStyle w:val="Heading1"/>
-        <w:spacing w:before="240" w:after="120"/>
-        <w:rPr>
-          <w:lang w:val="en-US"/>
-        </w:rPr>
-      </w:pPr>
-      <w:bookmarkStart w:id="19" w:name="_Toc228890772"/>
-      <w:r>
-        <w:rPr>
-          <w:lang w:val="en-US"/>
-        </w:rPr>
-        <w:lastRenderedPageBreak/>
-        <w:t>Sequence and Flow Diagrams</w:t>
-      </w:r>
-      <w:bookmarkEnd w:id="19"/>
-    </w:p>
-    <w:p>
-      <w:pPr>
-        <w:ind w:left="360"/>
-        <w:rPr>
-          <w:lang w:val="en-US"/>
-        </w:rPr>
-      </w:pPr>
-      <w:r>
-        <w:rPr>
-          <w:lang w:val="en-US"/>
-        </w:rPr>
-        <w:t>Diagram for</w:t>
-      </w:r>
-      <w:r>
-        <w:rPr>
-          <w:lang w:val="en-US"/>
-        </w:rPr>
-        <w:t>:</w:t>
-      </w:r>
-    </w:p>
-    <w:p>
-      <w:pPr>
-        <w:pStyle w:val="ListParagraph"/>
-        <w:numPr>
-          <w:ilvl w:val="0"/>
-          <w:numId w:val="104"/>
-        </w:numPr>
-        <w:ind w:left="1170"/>
-        <w:rPr>
-          <w:lang w:val="en-US"/>
-        </w:rPr>
-      </w:pPr>
-      <w:r>
-        <w:rPr>
-          <w:lang w:val="en-US"/>
-        </w:rPr>
-        <w:t>Game loop execution</w:t>
-      </w:r>
-    </w:p>
-    <w:p>
-      <w:pPr>
-        <w:pStyle w:val="ListParagraph"/>
-        <w:numPr>
-          <w:ilvl w:val="0"/>
-          <w:numId w:val="104"/>
-        </w:numPr>
-        <w:ind w:left="1170"/>
-        <w:rPr>
-          <w:lang w:val="en-US"/>
-        </w:rPr>
-      </w:pPr>
-      <w:r>
-        <w:rPr>
-          <w:lang w:val="en-US"/>
-        </w:rPr>
-        <w:t>Monster event handling</w:t>
-      </w:r>
-    </w:p>
-    <w:p>
-      <w:pPr>
-        <w:pStyle w:val="ListParagraph"/>
-        <w:numPr>
-          <w:ilvl w:val="0"/>
-          <w:numId w:val="104"/>
-        </w:numPr>
-        <w:ind w:left="1170"/>
-        <w:rPr>
-          <w:lang w:val="en-US"/>
-        </w:rPr>
-      </w:pPr>
-      <w:r>
-        <w:rPr>
-          <w:lang w:val="en-US"/>
-        </w:rPr>
-        <w:t>Sleep meter progression</w:t>
-      </w:r>
-    </w:p>
-    <w:p>
-      <w:pPr>
-        <w:pStyle w:val="ListParagraph"/>
-        <w:numPr>
-          <w:ilvl w:val="0"/>
-          <w:numId w:val="104"/>
-        </w:numPr>
-        <w:ind w:left="1170"/>
-        <w:rPr>
-          <w:lang w:val="en-US"/>
-        </w:rPr>
-      </w:pPr>
-      <w:r>
-        <w:rPr>
-          <w:lang w:val="en-US"/>
-        </w:rPr>
-        <w:t>User interaction flow</w:t>
-      </w:r>
-      <w:r>
-        <w:rPr>
-          <w:lang w:val="en-US"/>
-        </w:rPr>
-        <w:t xml:space="preserve"> </w:t>
-      </w:r>
-      <w:r>
-        <w:rPr>
-          <w:lang w:val="en-US"/>
-        </w:rPr>
-        <w:br/>
-      </w:r>
+        <w:rPr>
+          <w:lang w:val="en-US"/>
+        </w:rPr>
+      </w:pPr>
+    </w:p>
+    <w:p>
+      <w:pPr>
+        <w:rPr>
+          <w:lang w:val="en-US"/>
+        </w:rPr>
+      </w:pPr>
       <w:r>
         <w:rPr>
           <w:noProof/>
           <w:lang w:val="en-US"/>
         </w:rPr>
         <w:drawing>
-          <wp:inline distT="0" distB="0" distL="0" distR="0" wp14:anchorId="384ED792" wp14:editId="43B0E05E">
-            <wp:extent cx="2263336" cy="4054191"/>
-            <wp:effectExtent l="0" t="0" r="3810" b="3810"/>
-            <wp:docPr id="1698308547" name="Picture 1"/>
+          <wp:inline distT="0" distB="0" distL="0" distR="0" wp14:anchorId="40BD56BA" wp14:editId="3AB504BF">
+            <wp:extent cx="5646909" cy="3772227"/>
+            <wp:effectExtent l="0" t="0" r="0" b="0"/>
+            <wp:docPr id="321275268" name="Picture 1"/>
             <wp:cNvGraphicFramePr>
               <a:graphicFrameLocks xmlns:a="http://schemas.openxmlformats.org/drawingml/2006/main" noChangeAspect="1"/>
             </wp:cNvGraphicFramePr>
@@ -5035,11 +4736,11 @@
               <a:graphicData uri="http://schemas.openxmlformats.org/drawingml/2006/picture">
                 <pic:pic xmlns:pic="http://schemas.openxmlformats.org/drawingml/2006/picture">
                   <pic:nvPicPr>
-                    <pic:cNvPr id="922741377" name=""/>
+                    <pic:cNvPr id="321275268" name=""/>
                     <pic:cNvPicPr/>
                   </pic:nvPicPr>
                   <pic:blipFill>
-                    <a:blip r:embed="rId10"/>
+                    <a:blip r:embed="rId11"/>
                     <a:stretch>
                       <a:fillRect/>
                     </a:stretch>
@@ -5047,7 +4748,7 @@
                   <pic:spPr>
                     <a:xfrm>
                       <a:off x="0" y="0"/>
-                      <a:ext cx="2263336" cy="4054191"/>
+                      <a:ext cx="5646909" cy="3772227"/>
                     </a:xfrm>
                     <a:prstGeom prst="rect">
                       <a:avLst/>
@@ -5062,11 +4763,106 @@
     </w:p>
     <w:p>
       <w:pPr>
-        <w:ind w:left="360"/>
-        <w:rPr>
-          <w:lang w:val="en-US"/>
-        </w:rPr>
-      </w:pPr>
+        <w:rPr>
+          <w:lang w:val="en-US"/>
+        </w:rPr>
+      </w:pPr>
+    </w:p>
+    <w:p>
+      <w:pPr>
+        <w:pStyle w:val="Heading2"/>
+        <w:tabs>
+          <w:tab w:val="clear" w:pos="576"/>
+          <w:tab w:val="num" w:pos="1170"/>
+        </w:tabs>
+        <w:ind w:left="810" w:hanging="360"/>
+        <w:rPr>
+          <w:lang w:val="en-US"/>
+        </w:rPr>
+      </w:pPr>
+      <w:bookmarkStart w:id="15" w:name="_Toc228903420"/>
+      <w:r>
+        <w:rPr>
+          <w:lang w:val="en-US"/>
+        </w:rPr>
+        <w:t>Technical</w:t>
+      </w:r>
+      <w:r>
+        <w:rPr>
+          <w:lang w:val="en-US"/>
+        </w:rPr>
+        <w:t xml:space="preserve"> Architecture</w:t>
+      </w:r>
+      <w:bookmarkEnd w:id="15"/>
+    </w:p>
+    <w:p>
+      <w:pPr>
+        <w:pStyle w:val="ListParagraph"/>
+        <w:numPr>
+          <w:ilvl w:val="0"/>
+          <w:numId w:val="101"/>
+        </w:numPr>
+        <w:rPr>
+          <w:lang w:val="en-US"/>
+        </w:rPr>
+      </w:pPr>
+      <w:r>
+        <w:rPr>
+          <w:lang w:val="en-US"/>
+        </w:rPr>
+        <w:t>Runs locally on Windows</w:t>
+      </w:r>
+    </w:p>
+    <w:p>
+      <w:pPr>
+        <w:pStyle w:val="ListParagraph"/>
+        <w:numPr>
+          <w:ilvl w:val="0"/>
+          <w:numId w:val="101"/>
+        </w:numPr>
+        <w:rPr>
+          <w:lang w:val="en-US"/>
+        </w:rPr>
+      </w:pPr>
+      <w:r>
+        <w:rPr>
+          <w:lang w:val="en-US"/>
+        </w:rPr>
+        <w:t>Built using GameMaker Studio 2</w:t>
+      </w:r>
+    </w:p>
+    <w:p>
+      <w:pPr>
+        <w:pStyle w:val="ListParagraph"/>
+        <w:numPr>
+          <w:ilvl w:val="0"/>
+          <w:numId w:val="101"/>
+        </w:numPr>
+        <w:rPr>
+          <w:lang w:val="en-US"/>
+        </w:rPr>
+      </w:pPr>
+      <w:r>
+        <w:t>Event-driven object-based architecture</w:t>
+      </w:r>
+    </w:p>
+    <w:p>
+      <w:pPr>
+        <w:pStyle w:val="ListParagraph"/>
+        <w:numPr>
+          <w:ilvl w:val="0"/>
+          <w:numId w:val="101"/>
+        </w:numPr>
+        <w:rPr>
+          <w:lang w:val="en-US"/>
+        </w:rPr>
+      </w:pPr>
+      <w:r>
+        <w:rPr>
+          <w:lang w:val="en-US"/>
+        </w:rPr>
+        <w:t>No external services</w:t>
+      </w:r>
     </w:p>
     <w:p>
       <w:pPr>
@@ -5076,14 +4872,14 @@
           <w:lang w:val="en-US"/>
         </w:rPr>
       </w:pPr>
-      <w:bookmarkStart w:id="20" w:name="_Toc228890773"/>
-      <w:r>
-        <w:rPr>
-          <w:lang w:val="en-US"/>
-        </w:rPr>
-        <w:t>Development Workflow</w:t>
-      </w:r>
-      <w:bookmarkEnd w:id="20"/>
+      <w:bookmarkStart w:id="16" w:name="_Toc228903421"/>
+      <w:r>
+        <w:rPr>
+          <w:lang w:val="en-US"/>
+        </w:rPr>
+        <w:t>Data Structures</w:t>
+      </w:r>
+      <w:bookmarkEnd w:id="16"/>
     </w:p>
     <w:p>
       <w:pPr>
@@ -5097,7 +4893,492 @@
           <w:lang w:val="en-US"/>
         </w:rPr>
       </w:pPr>
-      <w:bookmarkStart w:id="21" w:name="_Toc228890774"/>
+      <w:r>
+        <w:rPr>
+          <w:lang w:val="en-US"/>
+        </w:rPr>
+        <w:t xml:space="preserve"> </w:t>
+      </w:r>
+      <w:bookmarkStart w:id="17" w:name="_Toc228903422"/>
+      <w:r>
+        <w:rPr>
+          <w:lang w:val="en-US"/>
+        </w:rPr>
+        <w:t>Core Data Elements</w:t>
+      </w:r>
+      <w:bookmarkEnd w:id="17"/>
+    </w:p>
+    <w:p>
+      <w:pPr>
+        <w:pStyle w:val="ListParagraph"/>
+        <w:numPr>
+          <w:ilvl w:val="0"/>
+          <w:numId w:val="102"/>
+        </w:numPr>
+        <w:rPr>
+          <w:lang w:val="en-US"/>
+        </w:rPr>
+      </w:pPr>
+      <w:r>
+        <w:rPr>
+          <w:lang w:val="en-US"/>
+        </w:rPr>
+        <w:t>Sleep Meter (0–100)</w:t>
+      </w:r>
+    </w:p>
+    <w:p>
+      <w:pPr>
+        <w:pStyle w:val="ListParagraph"/>
+        <w:numPr>
+          <w:ilvl w:val="0"/>
+          <w:numId w:val="102"/>
+        </w:numPr>
+        <w:rPr>
+          <w:lang w:val="en-US"/>
+        </w:rPr>
+      </w:pPr>
+      <w:r>
+        <w:rPr>
+          <w:lang w:val="en-US"/>
+        </w:rPr>
+        <w:t>Monster State</w:t>
+      </w:r>
+    </w:p>
+    <w:p>
+      <w:pPr>
+        <w:pStyle w:val="ListParagraph"/>
+        <w:numPr>
+          <w:ilvl w:val="0"/>
+          <w:numId w:val="102"/>
+        </w:numPr>
+        <w:rPr>
+          <w:lang w:val="en-US"/>
+        </w:rPr>
+      </w:pPr>
+      <w:r>
+        <w:rPr>
+          <w:lang w:val="en-US"/>
+        </w:rPr>
+        <w:lastRenderedPageBreak/>
+        <w:t>Environment State</w:t>
+      </w:r>
+    </w:p>
+    <w:p>
+      <w:pPr>
+        <w:pStyle w:val="ListParagraph"/>
+        <w:numPr>
+          <w:ilvl w:val="0"/>
+          <w:numId w:val="102"/>
+        </w:numPr>
+        <w:rPr>
+          <w:lang w:val="en-US"/>
+        </w:rPr>
+      </w:pPr>
+      <w:r>
+        <w:rPr>
+          <w:lang w:val="en-US"/>
+        </w:rPr>
+        <w:t>Game State</w:t>
+      </w:r>
+    </w:p>
+    <w:p>
+      <w:pPr>
+        <w:pStyle w:val="Heading2"/>
+        <w:tabs>
+          <w:tab w:val="clear" w:pos="576"/>
+          <w:tab w:val="num" w:pos="1170"/>
+        </w:tabs>
+        <w:spacing w:line="276" w:lineRule="auto"/>
+        <w:ind w:left="810" w:hanging="360"/>
+        <w:rPr>
+          <w:lang w:val="en-US"/>
+        </w:rPr>
+      </w:pPr>
+      <w:r>
+        <w:rPr>
+          <w:lang w:val="en-US"/>
+        </w:rPr>
+        <w:t xml:space="preserve"> </w:t>
+      </w:r>
+      <w:bookmarkStart w:id="18" w:name="_Toc228903423"/>
+      <w:r>
+        <w:rPr>
+          <w:lang w:val="en-US"/>
+        </w:rPr>
+        <w:t>Data Relationships</w:t>
+      </w:r>
+      <w:bookmarkEnd w:id="18"/>
+    </w:p>
+    <w:p>
+      <w:pPr>
+        <w:pStyle w:val="ListParagraph"/>
+        <w:numPr>
+          <w:ilvl w:val="0"/>
+          <w:numId w:val="103"/>
+        </w:numPr>
+        <w:spacing w:line="276" w:lineRule="auto"/>
+        <w:rPr>
+          <w:lang w:val="en-US"/>
+        </w:rPr>
+      </w:pPr>
+      <w:r>
+        <w:rPr>
+          <w:lang w:val="en-US"/>
+        </w:rPr>
+        <w:t>Sleep Meter</w:t>
+      </w:r>
+      <w:r>
+        <w:rPr>
+          <w:lang w:val="en-US"/>
+        </w:rPr>
+        <w:t xml:space="preserve"> </w:t>
+      </w:r>
+      <w:r>
+        <w:rPr>
+          <w:lang w:val="en-US"/>
+        </w:rPr>
+        <w:sym w:font="Wingdings" w:char="F0E0"/>
+      </w:r>
+      <w:r>
+        <w:rPr>
+          <w:lang w:val="en-US"/>
+        </w:rPr>
+        <w:t xml:space="preserve"> determines win</w:t>
+      </w:r>
+    </w:p>
+    <w:p>
+      <w:pPr>
+        <w:pStyle w:val="ListParagraph"/>
+        <w:numPr>
+          <w:ilvl w:val="0"/>
+          <w:numId w:val="103"/>
+        </w:numPr>
+        <w:spacing w:line="276" w:lineRule="auto"/>
+        <w:rPr>
+          <w:lang w:val="en-US"/>
+        </w:rPr>
+      </w:pPr>
+      <w:r>
+        <w:rPr>
+          <w:lang w:val="en-US"/>
+        </w:rPr>
+        <w:t xml:space="preserve">Monster </w:t>
+      </w:r>
+      <w:r>
+        <w:rPr>
+          <w:lang w:val="en-US"/>
+        </w:rPr>
+        <w:sym w:font="Wingdings" w:char="F0E0"/>
+      </w:r>
+      <w:r>
+        <w:rPr>
+          <w:lang w:val="en-US"/>
+        </w:rPr>
+        <w:t xml:space="preserve"> determines loss</w:t>
+      </w:r>
+    </w:p>
+    <w:p>
+      <w:pPr>
+        <w:pStyle w:val="ListParagraph"/>
+        <w:numPr>
+          <w:ilvl w:val="0"/>
+          <w:numId w:val="103"/>
+        </w:numPr>
+        <w:spacing w:line="276" w:lineRule="auto"/>
+        <w:rPr>
+          <w:lang w:val="en-US"/>
+        </w:rPr>
+      </w:pPr>
+      <w:r>
+        <w:rPr>
+          <w:lang w:val="en-US"/>
+        </w:rPr>
+        <w:t xml:space="preserve">Environment </w:t>
+      </w:r>
+      <w:r>
+        <w:rPr>
+          <w:lang w:val="en-US"/>
+        </w:rPr>
+        <w:sym w:font="Wingdings" w:char="F0E0"/>
+      </w:r>
+      <w:r>
+        <w:rPr>
+          <w:lang w:val="en-US"/>
+        </w:rPr>
+        <w:t xml:space="preserve"> affects </w:t>
+      </w:r>
+      <w:proofErr w:type="gramStart"/>
+      <w:r>
+        <w:rPr>
+          <w:lang w:val="en-US"/>
+        </w:rPr>
+        <w:t>monster</w:t>
+      </w:r>
+      <w:proofErr w:type="gramEnd"/>
+    </w:p>
+    <w:p>
+      <w:pPr>
+        <w:pStyle w:val="ListParagraph"/>
+        <w:numPr>
+          <w:ilvl w:val="0"/>
+          <w:numId w:val="103"/>
+        </w:numPr>
+        <w:spacing w:line="276" w:lineRule="auto"/>
+        <w:rPr>
+          <w:lang w:val="en-US"/>
+        </w:rPr>
+      </w:pPr>
+      <w:r>
+        <w:rPr>
+          <w:lang w:val="en-US"/>
+        </w:rPr>
+        <w:t xml:space="preserve">UI </w:t>
+      </w:r>
+      <w:r>
+        <w:rPr>
+          <w:lang w:val="en-US"/>
+        </w:rPr>
+        <w:sym w:font="Wingdings" w:char="F0E0"/>
+      </w:r>
+      <w:r>
+        <w:rPr>
+          <w:lang w:val="en-US"/>
+        </w:rPr>
+        <w:t xml:space="preserve"> reflects all states</w:t>
+      </w:r>
+    </w:p>
+    <w:p>
+      <w:pPr>
+        <w:spacing w:line="276" w:lineRule="auto"/>
+        <w:rPr>
+          <w:lang w:val="en-US"/>
+        </w:rPr>
+      </w:pPr>
+      <w:r>
+        <w:rPr>
+          <w:lang w:val="en-US"/>
+        </w:rPr>
+        <w:br w:type="page"/>
+      </w:r>
+    </w:p>
+    <w:p>
+      <w:pPr>
+        <w:pStyle w:val="Heading1"/>
+        <w:spacing w:before="240" w:after="120"/>
+        <w:rPr>
+          <w:lang w:val="en-US"/>
+        </w:rPr>
+      </w:pPr>
+      <w:bookmarkStart w:id="19" w:name="_Toc228903424"/>
+      <w:r>
+        <w:rPr>
+          <w:lang w:val="en-US"/>
+        </w:rPr>
+        <w:lastRenderedPageBreak/>
+        <w:t>Sequence and Flow Diagram</w:t>
+      </w:r>
+      <w:bookmarkEnd w:id="19"/>
+    </w:p>
+    <w:p>
+      <w:pPr>
+        <w:spacing w:line="276" w:lineRule="auto"/>
+        <w:ind w:left="360"/>
+        <w:rPr>
+          <w:lang w:val="en-US"/>
+        </w:rPr>
+      </w:pPr>
+      <w:r>
+        <w:rPr>
+          <w:lang w:val="en-US"/>
+        </w:rPr>
+        <w:t>Diagram for</w:t>
+      </w:r>
+      <w:r>
+        <w:rPr>
+          <w:lang w:val="en-US"/>
+        </w:rPr>
+        <w:t>:</w:t>
+      </w:r>
+    </w:p>
+    <w:p>
+      <w:pPr>
+        <w:pStyle w:val="ListParagraph"/>
+        <w:numPr>
+          <w:ilvl w:val="0"/>
+          <w:numId w:val="104"/>
+        </w:numPr>
+        <w:spacing w:line="276" w:lineRule="auto"/>
+        <w:ind w:left="1170"/>
+        <w:rPr>
+          <w:lang w:val="en-US"/>
+        </w:rPr>
+      </w:pPr>
+      <w:r>
+        <w:rPr>
+          <w:lang w:val="en-US"/>
+        </w:rPr>
+        <w:t>Game loop execution</w:t>
+      </w:r>
+    </w:p>
+    <w:p>
+      <w:pPr>
+        <w:pStyle w:val="ListParagraph"/>
+        <w:numPr>
+          <w:ilvl w:val="0"/>
+          <w:numId w:val="104"/>
+        </w:numPr>
+        <w:spacing w:line="276" w:lineRule="auto"/>
+        <w:ind w:left="1170"/>
+        <w:rPr>
+          <w:lang w:val="en-US"/>
+        </w:rPr>
+      </w:pPr>
+      <w:r>
+        <w:rPr>
+          <w:lang w:val="en-US"/>
+        </w:rPr>
+        <w:t>Monster event handling</w:t>
+      </w:r>
+    </w:p>
+    <w:p>
+      <w:pPr>
+        <w:pStyle w:val="ListParagraph"/>
+        <w:numPr>
+          <w:ilvl w:val="0"/>
+          <w:numId w:val="104"/>
+        </w:numPr>
+        <w:spacing w:line="276" w:lineRule="auto"/>
+        <w:ind w:left="1170"/>
+        <w:rPr>
+          <w:lang w:val="en-US"/>
+        </w:rPr>
+      </w:pPr>
+      <w:r>
+        <w:rPr>
+          <w:lang w:val="en-US"/>
+        </w:rPr>
+        <w:t>Sleep meter progression</w:t>
+      </w:r>
+    </w:p>
+    <w:p>
+      <w:pPr>
+        <w:pStyle w:val="ListParagraph"/>
+        <w:numPr>
+          <w:ilvl w:val="0"/>
+          <w:numId w:val="104"/>
+        </w:numPr>
+        <w:spacing w:line="276" w:lineRule="auto"/>
+        <w:ind w:left="1170"/>
+        <w:rPr>
+          <w:lang w:val="en-US"/>
+        </w:rPr>
+      </w:pPr>
+      <w:r>
+        <w:rPr>
+          <w:lang w:val="en-US"/>
+        </w:rPr>
+        <w:t>User interaction flow</w:t>
+      </w:r>
+      <w:r>
+        <w:rPr>
+          <w:lang w:val="en-US"/>
+        </w:rPr>
+        <w:t xml:space="preserve"> </w:t>
+      </w:r>
+      <w:r>
+        <w:rPr>
+          <w:lang w:val="en-US"/>
+        </w:rPr>
+        <w:br/>
+      </w:r>
+    </w:p>
+    <w:p>
+      <w:pPr>
+        <w:rPr>
+          <w:lang w:val="en-US"/>
+        </w:rPr>
+      </w:pPr>
+      <w:r>
+        <w:rPr>
+          <w:noProof/>
+          <w:lang w:val="en-US"/>
+        </w:rPr>
+        <w:drawing>
+          <wp:inline distT="0" distB="0" distL="0" distR="0" wp14:anchorId="37D09F90" wp14:editId="59861D72">
+            <wp:extent cx="5410669" cy="3604572"/>
+            <wp:effectExtent l="0" t="0" r="0" b="0"/>
+            <wp:docPr id="1975852528" name="Picture 1"/>
+            <wp:cNvGraphicFramePr>
+              <a:graphicFrameLocks xmlns:a="http://schemas.openxmlformats.org/drawingml/2006/main" noChangeAspect="1"/>
+            </wp:cNvGraphicFramePr>
+            <a:graphic xmlns:a="http://schemas.openxmlformats.org/drawingml/2006/main">
+              <a:graphicData uri="http://schemas.openxmlformats.org/drawingml/2006/picture">
+                <pic:pic xmlns:pic="http://schemas.openxmlformats.org/drawingml/2006/picture">
+                  <pic:nvPicPr>
+                    <pic:cNvPr id="1975852528" name=""/>
+                    <pic:cNvPicPr/>
+                  </pic:nvPicPr>
+                  <pic:blipFill>
+                    <a:blip r:embed="rId12"/>
+                    <a:stretch>
+                      <a:fillRect/>
+                    </a:stretch>
+                  </pic:blipFill>
+                  <pic:spPr>
+                    <a:xfrm>
+                      <a:off x="0" y="0"/>
+                      <a:ext cx="5410669" cy="3604572"/>
+                    </a:xfrm>
+                    <a:prstGeom prst="rect">
+                      <a:avLst/>
+                    </a:prstGeom>
+                  </pic:spPr>
+                </pic:pic>
+              </a:graphicData>
+            </a:graphic>
+          </wp:inline>
+        </w:drawing>
+      </w:r>
+    </w:p>
+    <w:p>
+      <w:pPr>
+        <w:ind w:left="360"/>
+        <w:rPr>
+          <w:lang w:val="en-US"/>
+        </w:rPr>
+      </w:pPr>
+    </w:p>
+    <w:p>
+      <w:pPr>
+        <w:pStyle w:val="Heading1"/>
+        <w:spacing w:before="240" w:after="120"/>
+        <w:rPr>
+          <w:lang w:val="en-US"/>
+        </w:rPr>
+      </w:pPr>
+      <w:bookmarkStart w:id="20" w:name="_Toc228903425"/>
+      <w:r>
+        <w:rPr>
+          <w:lang w:val="en-US"/>
+        </w:rPr>
+        <w:t>Development Workflow</w:t>
+      </w:r>
+      <w:bookmarkEnd w:id="20"/>
+    </w:p>
+    <w:p>
+      <w:pPr>
+        <w:pStyle w:val="Heading2"/>
+        <w:tabs>
+          <w:tab w:val="clear" w:pos="576"/>
+          <w:tab w:val="num" w:pos="1170"/>
+        </w:tabs>
+        <w:spacing w:line="276" w:lineRule="auto"/>
+        <w:ind w:left="810" w:hanging="360"/>
+        <w:rPr>
+          <w:lang w:val="en-US"/>
+        </w:rPr>
+      </w:pPr>
+      <w:bookmarkStart w:id="21" w:name="_Toc228903426"/>
       <w:r>
         <w:rPr>
           <w:lang w:val="en-US"/>
@@ -5113,6 +5394,7 @@
           <w:ilvl w:val="0"/>
           <w:numId w:val="105"/>
         </w:numPr>
+        <w:spacing w:line="276" w:lineRule="auto"/>
         <w:rPr>
           <w:lang w:val="en-US"/>
         </w:rPr>
@@ -5131,6 +5413,7 @@
           <w:ilvl w:val="0"/>
           <w:numId w:val="105"/>
         </w:numPr>
+        <w:spacing w:line="276" w:lineRule="auto"/>
         <w:rPr>
           <w:lang w:val="en-US"/>
         </w:rPr>
@@ -5149,6 +5432,7 @@
           <w:ilvl w:val="0"/>
           <w:numId w:val="105"/>
         </w:numPr>
+        <w:spacing w:line="276" w:lineRule="auto"/>
         <w:rPr>
           <w:lang w:val="en-US"/>
         </w:rPr>
@@ -5167,6 +5451,7 @@
           <w:ilvl w:val="0"/>
           <w:numId w:val="105"/>
         </w:numPr>
+        <w:spacing w:line="276" w:lineRule="auto"/>
         <w:rPr>
           <w:lang w:val="en-US"/>
         </w:rPr>
@@ -5185,12 +5470,13 @@
           <w:tab w:val="clear" w:pos="576"/>
           <w:tab w:val="num" w:pos="1170"/>
         </w:tabs>
+        <w:spacing w:line="276" w:lineRule="auto"/>
         <w:ind w:left="810" w:hanging="360"/>
         <w:rPr>
           <w:lang w:val="en-US"/>
         </w:rPr>
       </w:pPr>
-      <w:bookmarkStart w:id="22" w:name="_Toc228890775"/>
+      <w:bookmarkStart w:id="22" w:name="_Toc228903427"/>
       <w:r>
         <w:rPr>
           <w:lang w:val="en-US"/>
@@ -5206,6 +5492,7 @@
           <w:ilvl w:val="0"/>
           <w:numId w:val="106"/>
         </w:numPr>
+        <w:spacing w:line="276" w:lineRule="auto"/>
         <w:rPr>
           <w:lang w:val="en-US"/>
         </w:rPr>
@@ -5224,6 +5511,7 @@
           <w:ilvl w:val="0"/>
           <w:numId w:val="106"/>
         </w:numPr>
+        <w:spacing w:line="276" w:lineRule="auto"/>
         <w:rPr>
           <w:lang w:val="en-US"/>
         </w:rPr>
@@ -5242,6 +5530,7 @@
           <w:ilvl w:val="0"/>
           <w:numId w:val="106"/>
         </w:numPr>
+        <w:spacing w:line="276" w:lineRule="auto"/>
         <w:rPr>
           <w:lang w:val="en-US"/>
         </w:rPr>
@@ -5260,6 +5549,7 @@
           <w:ilvl w:val="0"/>
           <w:numId w:val="106"/>
         </w:numPr>
+        <w:spacing w:line="276" w:lineRule="auto"/>
         <w:rPr>
           <w:lang w:val="en-US"/>
         </w:rPr>
@@ -5273,6 +5563,23 @@
     </w:p>
     <w:p>
       <w:pPr>
+        <w:pStyle w:val="ListParagraph"/>
+        <w:numPr>
+          <w:ilvl w:val="0"/>
+          <w:numId w:val="106"/>
+        </w:numPr>
+        <w:spacing w:line="276" w:lineRule="auto"/>
+        <w:rPr>
+          <w:lang w:val="en-US"/>
+        </w:rPr>
+      </w:pPr>
+      <w:r>
+        <w:t>Export executable (.exe) for distribution</w:t>
+      </w:r>
+    </w:p>
+    <w:p>
+      <w:pPr>
+        <w:spacing w:line="276" w:lineRule="auto"/>
         <w:ind w:left="360"/>
         <w:rPr>
           <w:lang w:val="en-US"/>
@@ -5300,7 +5607,7 @@
           <w:lang w:val="en-US"/>
         </w:rPr>
       </w:pPr>
-      <w:bookmarkStart w:id="23" w:name="_Toc228890776"/>
+      <w:bookmarkStart w:id="23" w:name="_Toc228903428"/>
       <w:r>
         <w:rPr>
           <w:lang w:val="en-US"/>
@@ -5322,7 +5629,7 @@
           <w:lang w:val="en-US"/>
         </w:rPr>
       </w:pPr>
-      <w:bookmarkStart w:id="24" w:name="_Toc228890777"/>
+      <w:bookmarkStart w:id="24" w:name="_Toc228903429"/>
       <w:r>
         <w:rPr>
           <w:lang w:val="en-US"/>
@@ -5618,7 +5925,7 @@
           <w:lang w:val="en-US"/>
         </w:rPr>
       </w:pPr>
-      <w:bookmarkStart w:id="25" w:name="_Toc228890778"/>
+      <w:bookmarkStart w:id="25" w:name="_Toc228903430"/>
       <w:r>
         <w:rPr>
           <w:lang w:val="en-US"/>
@@ -5634,6 +5941,7 @@
           <w:ilvl w:val="0"/>
           <w:numId w:val="107"/>
         </w:numPr>
+        <w:spacing w:line="276" w:lineRule="auto"/>
         <w:rPr>
           <w:lang w:val="en-US"/>
         </w:rPr>
@@ -5652,6 +5960,7 @@
           <w:ilvl w:val="0"/>
           <w:numId w:val="107"/>
         </w:numPr>
+        <w:spacing w:line="276" w:lineRule="auto"/>
         <w:rPr>
           <w:lang w:val="en-US"/>
         </w:rPr>
@@ -5670,6 +5979,7 @@
           <w:ilvl w:val="0"/>
           <w:numId w:val="107"/>
         </w:numPr>
+        <w:spacing w:line="276" w:lineRule="auto"/>
         <w:rPr>
           <w:lang w:val="en-US"/>
         </w:rPr>
@@ -5688,6 +5998,7 @@
           <w:ilvl w:val="0"/>
           <w:numId w:val="107"/>
         </w:numPr>
+        <w:spacing w:line="276" w:lineRule="auto"/>
         <w:rPr>
           <w:lang w:val="en-US"/>
         </w:rPr>
@@ -5697,6 +6008,119 @@
           <w:lang w:val="en-US"/>
         </w:rPr>
         <w:t>Test in isolation</w:t>
+      </w:r>
+    </w:p>
+    <w:p>
+      <w:pPr>
+        <w:spacing w:line="276" w:lineRule="auto"/>
+        <w:ind w:left="432"/>
+        <w:rPr>
+          <w:b/>
+          <w:bCs/>
+          <w:lang w:val="en-US"/>
+        </w:rPr>
+      </w:pPr>
+      <w:r>
+        <w:rPr>
+          <w:b/>
+          <w:bCs/>
+          <w:lang w:val="en-US"/>
+        </w:rPr>
+        <w:t>Example:</w:t>
+      </w:r>
+    </w:p>
+    <w:p>
+      <w:pPr>
+        <w:spacing w:line="276" w:lineRule="auto"/>
+        <w:ind w:left="432"/>
+        <w:rPr>
+          <w:lang w:val="en-US"/>
+        </w:rPr>
+      </w:pPr>
+      <w:r>
+        <w:rPr>
+          <w:lang w:val="en-US"/>
+        </w:rPr>
+        <w:t>If a monster does not trigger:</w:t>
+      </w:r>
+    </w:p>
+    <w:p>
+      <w:pPr>
+        <w:pStyle w:val="ListParagraph"/>
+        <w:numPr>
+          <w:ilvl w:val="0"/>
+          <w:numId w:val="115"/>
+        </w:numPr>
+        <w:spacing w:line="276" w:lineRule="auto"/>
+        <w:rPr>
+          <w:lang w:val="en-US"/>
+        </w:rPr>
+      </w:pPr>
+      <w:r>
+        <w:rPr>
+          <w:lang w:val="en-US"/>
+        </w:rPr>
+        <w:t xml:space="preserve">Check Step </w:t>
+      </w:r>
+      <w:proofErr w:type="gramStart"/>
+      <w:r>
+        <w:rPr>
+          <w:lang w:val="en-US"/>
+        </w:rPr>
+        <w:t>event logic</w:t>
+      </w:r>
+      <w:proofErr w:type="gramEnd"/>
+    </w:p>
+    <w:p>
+      <w:pPr>
+        <w:pStyle w:val="ListParagraph"/>
+        <w:numPr>
+          <w:ilvl w:val="0"/>
+          <w:numId w:val="115"/>
+        </w:numPr>
+        <w:spacing w:line="276" w:lineRule="auto"/>
+        <w:rPr>
+          <w:lang w:val="en-US"/>
+        </w:rPr>
+      </w:pPr>
+      <w:r>
+        <w:rPr>
+          <w:lang w:val="en-US"/>
+        </w:rPr>
+        <w:t xml:space="preserve">Verify </w:t>
+      </w:r>
+      <w:proofErr w:type="gramStart"/>
+      <w:r>
+        <w:rPr>
+          <w:lang w:val="en-US"/>
+        </w:rPr>
+        <w:t>object is</w:t>
+      </w:r>
+      <w:proofErr w:type="gramEnd"/>
+      <w:r>
+        <w:rPr>
+          <w:lang w:val="en-US"/>
+        </w:rPr>
+        <w:t xml:space="preserve"> active in the room</w:t>
+      </w:r>
+    </w:p>
+    <w:p>
+      <w:pPr>
+        <w:pStyle w:val="ListParagraph"/>
+        <w:numPr>
+          <w:ilvl w:val="0"/>
+          <w:numId w:val="115"/>
+        </w:numPr>
+        <w:spacing w:line="276" w:lineRule="auto"/>
+        <w:rPr>
+          <w:lang w:val="en-US"/>
+        </w:rPr>
+      </w:pPr>
+      <w:r>
+        <w:rPr>
+          <w:lang w:val="en-US"/>
+        </w:rPr>
+        <w:t>Confirm spawn timing conditions</w:t>
       </w:r>
     </w:p>
     <w:p>
@@ -5707,7 +6131,7 @@
           <w:lang w:val="en-US"/>
         </w:rPr>
       </w:pPr>
-      <w:bookmarkStart w:id="26" w:name="_Toc228890779"/>
+      <w:bookmarkStart w:id="26" w:name="_Toc228903431"/>
       <w:r>
         <w:rPr>
           <w:lang w:val="en-US"/>
@@ -5729,7 +6153,7 @@
       <w:tr>
         <w:tc>
           <w:tcPr>
-            <w:tcW w:w="2925" w:type="dxa"/>
+            <w:tcW w:w="2954" w:type="dxa"/>
             <w:shd w:val="clear" w:color="auto" w:fill="D9D9D9" w:themeFill="background1" w:themeFillShade="D9"/>
             <w:hideMark/>
           </w:tcPr>
@@ -5757,7 +6181,7 @@
         </w:tc>
         <w:tc>
           <w:tcPr>
-            <w:tcW w:w="6075" w:type="dxa"/>
+            <w:tcW w:w="6136" w:type="dxa"/>
             <w:shd w:val="clear" w:color="auto" w:fill="D9D9D9" w:themeFill="background1" w:themeFillShade="D9"/>
             <w:hideMark/>
           </w:tcPr>
@@ -5788,7 +6212,7 @@
       <w:tr>
         <w:tc>
           <w:tcPr>
-            <w:tcW w:w="2925" w:type="dxa"/>
+            <w:tcW w:w="2954" w:type="dxa"/>
             <w:hideMark/>
           </w:tcPr>
           <w:p>
@@ -5807,7 +6231,7 @@
         </w:tc>
         <w:tc>
           <w:tcPr>
-            <w:tcW w:w="6075" w:type="dxa"/>
+            <w:tcW w:w="6136" w:type="dxa"/>
             <w:hideMark/>
           </w:tcPr>
           <w:p>
@@ -5829,7 +6253,7 @@
       <w:tr>
         <w:tc>
           <w:tcPr>
-            <w:tcW w:w="2925" w:type="dxa"/>
+            <w:tcW w:w="2954" w:type="dxa"/>
             <w:hideMark/>
           </w:tcPr>
           <w:p>
@@ -5848,7 +6272,7 @@
         </w:tc>
         <w:tc>
           <w:tcPr>
-            <w:tcW w:w="6075" w:type="dxa"/>
+            <w:tcW w:w="6136" w:type="dxa"/>
             <w:hideMark/>
           </w:tcPr>
           <w:p>
@@ -5870,7 +6294,7 @@
       <w:tr>
         <w:tc>
           <w:tcPr>
-            <w:tcW w:w="2925" w:type="dxa"/>
+            <w:tcW w:w="2954" w:type="dxa"/>
             <w:hideMark/>
           </w:tcPr>
           <w:p>
@@ -5889,7 +6313,7 @@
         </w:tc>
         <w:tc>
           <w:tcPr>
-            <w:tcW w:w="6075" w:type="dxa"/>
+            <w:tcW w:w="6136" w:type="dxa"/>
             <w:hideMark/>
           </w:tcPr>
           <w:p>
@@ -5912,36 +6336,86 @@
     <w:p>
       <w:pPr>
         <w:pStyle w:val="Heading1"/>
-        <w:spacing w:before="240" w:after="120"/>
-        <w:rPr>
-          <w:lang w:val="en-US"/>
-        </w:rPr>
-      </w:pPr>
-      <w:bookmarkStart w:id="27" w:name="_Toc228890780"/>
-      <w:r>
-        <w:rPr>
-          <w:lang w:val="en-US"/>
-        </w:rPr>
-        <w:t>Future Enhancements</w:t>
+        <w:spacing w:before="360" w:after="120"/>
+        <w:rPr>
+          <w:lang w:val="en-US"/>
+        </w:rPr>
+      </w:pPr>
+      <w:bookmarkStart w:id="27" w:name="_Toc228903432"/>
+      <w:r>
+        <w:rPr>
+          <w:lang w:val="en-US"/>
+        </w:rPr>
+        <w:t>System Modification Guide</w:t>
       </w:r>
       <w:bookmarkEnd w:id="27"/>
+    </w:p>
+    <w:p>
+      <w:pPr>
+        <w:rPr>
+          <w:lang w:val="en-US"/>
+        </w:rPr>
+      </w:pPr>
+      <w:r>
+        <w:rPr>
+          <w:lang w:val="en-US"/>
+        </w:rPr>
+        <w:t>T</w:t>
+      </w:r>
+      <w:r>
+        <w:rPr>
+          <w:lang w:val="en-US"/>
+        </w:rPr>
+        <w:t>his section provides guidance for developers on how to extend, modify, and maintain the Insomnia system</w:t>
+      </w:r>
+      <w:r>
+        <w:rPr>
+          <w:lang w:val="en-US"/>
+        </w:rPr>
+        <w:t>.</w:t>
+      </w:r>
+    </w:p>
+    <w:p>
+      <w:pPr>
+        <w:spacing w:line="276" w:lineRule="auto"/>
+        <w:rPr>
+          <w:lang w:val="en-US"/>
+        </w:rPr>
+      </w:pPr>
+    </w:p>
+    <w:p>
+      <w:pPr>
+        <w:spacing w:line="276" w:lineRule="auto"/>
+        <w:rPr>
+          <w:rStyle w:val="Strong"/>
+          <w:lang w:val="en-US"/>
+        </w:rPr>
+      </w:pPr>
+      <w:r>
+        <w:rPr>
+          <w:rStyle w:val="Strong"/>
+          <w:lang w:val="en-US"/>
+        </w:rPr>
+        <w:t>Adding a New Level:</w:t>
+      </w:r>
     </w:p>
     <w:p>
       <w:pPr>
         <w:pStyle w:val="ListParagraph"/>
         <w:numPr>
           <w:ilvl w:val="0"/>
-          <w:numId w:val="103"/>
+          <w:numId w:val="109"/>
         </w:numPr>
-        <w:rPr>
-          <w:lang w:val="en-US"/>
-        </w:rPr>
-      </w:pPr>
-      <w:r>
-        <w:rPr>
-          <w:lang w:val="en-US"/>
-        </w:rPr>
-        <w:t>Additional levels</w:t>
+        <w:spacing w:line="276" w:lineRule="auto"/>
+        <w:rPr>
+          <w:lang w:val="en-US"/>
+        </w:rPr>
+      </w:pPr>
+      <w:r>
+        <w:rPr>
+          <w:lang w:val="en-US"/>
+        </w:rPr>
+        <w:t>Create a new room in GameMaker</w:t>
       </w:r>
     </w:p>
     <w:p>
@@ -5949,17 +6423,18 @@
         <w:pStyle w:val="ListParagraph"/>
         <w:numPr>
           <w:ilvl w:val="0"/>
-          <w:numId w:val="103"/>
+          <w:numId w:val="109"/>
         </w:numPr>
-        <w:rPr>
-          <w:lang w:val="en-US"/>
-        </w:rPr>
-      </w:pPr>
-      <w:r>
-        <w:rPr>
-          <w:lang w:val="en-US"/>
-        </w:rPr>
-        <w:t>More advanced AI</w:t>
+        <w:spacing w:line="276" w:lineRule="auto"/>
+        <w:rPr>
+          <w:lang w:val="en-US"/>
+        </w:rPr>
+      </w:pPr>
+      <w:r>
+        <w:rPr>
+          <w:lang w:val="en-US"/>
+        </w:rPr>
+        <w:t>Add required objects (player, monsters, UI)</w:t>
       </w:r>
     </w:p>
     <w:p>
@@ -5967,17 +6442,18 @@
         <w:pStyle w:val="ListParagraph"/>
         <w:numPr>
           <w:ilvl w:val="0"/>
-          <w:numId w:val="103"/>
+          <w:numId w:val="109"/>
         </w:numPr>
-        <w:rPr>
-          <w:lang w:val="en-US"/>
-        </w:rPr>
-      </w:pPr>
-      <w:r>
-        <w:rPr>
-          <w:lang w:val="en-US"/>
-        </w:rPr>
-        <w:t>Improved UI/UX</w:t>
+        <w:spacing w:line="276" w:lineRule="auto"/>
+        <w:rPr>
+          <w:lang w:val="en-US"/>
+        </w:rPr>
+      </w:pPr>
+      <w:r>
+        <w:rPr>
+          <w:lang w:val="en-US"/>
+        </w:rPr>
+        <w:t>Configure difficulty parameters</w:t>
       </w:r>
     </w:p>
     <w:p>
@@ -5985,8 +6461,404 @@
         <w:pStyle w:val="ListParagraph"/>
         <w:numPr>
           <w:ilvl w:val="0"/>
-          <w:numId w:val="103"/>
+          <w:numId w:val="109"/>
         </w:numPr>
+        <w:spacing w:line="276" w:lineRule="auto"/>
+        <w:rPr>
+          <w:lang w:val="en-US"/>
+        </w:rPr>
+      </w:pPr>
+      <w:r>
+        <w:rPr>
+          <w:lang w:val="en-US"/>
+        </w:rPr>
+        <w:t xml:space="preserve">Update level progression logic in </w:t>
+      </w:r>
+      <w:proofErr w:type="spellStart"/>
+      <w:r>
+        <w:rPr>
+          <w:lang w:val="en-US"/>
+        </w:rPr>
+        <w:t>obj_game_controller</w:t>
+      </w:r>
+      <w:proofErr w:type="spellEnd"/>
+    </w:p>
+    <w:p>
+      <w:pPr>
+        <w:spacing w:line="276" w:lineRule="auto"/>
+        <w:rPr>
+          <w:lang w:val="en-US"/>
+        </w:rPr>
+      </w:pPr>
+    </w:p>
+    <w:p>
+      <w:pPr>
+        <w:spacing w:line="276" w:lineRule="auto"/>
+        <w:rPr>
+          <w:rStyle w:val="Strong"/>
+          <w:lang w:val="en-US"/>
+        </w:rPr>
+      </w:pPr>
+      <w:r>
+        <w:rPr>
+          <w:rStyle w:val="Strong"/>
+          <w:lang w:val="en-US"/>
+        </w:rPr>
+        <w:t>Adding a New Monster:</w:t>
+      </w:r>
+    </w:p>
+    <w:p>
+      <w:pPr>
+        <w:pStyle w:val="ListParagraph"/>
+        <w:numPr>
+          <w:ilvl w:val="0"/>
+          <w:numId w:val="111"/>
+        </w:numPr>
+        <w:spacing w:line="276" w:lineRule="auto"/>
+        <w:rPr>
+          <w:lang w:val="en-US"/>
+        </w:rPr>
+      </w:pPr>
+      <w:proofErr w:type="gramStart"/>
+      <w:r>
+        <w:rPr>
+          <w:lang w:val="en-US"/>
+        </w:rPr>
+        <w:t>Create</w:t>
+      </w:r>
+      <w:proofErr w:type="gramEnd"/>
+      <w:r>
+        <w:rPr>
+          <w:lang w:val="en-US"/>
+        </w:rPr>
+        <w:t xml:space="preserve"> a new monster object</w:t>
+      </w:r>
+    </w:p>
+    <w:p>
+      <w:pPr>
+        <w:pStyle w:val="ListParagraph"/>
+        <w:numPr>
+          <w:ilvl w:val="0"/>
+          <w:numId w:val="111"/>
+        </w:numPr>
+        <w:spacing w:line="276" w:lineRule="auto"/>
+        <w:rPr>
+          <w:lang w:val="en-US"/>
+        </w:rPr>
+      </w:pPr>
+      <w:r>
+        <w:rPr>
+          <w:lang w:val="en-US"/>
+        </w:rPr>
+        <w:t xml:space="preserve">Define behavior in Step </w:t>
+      </w:r>
+      <w:proofErr w:type="gramStart"/>
+      <w:r>
+        <w:rPr>
+          <w:lang w:val="en-US"/>
+        </w:rPr>
+        <w:t>event</w:t>
+      </w:r>
+      <w:proofErr w:type="gramEnd"/>
+    </w:p>
+    <w:p>
+      <w:pPr>
+        <w:pStyle w:val="ListParagraph"/>
+        <w:numPr>
+          <w:ilvl w:val="0"/>
+          <w:numId w:val="111"/>
+        </w:numPr>
+        <w:spacing w:line="276" w:lineRule="auto"/>
+        <w:rPr>
+          <w:lang w:val="en-US"/>
+        </w:rPr>
+      </w:pPr>
+      <w:r>
+        <w:rPr>
+          <w:lang w:val="en-US"/>
+        </w:rPr>
+        <w:t>Add spawn logic to controller</w:t>
+      </w:r>
+    </w:p>
+    <w:p>
+      <w:pPr>
+        <w:pStyle w:val="ListParagraph"/>
+        <w:numPr>
+          <w:ilvl w:val="0"/>
+          <w:numId w:val="111"/>
+        </w:numPr>
+        <w:spacing w:line="276" w:lineRule="auto"/>
+        <w:rPr>
+          <w:lang w:val="en-US"/>
+        </w:rPr>
+      </w:pPr>
+      <w:r>
+        <w:rPr>
+          <w:lang w:val="en-US"/>
+        </w:rPr>
+        <w:t>Integrate with Game Over condition</w:t>
+      </w:r>
+    </w:p>
+    <w:p>
+      <w:pPr>
+        <w:spacing w:line="276" w:lineRule="auto"/>
+        <w:rPr>
+          <w:lang w:val="en-US"/>
+        </w:rPr>
+      </w:pPr>
+    </w:p>
+    <w:p>
+      <w:pPr>
+        <w:spacing w:line="276" w:lineRule="auto"/>
+        <w:rPr>
+          <w:rStyle w:val="Strong"/>
+          <w:lang w:val="en-US"/>
+        </w:rPr>
+      </w:pPr>
+      <w:r>
+        <w:rPr>
+          <w:rStyle w:val="Strong"/>
+          <w:lang w:val="en-US"/>
+        </w:rPr>
+        <w:t>Adjusting Difficulty:</w:t>
+      </w:r>
+    </w:p>
+    <w:p>
+      <w:pPr>
+        <w:pStyle w:val="ListParagraph"/>
+        <w:numPr>
+          <w:ilvl w:val="0"/>
+          <w:numId w:val="112"/>
+        </w:numPr>
+        <w:spacing w:line="276" w:lineRule="auto"/>
+        <w:rPr>
+          <w:lang w:val="en-US"/>
+        </w:rPr>
+      </w:pPr>
+      <w:r>
+        <w:rPr>
+          <w:lang w:val="en-US"/>
+        </w:rPr>
+        <w:t>Modify sleep meter increase rate</w:t>
+      </w:r>
+    </w:p>
+    <w:p>
+      <w:pPr>
+        <w:pStyle w:val="ListParagraph"/>
+        <w:numPr>
+          <w:ilvl w:val="0"/>
+          <w:numId w:val="112"/>
+        </w:numPr>
+        <w:spacing w:line="276" w:lineRule="auto"/>
+        <w:rPr>
+          <w:lang w:val="en-US"/>
+        </w:rPr>
+      </w:pPr>
+      <w:r>
+        <w:rPr>
+          <w:lang w:val="en-US"/>
+        </w:rPr>
+        <w:t>Adjust monster spawn frequency</w:t>
+      </w:r>
+    </w:p>
+    <w:p>
+      <w:pPr>
+        <w:pStyle w:val="ListParagraph"/>
+        <w:numPr>
+          <w:ilvl w:val="0"/>
+          <w:numId w:val="112"/>
+        </w:numPr>
+        <w:spacing w:line="276" w:lineRule="auto"/>
+        <w:rPr>
+          <w:lang w:val="en-US"/>
+        </w:rPr>
+      </w:pPr>
+      <w:r>
+        <w:rPr>
+          <w:lang w:val="en-US"/>
+        </w:rPr>
+        <w:t>Change response time windows</w:t>
+      </w:r>
+    </w:p>
+    <w:p>
+      <w:pPr>
+        <w:spacing w:line="276" w:lineRule="auto"/>
+        <w:rPr>
+          <w:lang w:val="en-US"/>
+        </w:rPr>
+      </w:pPr>
+    </w:p>
+    <w:p>
+      <w:pPr>
+        <w:spacing w:line="276" w:lineRule="auto"/>
+        <w:rPr>
+          <w:rStyle w:val="Strong"/>
+          <w:lang w:val="en-US"/>
+        </w:rPr>
+      </w:pPr>
+      <w:r>
+        <w:rPr>
+          <w:rStyle w:val="Strong"/>
+          <w:lang w:val="en-US"/>
+        </w:rPr>
+        <w:t>Adding New Interactions:</w:t>
+      </w:r>
+    </w:p>
+    <w:p>
+      <w:pPr>
+        <w:pStyle w:val="ListParagraph"/>
+        <w:numPr>
+          <w:ilvl w:val="0"/>
+          <w:numId w:val="113"/>
+        </w:numPr>
+        <w:spacing w:line="276" w:lineRule="auto"/>
+        <w:rPr>
+          <w:lang w:val="en-US"/>
+        </w:rPr>
+      </w:pPr>
+      <w:proofErr w:type="gramStart"/>
+      <w:r>
+        <w:rPr>
+          <w:lang w:val="en-US"/>
+        </w:rPr>
+        <w:t>Create</w:t>
+      </w:r>
+      <w:proofErr w:type="gramEnd"/>
+      <w:r>
+        <w:rPr>
+          <w:lang w:val="en-US"/>
+        </w:rPr>
+        <w:t xml:space="preserve"> new environment </w:t>
+      </w:r>
+      <w:proofErr w:type="gramStart"/>
+      <w:r>
+        <w:rPr>
+          <w:lang w:val="en-US"/>
+        </w:rPr>
+        <w:t>object</w:t>
+      </w:r>
+      <w:proofErr w:type="gramEnd"/>
+    </w:p>
+    <w:p>
+      <w:pPr>
+        <w:pStyle w:val="ListParagraph"/>
+        <w:numPr>
+          <w:ilvl w:val="0"/>
+          <w:numId w:val="113"/>
+        </w:numPr>
+        <w:spacing w:line="276" w:lineRule="auto"/>
+        <w:rPr>
+          <w:lang w:val="en-US"/>
+        </w:rPr>
+      </w:pPr>
+      <w:r>
+        <w:rPr>
+          <w:lang w:val="en-US"/>
+        </w:rPr>
+        <w:t>Define interaction behavior</w:t>
+      </w:r>
+    </w:p>
+    <w:p>
+      <w:pPr>
+        <w:pStyle w:val="ListParagraph"/>
+        <w:numPr>
+          <w:ilvl w:val="0"/>
+          <w:numId w:val="113"/>
+        </w:numPr>
+        <w:spacing w:line="276" w:lineRule="auto"/>
+        <w:rPr>
+          <w:lang w:val="en-US"/>
+        </w:rPr>
+      </w:pPr>
+      <w:r>
+        <w:rPr>
+          <w:lang w:val="en-US"/>
+        </w:rPr>
+        <w:t>Link object state to monster system</w:t>
+      </w:r>
+    </w:p>
+    <w:p>
+      <w:pPr>
+        <w:pStyle w:val="Heading1"/>
+        <w:spacing w:before="240" w:after="120" w:line="276" w:lineRule="auto"/>
+        <w:rPr>
+          <w:lang w:val="en-US"/>
+        </w:rPr>
+      </w:pPr>
+      <w:bookmarkStart w:id="28" w:name="_Toc228903433"/>
+      <w:r>
+        <w:rPr>
+          <w:lang w:val="en-US"/>
+        </w:rPr>
+        <w:t>Future Enhancements</w:t>
+      </w:r>
+      <w:bookmarkEnd w:id="28"/>
+    </w:p>
+    <w:p>
+      <w:pPr>
+        <w:pStyle w:val="ListParagraph"/>
+        <w:numPr>
+          <w:ilvl w:val="0"/>
+          <w:numId w:val="114"/>
+        </w:numPr>
+        <w:spacing w:line="276" w:lineRule="auto"/>
+        <w:rPr>
+          <w:lang w:val="en-US"/>
+        </w:rPr>
+      </w:pPr>
+      <w:r>
+        <w:rPr>
+          <w:lang w:val="en-US"/>
+        </w:rPr>
+        <w:t>Additional levels</w:t>
+      </w:r>
+    </w:p>
+    <w:p>
+      <w:pPr>
+        <w:pStyle w:val="ListParagraph"/>
+        <w:numPr>
+          <w:ilvl w:val="0"/>
+          <w:numId w:val="114"/>
+        </w:numPr>
+        <w:spacing w:line="276" w:lineRule="auto"/>
+        <w:rPr>
+          <w:lang w:val="en-US"/>
+        </w:rPr>
+      </w:pPr>
+      <w:r>
+        <w:rPr>
+          <w:lang w:val="en-US"/>
+        </w:rPr>
+        <w:t>More advanced AI</w:t>
+      </w:r>
+    </w:p>
+    <w:p>
+      <w:pPr>
+        <w:pStyle w:val="ListParagraph"/>
+        <w:numPr>
+          <w:ilvl w:val="0"/>
+          <w:numId w:val="114"/>
+        </w:numPr>
+        <w:spacing w:line="276" w:lineRule="auto"/>
+        <w:rPr>
+          <w:lang w:val="en-US"/>
+        </w:rPr>
+      </w:pPr>
+      <w:r>
+        <w:rPr>
+          <w:lang w:val="en-US"/>
+        </w:rPr>
+        <w:t>Improved UI/UX</w:t>
+      </w:r>
+    </w:p>
+    <w:p>
+      <w:pPr>
+        <w:pStyle w:val="ListParagraph"/>
+        <w:numPr>
+          <w:ilvl w:val="0"/>
+          <w:numId w:val="114"/>
+        </w:numPr>
+        <w:spacing w:line="276" w:lineRule="auto"/>
         <w:rPr>
           <w:lang w:val="en-US"/>
         </w:rPr>
@@ -6003,27 +6875,27 @@
         <w:pStyle w:val="Heading1"/>
         <w:spacing w:before="240" w:after="120"/>
       </w:pPr>
-      <w:bookmarkStart w:id="28" w:name="_Toc228384448"/>
-      <w:bookmarkStart w:id="29" w:name="_Toc228890781"/>
+      <w:bookmarkStart w:id="29" w:name="_Toc228384448"/>
+      <w:bookmarkStart w:id="30" w:name="_Toc228903434"/>
       <w:r>
         <w:t>Document Management</w:t>
       </w:r>
-      <w:bookmarkEnd w:id="28"/>
       <w:bookmarkEnd w:id="29"/>
+      <w:bookmarkEnd w:id="30"/>
     </w:p>
     <w:p>
       <w:pPr>
         <w:pStyle w:val="Heading2"/>
       </w:pPr>
-      <w:bookmarkStart w:id="30" w:name="_Toc273437093"/>
-      <w:bookmarkStart w:id="31" w:name="_Toc228384449"/>
-      <w:bookmarkStart w:id="32" w:name="_Toc228890782"/>
+      <w:bookmarkStart w:id="31" w:name="_Toc273437093"/>
+      <w:bookmarkStart w:id="32" w:name="_Toc228384449"/>
+      <w:bookmarkStart w:id="33" w:name="_Toc228903435"/>
       <w:r>
         <w:t>Contributors</w:t>
       </w:r>
-      <w:bookmarkEnd w:id="30"/>
       <w:bookmarkEnd w:id="31"/>
       <w:bookmarkEnd w:id="32"/>
+      <w:bookmarkEnd w:id="33"/>
     </w:p>
     <w:p/>
     <w:tbl>
@@ -6157,20 +7029,20 @@
       </w:tr>
     </w:tbl>
     <w:p>
-      <w:bookmarkStart w:id="33" w:name="_Toc273437094"/>
-      <w:bookmarkStart w:id="34" w:name="_Toc228384450"/>
+      <w:bookmarkStart w:id="34" w:name="_Toc273437094"/>
+      <w:bookmarkStart w:id="35" w:name="_Toc228384450"/>
     </w:p>
     <w:p>
       <w:pPr>
         <w:pStyle w:val="Heading2"/>
       </w:pPr>
-      <w:bookmarkStart w:id="35" w:name="_Toc228890783"/>
+      <w:bookmarkStart w:id="36" w:name="_Toc228903436"/>
       <w:r>
         <w:t>Version Control</w:t>
       </w:r>
-      <w:bookmarkEnd w:id="33"/>
       <w:bookmarkEnd w:id="34"/>
       <w:bookmarkEnd w:id="35"/>
+      <w:bookmarkEnd w:id="36"/>
     </w:p>
     <w:p/>
     <w:tbl>
@@ -6384,7 +7256,16 @@
               <w:jc w:val="center"/>
             </w:pPr>
             <w:r>
-              <w:t>5/45/26</w:t>
+              <w:t>0</w:t>
+            </w:r>
+            <w:r>
+              <w:t>5/</w:t>
+            </w:r>
+            <w:r>
+              <w:t>0</w:t>
+            </w:r>
+            <w:r>
+              <w:t>5/26</w:t>
             </w:r>
           </w:p>
         </w:tc>
@@ -6545,8 +7426,8 @@
     <w:p/>
     <w:p/>
     <w:sectPr>
-      <w:headerReference w:type="default" r:id="rId11"/>
-      <w:footerReference w:type="default" r:id="rId12"/>
+      <w:headerReference w:type="default" r:id="rId13"/>
+      <w:footerReference w:type="default" r:id="rId14"/>
       <w:pgSz w:w="11906" w:h="16838"/>
       <w:pgMar w:top="1134" w:right="1418" w:bottom="1134" w:left="1418" w:header="709" w:footer="709" w:gutter="0"/>
       <w:cols w:space="708"/>
@@ -8554,6 +9435,92 @@
     </w:lvl>
   </w:abstractNum>
   <w:abstractNum w:abstractNumId="16" w15:restartNumberingAfterBreak="0">
+    <w:nsid w:val="1D364CFC"/>
+    <w:multiLevelType w:val="hybridMultilevel"/>
+    <w:tmpl w:val="2DF20C7A"/>
+    <w:lvl w:ilvl="0" w:tplc="0409000F">
+      <w:start w:val="1"/>
+      <w:numFmt w:val="decimal"/>
+      <w:lvlText w:val="%1."/>
+      <w:lvlJc w:val="left"/>
+      <w:pPr>
+        <w:ind w:left="720" w:hanging="360"/>
+      </w:pPr>
+    </w:lvl>
+    <w:lvl w:ilvl="1" w:tplc="04090019" w:tentative="1">
+      <w:start w:val="1"/>
+      <w:numFmt w:val="lowerLetter"/>
+      <w:lvlText w:val="%2."/>
+      <w:lvlJc w:val="left"/>
+      <w:pPr>
+        <w:ind w:left="1440" w:hanging="360"/>
+      </w:pPr>
+    </w:lvl>
+    <w:lvl w:ilvl="2" w:tplc="0409001B" w:tentative="1">
+      <w:start w:val="1"/>
+      <w:numFmt w:val="lowerRoman"/>
+      <w:lvlText w:val="%3."/>
+      <w:lvlJc w:val="right"/>
+      <w:pPr>
+        <w:ind w:left="2160" w:hanging="180"/>
+      </w:pPr>
+    </w:lvl>
+    <w:lvl w:ilvl="3" w:tplc="0409000F" w:tentative="1">
+      <w:start w:val="1"/>
+      <w:numFmt w:val="decimal"/>
+      <w:lvlText w:val="%4."/>
+      <w:lvlJc w:val="left"/>
+      <w:pPr>
+        <w:ind w:left="2880" w:hanging="360"/>
+      </w:pPr>
+    </w:lvl>
+    <w:lvl w:ilvl="4" w:tplc="04090019" w:tentative="1">
+      <w:start w:val="1"/>
+      <w:numFmt w:val="lowerLetter"/>
+      <w:lvlText w:val="%5."/>
+      <w:lvlJc w:val="left"/>
+      <w:pPr>
+        <w:ind w:left="3600" w:hanging="360"/>
+      </w:pPr>
+    </w:lvl>
+    <w:lvl w:ilvl="5" w:tplc="0409001B" w:tentative="1">
+      <w:start w:val="1"/>
+      <w:numFmt w:val="lowerRoman"/>
+      <w:lvlText w:val="%6."/>
+      <w:lvlJc w:val="right"/>
+      <w:pPr>
+        <w:ind w:left="4320" w:hanging="180"/>
+      </w:pPr>
+    </w:lvl>
+    <w:lvl w:ilvl="6" w:tplc="0409000F" w:tentative="1">
+      <w:start w:val="1"/>
+      <w:numFmt w:val="decimal"/>
+      <w:lvlText w:val="%7."/>
+      <w:lvlJc w:val="left"/>
+      <w:pPr>
+        <w:ind w:left="5040" w:hanging="360"/>
+      </w:pPr>
+    </w:lvl>
+    <w:lvl w:ilvl="7" w:tplc="04090019" w:tentative="1">
+      <w:start w:val="1"/>
+      <w:numFmt w:val="lowerLetter"/>
+      <w:lvlText w:val="%8."/>
+      <w:lvlJc w:val="left"/>
+      <w:pPr>
+        <w:ind w:left="5760" w:hanging="360"/>
+      </w:pPr>
+    </w:lvl>
+    <w:lvl w:ilvl="8" w:tplc="0409001B" w:tentative="1">
+      <w:start w:val="1"/>
+      <w:numFmt w:val="lowerRoman"/>
+      <w:lvlText w:val="%9."/>
+      <w:lvlJc w:val="right"/>
+      <w:pPr>
+        <w:ind w:left="6480" w:hanging="180"/>
+      </w:pPr>
+    </w:lvl>
+  </w:abstractNum>
+  <w:abstractNum w:abstractNumId="17" w15:restartNumberingAfterBreak="0">
     <w:nsid w:val="23703363"/>
     <w:multiLevelType w:val="hybridMultilevel"/>
     <w:tmpl w:val="2166A05A"/>
@@ -8666,7 +9633,7 @@
       </w:pPr>
     </w:lvl>
   </w:abstractNum>
-  <w:abstractNum w:abstractNumId="17" w15:restartNumberingAfterBreak="0">
+  <w:abstractNum w:abstractNumId="18" w15:restartNumberingAfterBreak="0">
     <w:nsid w:val="2480748F"/>
     <w:multiLevelType w:val="multilevel"/>
     <w:tmpl w:val="D076FF14"/>
@@ -8815,7 +9782,7 @@
       </w:rPr>
     </w:lvl>
   </w:abstractNum>
-  <w:abstractNum w:abstractNumId="18" w15:restartNumberingAfterBreak="0">
+  <w:abstractNum w:abstractNumId="19" w15:restartNumberingAfterBreak="0">
     <w:nsid w:val="24B60F8D"/>
     <w:multiLevelType w:val="hybridMultilevel"/>
     <w:tmpl w:val="89ECB9DA"/>
@@ -8928,7 +9895,7 @@
       </w:rPr>
     </w:lvl>
   </w:abstractNum>
-  <w:abstractNum w:abstractNumId="19" w15:restartNumberingAfterBreak="0">
+  <w:abstractNum w:abstractNumId="20" w15:restartNumberingAfterBreak="0">
     <w:nsid w:val="25154772"/>
     <w:multiLevelType w:val="hybridMultilevel"/>
     <w:tmpl w:val="5F500DE8"/>
@@ -9068,7 +10035,7 @@
       </w:rPr>
     </w:lvl>
   </w:abstractNum>
-  <w:abstractNum w:abstractNumId="20" w15:restartNumberingAfterBreak="0">
+  <w:abstractNum w:abstractNumId="21" w15:restartNumberingAfterBreak="0">
     <w:nsid w:val="25781CFC"/>
     <w:multiLevelType w:val="hybridMultilevel"/>
     <w:tmpl w:val="51B61A3E"/>
@@ -9181,7 +10148,7 @@
       </w:rPr>
     </w:lvl>
   </w:abstractNum>
-  <w:abstractNum w:abstractNumId="21" w15:restartNumberingAfterBreak="0">
+  <w:abstractNum w:abstractNumId="22" w15:restartNumberingAfterBreak="0">
     <w:nsid w:val="28B8467C"/>
     <w:multiLevelType w:val="hybridMultilevel"/>
     <w:tmpl w:val="697C2CE6"/>
@@ -9197,7 +10164,7 @@
         <w:rFonts w:ascii="Symbol" w:hAnsi="Symbol" w:hint="default"/>
       </w:rPr>
     </w:lvl>
-    <w:lvl w:ilvl="1" w:tplc="04090003" w:tentative="1">
+    <w:lvl w:ilvl="1" w:tplc="04090003">
       <w:start w:val="1"/>
       <w:numFmt w:val="bullet"/>
       <w:lvlText w:val="o"/>
@@ -9294,7 +10261,7 @@
       </w:rPr>
     </w:lvl>
   </w:abstractNum>
-  <w:abstractNum w:abstractNumId="22" w15:restartNumberingAfterBreak="0">
+  <w:abstractNum w:abstractNumId="23" w15:restartNumberingAfterBreak="0">
     <w:nsid w:val="29DE5F55"/>
     <w:multiLevelType w:val="hybridMultilevel"/>
     <w:tmpl w:val="01C0715E"/>
@@ -9407,7 +10374,7 @@
       </w:rPr>
     </w:lvl>
   </w:abstractNum>
-  <w:abstractNum w:abstractNumId="23" w15:restartNumberingAfterBreak="0">
+  <w:abstractNum w:abstractNumId="24" w15:restartNumberingAfterBreak="0">
     <w:nsid w:val="2A292CF0"/>
     <w:multiLevelType w:val="multilevel"/>
     <w:tmpl w:val="6D66765C"/>
@@ -9520,7 +10487,7 @@
       </w:pPr>
     </w:lvl>
   </w:abstractNum>
-  <w:abstractNum w:abstractNumId="24" w15:restartNumberingAfterBreak="0">
+  <w:abstractNum w:abstractNumId="25" w15:restartNumberingAfterBreak="0">
     <w:nsid w:val="2BB3372C"/>
     <w:multiLevelType w:val="hybridMultilevel"/>
     <w:tmpl w:val="AC26CC4E"/>
@@ -9606,7 +10573,7 @@
       </w:pPr>
     </w:lvl>
   </w:abstractNum>
-  <w:abstractNum w:abstractNumId="25" w15:restartNumberingAfterBreak="0">
+  <w:abstractNum w:abstractNumId="26" w15:restartNumberingAfterBreak="0">
     <w:nsid w:val="2C6C5D5D"/>
     <w:multiLevelType w:val="hybridMultilevel"/>
     <w:tmpl w:val="E7983E34"/>
@@ -9719,7 +10686,7 @@
       </w:rPr>
     </w:lvl>
   </w:abstractNum>
-  <w:abstractNum w:abstractNumId="26" w15:restartNumberingAfterBreak="0">
+  <w:abstractNum w:abstractNumId="27" w15:restartNumberingAfterBreak="0">
     <w:nsid w:val="2CBD1C71"/>
     <w:multiLevelType w:val="hybridMultilevel"/>
     <w:tmpl w:val="AB58CD46"/>
@@ -9832,7 +10799,7 @@
       </w:rPr>
     </w:lvl>
   </w:abstractNum>
-  <w:abstractNum w:abstractNumId="27" w15:restartNumberingAfterBreak="0">
+  <w:abstractNum w:abstractNumId="28" w15:restartNumberingAfterBreak="0">
     <w:nsid w:val="2D426CEF"/>
     <w:multiLevelType w:val="hybridMultilevel"/>
     <w:tmpl w:val="74C65480"/>
@@ -9945,7 +10912,7 @@
       </w:rPr>
     </w:lvl>
   </w:abstractNum>
-  <w:abstractNum w:abstractNumId="28" w15:restartNumberingAfterBreak="0">
+  <w:abstractNum w:abstractNumId="29" w15:restartNumberingAfterBreak="0">
     <w:nsid w:val="2F3A7C03"/>
     <w:multiLevelType w:val="multilevel"/>
     <w:tmpl w:val="837EE7FE"/>
@@ -10058,7 +11025,7 @@
       </w:pPr>
     </w:lvl>
   </w:abstractNum>
-  <w:abstractNum w:abstractNumId="29" w15:restartNumberingAfterBreak="0">
+  <w:abstractNum w:abstractNumId="30" w15:restartNumberingAfterBreak="0">
     <w:nsid w:val="30806674"/>
     <w:multiLevelType w:val="hybridMultilevel"/>
     <w:tmpl w:val="B68CCEA0"/>
@@ -10171,7 +11138,7 @@
       </w:rPr>
     </w:lvl>
   </w:abstractNum>
-  <w:abstractNum w:abstractNumId="30" w15:restartNumberingAfterBreak="0">
+  <w:abstractNum w:abstractNumId="31" w15:restartNumberingAfterBreak="0">
     <w:nsid w:val="33835E4E"/>
     <w:multiLevelType w:val="hybridMultilevel"/>
     <w:tmpl w:val="534ACF18"/>
@@ -10284,7 +11251,7 @@
       </w:rPr>
     </w:lvl>
   </w:abstractNum>
-  <w:abstractNum w:abstractNumId="31" w15:restartNumberingAfterBreak="0">
+  <w:abstractNum w:abstractNumId="32" w15:restartNumberingAfterBreak="0">
     <w:nsid w:val="33EB7327"/>
     <w:multiLevelType w:val="multilevel"/>
     <w:tmpl w:val="F60245DA"/>
@@ -10433,7 +11400,7 @@
       </w:rPr>
     </w:lvl>
   </w:abstractNum>
-  <w:abstractNum w:abstractNumId="32" w15:restartNumberingAfterBreak="0">
+  <w:abstractNum w:abstractNumId="33" w15:restartNumberingAfterBreak="0">
     <w:nsid w:val="35855FAE"/>
     <w:multiLevelType w:val="multilevel"/>
     <w:tmpl w:val="DFAC4D9C"/>
@@ -10582,7 +11549,7 @@
       </w:rPr>
     </w:lvl>
   </w:abstractNum>
-  <w:abstractNum w:abstractNumId="33" w15:restartNumberingAfterBreak="0">
+  <w:abstractNum w:abstractNumId="34" w15:restartNumberingAfterBreak="0">
     <w:nsid w:val="35E96616"/>
     <w:multiLevelType w:val="hybridMultilevel"/>
     <w:tmpl w:val="3146C692"/>
@@ -10722,7 +11689,7 @@
       </w:rPr>
     </w:lvl>
   </w:abstractNum>
-  <w:abstractNum w:abstractNumId="34" w15:restartNumberingAfterBreak="0">
+  <w:abstractNum w:abstractNumId="35" w15:restartNumberingAfterBreak="0">
     <w:nsid w:val="37004BC4"/>
     <w:multiLevelType w:val="hybridMultilevel"/>
     <w:tmpl w:val="D34C85AA"/>
@@ -10835,7 +11802,7 @@
       </w:rPr>
     </w:lvl>
   </w:abstractNum>
-  <w:abstractNum w:abstractNumId="35" w15:restartNumberingAfterBreak="0">
+  <w:abstractNum w:abstractNumId="36" w15:restartNumberingAfterBreak="0">
     <w:nsid w:val="379348FD"/>
     <w:multiLevelType w:val="hybridMultilevel"/>
     <w:tmpl w:val="8A48735A"/>
@@ -10921,7 +11888,7 @@
       </w:pPr>
     </w:lvl>
   </w:abstractNum>
-  <w:abstractNum w:abstractNumId="36" w15:restartNumberingAfterBreak="0">
+  <w:abstractNum w:abstractNumId="37" w15:restartNumberingAfterBreak="0">
     <w:nsid w:val="37FF02D1"/>
     <w:multiLevelType w:val="hybridMultilevel"/>
     <w:tmpl w:val="56BE2A58"/>
@@ -11061,7 +12028,7 @@
       </w:rPr>
     </w:lvl>
   </w:abstractNum>
-  <w:abstractNum w:abstractNumId="37" w15:restartNumberingAfterBreak="0">
+  <w:abstractNum w:abstractNumId="38" w15:restartNumberingAfterBreak="0">
     <w:nsid w:val="3830403E"/>
     <w:multiLevelType w:val="multilevel"/>
     <w:tmpl w:val="725A88E6"/>
@@ -11210,7 +12177,7 @@
       </w:rPr>
     </w:lvl>
   </w:abstractNum>
-  <w:abstractNum w:abstractNumId="38" w15:restartNumberingAfterBreak="0">
+  <w:abstractNum w:abstractNumId="39" w15:restartNumberingAfterBreak="0">
     <w:nsid w:val="3A35374B"/>
     <w:multiLevelType w:val="multilevel"/>
     <w:tmpl w:val="08BC5ABE"/>
@@ -11359,7 +12326,7 @@
       </w:rPr>
     </w:lvl>
   </w:abstractNum>
-  <w:abstractNum w:abstractNumId="39" w15:restartNumberingAfterBreak="0">
+  <w:abstractNum w:abstractNumId="40" w15:restartNumberingAfterBreak="0">
     <w:nsid w:val="3B22429D"/>
     <w:multiLevelType w:val="multilevel"/>
     <w:tmpl w:val="6E3EDD58"/>
@@ -11508,7 +12475,7 @@
       </w:rPr>
     </w:lvl>
   </w:abstractNum>
-  <w:abstractNum w:abstractNumId="40" w15:restartNumberingAfterBreak="0">
+  <w:abstractNum w:abstractNumId="41" w15:restartNumberingAfterBreak="0">
     <w:nsid w:val="3EBA2770"/>
     <w:multiLevelType w:val="hybridMultilevel"/>
     <w:tmpl w:val="5E764926"/>
@@ -11621,7 +12588,7 @@
       </w:rPr>
     </w:lvl>
   </w:abstractNum>
-  <w:abstractNum w:abstractNumId="41" w15:restartNumberingAfterBreak="0">
+  <w:abstractNum w:abstractNumId="42" w15:restartNumberingAfterBreak="0">
     <w:nsid w:val="3F0F58BE"/>
     <w:multiLevelType w:val="hybridMultilevel"/>
     <w:tmpl w:val="9544E462"/>
@@ -11734,7 +12701,7 @@
       </w:pPr>
     </w:lvl>
   </w:abstractNum>
-  <w:abstractNum w:abstractNumId="42" w15:restartNumberingAfterBreak="0">
+  <w:abstractNum w:abstractNumId="43" w15:restartNumberingAfterBreak="0">
     <w:nsid w:val="42881503"/>
     <w:multiLevelType w:val="hybridMultilevel"/>
     <w:tmpl w:val="B6CA0D6E"/>
@@ -11847,7 +12814,7 @@
       </w:rPr>
     </w:lvl>
   </w:abstractNum>
-  <w:abstractNum w:abstractNumId="43" w15:restartNumberingAfterBreak="0">
+  <w:abstractNum w:abstractNumId="44" w15:restartNumberingAfterBreak="0">
     <w:nsid w:val="439C7437"/>
     <w:multiLevelType w:val="hybridMultilevel"/>
     <w:tmpl w:val="876819F6"/>
@@ -11987,7 +12954,7 @@
       </w:rPr>
     </w:lvl>
   </w:abstractNum>
-  <w:abstractNum w:abstractNumId="44" w15:restartNumberingAfterBreak="0">
+  <w:abstractNum w:abstractNumId="45" w15:restartNumberingAfterBreak="0">
     <w:nsid w:val="44066CCE"/>
     <w:multiLevelType w:val="hybridMultilevel"/>
     <w:tmpl w:val="CBA40CB2"/>
@@ -12100,7 +13067,7 @@
       </w:rPr>
     </w:lvl>
   </w:abstractNum>
-  <w:abstractNum w:abstractNumId="45" w15:restartNumberingAfterBreak="0">
+  <w:abstractNum w:abstractNumId="46" w15:restartNumberingAfterBreak="0">
     <w:nsid w:val="445F31B2"/>
     <w:multiLevelType w:val="hybridMultilevel"/>
     <w:tmpl w:val="890C047E"/>
@@ -12213,7 +13180,7 @@
       </w:rPr>
     </w:lvl>
   </w:abstractNum>
-  <w:abstractNum w:abstractNumId="46" w15:restartNumberingAfterBreak="0">
+  <w:abstractNum w:abstractNumId="47" w15:restartNumberingAfterBreak="0">
     <w:nsid w:val="457E46A4"/>
     <w:multiLevelType w:val="multilevel"/>
     <w:tmpl w:val="A6442C62"/>
@@ -12362,7 +13329,7 @@
       </w:rPr>
     </w:lvl>
   </w:abstractNum>
-  <w:abstractNum w:abstractNumId="47" w15:restartNumberingAfterBreak="0">
+  <w:abstractNum w:abstractNumId="48" w15:restartNumberingAfterBreak="0">
     <w:nsid w:val="45CE3A2F"/>
     <w:multiLevelType w:val="hybridMultilevel"/>
     <w:tmpl w:val="B23659BC"/>
@@ -12475,7 +13442,7 @@
       </w:rPr>
     </w:lvl>
   </w:abstractNum>
-  <w:abstractNum w:abstractNumId="48" w15:restartNumberingAfterBreak="0">
+  <w:abstractNum w:abstractNumId="49" w15:restartNumberingAfterBreak="0">
     <w:nsid w:val="45F918CB"/>
     <w:multiLevelType w:val="hybridMultilevel"/>
     <w:tmpl w:val="A7028410"/>
@@ -12588,7 +13555,7 @@
       </w:rPr>
     </w:lvl>
   </w:abstractNum>
-  <w:abstractNum w:abstractNumId="49" w15:restartNumberingAfterBreak="0">
+  <w:abstractNum w:abstractNumId="50" w15:restartNumberingAfterBreak="0">
     <w:nsid w:val="47CE6F96"/>
     <w:multiLevelType w:val="multilevel"/>
     <w:tmpl w:val="32540F34"/>
@@ -12737,7 +13704,96 @@
       </w:rPr>
     </w:lvl>
   </w:abstractNum>
-  <w:abstractNum w:abstractNumId="50" w15:restartNumberingAfterBreak="0">
+  <w:abstractNum w:abstractNumId="51" w15:restartNumberingAfterBreak="0">
+    <w:nsid w:val="47D50262"/>
+    <w:multiLevelType w:val="hybridMultilevel"/>
+    <w:tmpl w:val="C114C514"/>
+    <w:lvl w:ilvl="0" w:tplc="0409000F">
+      <w:start w:val="1"/>
+      <w:numFmt w:val="decimal"/>
+      <w:lvlText w:val="%1."/>
+      <w:lvlJc w:val="left"/>
+      <w:pPr>
+        <w:ind w:left="720" w:hanging="360"/>
+      </w:pPr>
+      <w:rPr>
+        <w:rFonts w:hint="default"/>
+      </w:rPr>
+    </w:lvl>
+    <w:lvl w:ilvl="1" w:tplc="04090019" w:tentative="1">
+      <w:start w:val="1"/>
+      <w:numFmt w:val="lowerLetter"/>
+      <w:lvlText w:val="%2."/>
+      <w:lvlJc w:val="left"/>
+      <w:pPr>
+        <w:ind w:left="1440" w:hanging="360"/>
+      </w:pPr>
+    </w:lvl>
+    <w:lvl w:ilvl="2" w:tplc="0409001B" w:tentative="1">
+      <w:start w:val="1"/>
+      <w:numFmt w:val="lowerRoman"/>
+      <w:lvlText w:val="%3."/>
+      <w:lvlJc w:val="right"/>
+      <w:pPr>
+        <w:ind w:left="2160" w:hanging="180"/>
+      </w:pPr>
+    </w:lvl>
+    <w:lvl w:ilvl="3" w:tplc="0409000F" w:tentative="1">
+      <w:start w:val="1"/>
+      <w:numFmt w:val="decimal"/>
+      <w:lvlText w:val="%4."/>
+      <w:lvlJc w:val="left"/>
+      <w:pPr>
+        <w:ind w:left="2880" w:hanging="360"/>
+      </w:pPr>
+    </w:lvl>
+    <w:lvl w:ilvl="4" w:tplc="04090019" w:tentative="1">
+      <w:start w:val="1"/>
+      <w:numFmt w:val="lowerLetter"/>
+      <w:lvlText w:val="%5."/>
+      <w:lvlJc w:val="left"/>
+      <w:pPr>
+        <w:ind w:left="3600" w:hanging="360"/>
+      </w:pPr>
+    </w:lvl>
+    <w:lvl w:ilvl="5" w:tplc="0409001B" w:tentative="1">
+      <w:start w:val="1"/>
+      <w:numFmt w:val="lowerRoman"/>
+      <w:lvlText w:val="%6."/>
+      <w:lvlJc w:val="right"/>
+      <w:pPr>
+        <w:ind w:left="4320" w:hanging="180"/>
+      </w:pPr>
+    </w:lvl>
+    <w:lvl w:ilvl="6" w:tplc="0409000F" w:tentative="1">
+      <w:start w:val="1"/>
+      <w:numFmt w:val="decimal"/>
+      <w:lvlText w:val="%7."/>
+      <w:lvlJc w:val="left"/>
+      <w:pPr>
+        <w:ind w:left="5040" w:hanging="360"/>
+      </w:pPr>
+    </w:lvl>
+    <w:lvl w:ilvl="7" w:tplc="04090019" w:tentative="1">
+      <w:start w:val="1"/>
+      <w:numFmt w:val="lowerLetter"/>
+      <w:lvlText w:val="%8."/>
+      <w:lvlJc w:val="left"/>
+      <w:pPr>
+        <w:ind w:left="5760" w:hanging="360"/>
+      </w:pPr>
+    </w:lvl>
+    <w:lvl w:ilvl="8" w:tplc="0409001B" w:tentative="1">
+      <w:start w:val="1"/>
+      <w:numFmt w:val="lowerRoman"/>
+      <w:lvlText w:val="%9."/>
+      <w:lvlJc w:val="right"/>
+      <w:pPr>
+        <w:ind w:left="6480" w:hanging="180"/>
+      </w:pPr>
+    </w:lvl>
+  </w:abstractNum>
+  <w:abstractNum w:abstractNumId="52" w15:restartNumberingAfterBreak="0">
     <w:nsid w:val="4A7C4C57"/>
     <w:multiLevelType w:val="hybridMultilevel"/>
     <w:tmpl w:val="D82EDB30"/>
@@ -12850,7 +13906,7 @@
       </w:rPr>
     </w:lvl>
   </w:abstractNum>
-  <w:abstractNum w:abstractNumId="51" w15:restartNumberingAfterBreak="0">
+  <w:abstractNum w:abstractNumId="53" w15:restartNumberingAfterBreak="0">
     <w:nsid w:val="4B1A597E"/>
     <w:multiLevelType w:val="multilevel"/>
     <w:tmpl w:val="14EC2004"/>
@@ -12999,7 +14055,7 @@
       </w:rPr>
     </w:lvl>
   </w:abstractNum>
-  <w:abstractNum w:abstractNumId="52" w15:restartNumberingAfterBreak="0">
+  <w:abstractNum w:abstractNumId="54" w15:restartNumberingAfterBreak="0">
     <w:nsid w:val="4CD66907"/>
     <w:multiLevelType w:val="multilevel"/>
     <w:tmpl w:val="07303D56"/>
@@ -13148,7 +14204,206 @@
       </w:rPr>
     </w:lvl>
   </w:abstractNum>
-  <w:abstractNum w:abstractNumId="53" w15:restartNumberingAfterBreak="0">
+  <w:abstractNum w:abstractNumId="55" w15:restartNumberingAfterBreak="0">
+    <w:nsid w:val="4EE45063"/>
+    <w:multiLevelType w:val="hybridMultilevel"/>
+    <w:tmpl w:val="6A5A9972"/>
+    <w:lvl w:ilvl="0" w:tplc="0409000F">
+      <w:start w:val="1"/>
+      <w:numFmt w:val="decimal"/>
+      <w:lvlText w:val="%1."/>
+      <w:lvlJc w:val="left"/>
+      <w:pPr>
+        <w:ind w:left="720" w:hanging="360"/>
+      </w:pPr>
+    </w:lvl>
+    <w:lvl w:ilvl="1" w:tplc="04090019" w:tentative="1">
+      <w:start w:val="1"/>
+      <w:numFmt w:val="lowerLetter"/>
+      <w:lvlText w:val="%2."/>
+      <w:lvlJc w:val="left"/>
+      <w:pPr>
+        <w:ind w:left="1440" w:hanging="360"/>
+      </w:pPr>
+    </w:lvl>
+    <w:lvl w:ilvl="2" w:tplc="0409001B" w:tentative="1">
+      <w:start w:val="1"/>
+      <w:numFmt w:val="lowerRoman"/>
+      <w:lvlText w:val="%3."/>
+      <w:lvlJc w:val="right"/>
+      <w:pPr>
+        <w:ind w:left="2160" w:hanging="180"/>
+      </w:pPr>
+    </w:lvl>
+    <w:lvl w:ilvl="3" w:tplc="0409000F" w:tentative="1">
+      <w:start w:val="1"/>
+      <w:numFmt w:val="decimal"/>
+      <w:lvlText w:val="%4."/>
+      <w:lvlJc w:val="left"/>
+      <w:pPr>
+        <w:ind w:left="2880" w:hanging="360"/>
+      </w:pPr>
+    </w:lvl>
+    <w:lvl w:ilvl="4" w:tplc="04090019" w:tentative="1">
+      <w:start w:val="1"/>
+      <w:numFmt w:val="lowerLetter"/>
+      <w:lvlText w:val="%5."/>
+      <w:lvlJc w:val="left"/>
+      <w:pPr>
+        <w:ind w:left="3600" w:hanging="360"/>
+      </w:pPr>
+    </w:lvl>
+    <w:lvl w:ilvl="5" w:tplc="0409001B" w:tentative="1">
+      <w:start w:val="1"/>
+      <w:numFmt w:val="lowerRoman"/>
+      <w:lvlText w:val="%6."/>
+      <w:lvlJc w:val="right"/>
+      <w:pPr>
+        <w:ind w:left="4320" w:hanging="180"/>
+      </w:pPr>
+    </w:lvl>
+    <w:lvl w:ilvl="6" w:tplc="0409000F" w:tentative="1">
+      <w:start w:val="1"/>
+      <w:numFmt w:val="decimal"/>
+      <w:lvlText w:val="%7."/>
+      <w:lvlJc w:val="left"/>
+      <w:pPr>
+        <w:ind w:left="5040" w:hanging="360"/>
+      </w:pPr>
+    </w:lvl>
+    <w:lvl w:ilvl="7" w:tplc="04090019" w:tentative="1">
+      <w:start w:val="1"/>
+      <w:numFmt w:val="lowerLetter"/>
+      <w:lvlText w:val="%8."/>
+      <w:lvlJc w:val="left"/>
+      <w:pPr>
+        <w:ind w:left="5760" w:hanging="360"/>
+      </w:pPr>
+    </w:lvl>
+    <w:lvl w:ilvl="8" w:tplc="0409001B" w:tentative="1">
+      <w:start w:val="1"/>
+      <w:numFmt w:val="lowerRoman"/>
+      <w:lvlText w:val="%9."/>
+      <w:lvlJc w:val="right"/>
+      <w:pPr>
+        <w:ind w:left="6480" w:hanging="180"/>
+      </w:pPr>
+    </w:lvl>
+  </w:abstractNum>
+  <w:abstractNum w:abstractNumId="56" w15:restartNumberingAfterBreak="0">
+    <w:nsid w:val="50CA0976"/>
+    <w:multiLevelType w:val="hybridMultilevel"/>
+    <w:tmpl w:val="29B2E5FE"/>
+    <w:lvl w:ilvl="0" w:tplc="04090001">
+      <w:start w:val="1"/>
+      <w:numFmt w:val="bullet"/>
+      <w:lvlText w:val=""/>
+      <w:lvlJc w:val="left"/>
+      <w:pPr>
+        <w:ind w:left="720" w:hanging="360"/>
+      </w:pPr>
+      <w:rPr>
+        <w:rFonts w:ascii="Symbol" w:hAnsi="Symbol" w:hint="default"/>
+      </w:rPr>
+    </w:lvl>
+    <w:lvl w:ilvl="1" w:tplc="04090003" w:tentative="1">
+      <w:start w:val="1"/>
+      <w:numFmt w:val="bullet"/>
+      <w:lvlText w:val="o"/>
+      <w:lvlJc w:val="left"/>
+      <w:pPr>
+        <w:ind w:left="1440" w:hanging="360"/>
+      </w:pPr>
+      <w:rPr>
+        <w:rFonts w:ascii="Courier New" w:hAnsi="Courier New" w:cs="Courier New" w:hint="default"/>
+      </w:rPr>
+    </w:lvl>
+    <w:lvl w:ilvl="2" w:tplc="04090005" w:tentative="1">
+      <w:start w:val="1"/>
+      <w:numFmt w:val="bullet"/>
+      <w:lvlText w:val=""/>
+      <w:lvlJc w:val="left"/>
+      <w:pPr>
+        <w:ind w:left="2160" w:hanging="360"/>
+      </w:pPr>
+      <w:rPr>
+        <w:rFonts w:ascii="Wingdings" w:hAnsi="Wingdings" w:hint="default"/>
+      </w:rPr>
+    </w:lvl>
+    <w:lvl w:ilvl="3" w:tplc="04090001" w:tentative="1">
+      <w:start w:val="1"/>
+      <w:numFmt w:val="bullet"/>
+      <w:lvlText w:val=""/>
+      <w:lvlJc w:val="left"/>
+      <w:pPr>
+        <w:ind w:left="2880" w:hanging="360"/>
+      </w:pPr>
+      <w:rPr>
+        <w:rFonts w:ascii="Symbol" w:hAnsi="Symbol" w:hint="default"/>
+      </w:rPr>
+    </w:lvl>
+    <w:lvl w:ilvl="4" w:tplc="04090003" w:tentative="1">
+      <w:start w:val="1"/>
+      <w:numFmt w:val="bullet"/>
+      <w:lvlText w:val="o"/>
+      <w:lvlJc w:val="left"/>
+      <w:pPr>
+        <w:ind w:left="3600" w:hanging="360"/>
+      </w:pPr>
+      <w:rPr>
+        <w:rFonts w:ascii="Courier New" w:hAnsi="Courier New" w:cs="Courier New" w:hint="default"/>
+      </w:rPr>
+    </w:lvl>
+    <w:lvl w:ilvl="5" w:tplc="04090005" w:tentative="1">
+      <w:start w:val="1"/>
+      <w:numFmt w:val="bullet"/>
+      <w:lvlText w:val=""/>
+      <w:lvlJc w:val="left"/>
+      <w:pPr>
+        <w:ind w:left="4320" w:hanging="360"/>
+      </w:pPr>
+      <w:rPr>
+        <w:rFonts w:ascii="Wingdings" w:hAnsi="Wingdings" w:hint="default"/>
+      </w:rPr>
+    </w:lvl>
+    <w:lvl w:ilvl="6" w:tplc="04090001" w:tentative="1">
+      <w:start w:val="1"/>
+      <w:numFmt w:val="bullet"/>
+      <w:lvlText w:val=""/>
+      <w:lvlJc w:val="left"/>
+      <w:pPr>
+        <w:ind w:left="5040" w:hanging="360"/>
+      </w:pPr>
+      <w:rPr>
+        <w:rFonts w:ascii="Symbol" w:hAnsi="Symbol" w:hint="default"/>
+      </w:rPr>
+    </w:lvl>
+    <w:lvl w:ilvl="7" w:tplc="04090003" w:tentative="1">
+      <w:start w:val="1"/>
+      <w:numFmt w:val="bullet"/>
+      <w:lvlText w:val="o"/>
+      <w:lvlJc w:val="left"/>
+      <w:pPr>
+        <w:ind w:left="5760" w:hanging="360"/>
+      </w:pPr>
+      <w:rPr>
+        <w:rFonts w:ascii="Courier New" w:hAnsi="Courier New" w:cs="Courier New" w:hint="default"/>
+      </w:rPr>
+    </w:lvl>
+    <w:lvl w:ilvl="8" w:tplc="04090005" w:tentative="1">
+      <w:start w:val="1"/>
+      <w:numFmt w:val="bullet"/>
+      <w:lvlText w:val=""/>
+      <w:lvlJc w:val="left"/>
+      <w:pPr>
+        <w:ind w:left="6480" w:hanging="360"/>
+      </w:pPr>
+      <w:rPr>
+        <w:rFonts w:ascii="Wingdings" w:hAnsi="Wingdings" w:hint="default"/>
+      </w:rPr>
+    </w:lvl>
+  </w:abstractNum>
+  <w:abstractNum w:abstractNumId="57" w15:restartNumberingAfterBreak="0">
     <w:nsid w:val="51612CCB"/>
     <w:multiLevelType w:val="hybridMultilevel"/>
     <w:tmpl w:val="2D2679AC"/>
@@ -13261,7 +14516,7 @@
       </w:rPr>
     </w:lvl>
   </w:abstractNum>
-  <w:abstractNum w:abstractNumId="54" w15:restartNumberingAfterBreak="0">
+  <w:abstractNum w:abstractNumId="58" w15:restartNumberingAfterBreak="0">
     <w:nsid w:val="55433041"/>
     <w:multiLevelType w:val="hybridMultilevel"/>
     <w:tmpl w:val="C114B5DA"/>
@@ -13374,7 +14629,7 @@
       </w:rPr>
     </w:lvl>
   </w:abstractNum>
-  <w:abstractNum w:abstractNumId="55" w15:restartNumberingAfterBreak="0">
+  <w:abstractNum w:abstractNumId="59" w15:restartNumberingAfterBreak="0">
     <w:nsid w:val="57A34D87"/>
     <w:multiLevelType w:val="hybridMultilevel"/>
     <w:tmpl w:val="ECD64AD2"/>
@@ -13487,7 +14742,7 @@
       </w:rPr>
     </w:lvl>
   </w:abstractNum>
-  <w:abstractNum w:abstractNumId="56" w15:restartNumberingAfterBreak="0">
+  <w:abstractNum w:abstractNumId="60" w15:restartNumberingAfterBreak="0">
     <w:nsid w:val="586B5147"/>
     <w:multiLevelType w:val="multilevel"/>
     <w:tmpl w:val="9642D826"/>
@@ -13636,7 +14891,7 @@
       </w:rPr>
     </w:lvl>
   </w:abstractNum>
-  <w:abstractNum w:abstractNumId="57" w15:restartNumberingAfterBreak="0">
+  <w:abstractNum w:abstractNumId="61" w15:restartNumberingAfterBreak="0">
     <w:nsid w:val="591F4CA0"/>
     <w:multiLevelType w:val="hybridMultilevel"/>
     <w:tmpl w:val="BD724BF2"/>
@@ -13749,7 +15004,7 @@
       </w:rPr>
     </w:lvl>
   </w:abstractNum>
-  <w:abstractNum w:abstractNumId="58" w15:restartNumberingAfterBreak="0">
+  <w:abstractNum w:abstractNumId="62" w15:restartNumberingAfterBreak="0">
     <w:nsid w:val="59D579DF"/>
     <w:multiLevelType w:val="multilevel"/>
     <w:tmpl w:val="48A69A74"/>
@@ -13898,7 +15153,7 @@
       </w:rPr>
     </w:lvl>
   </w:abstractNum>
-  <w:abstractNum w:abstractNumId="59" w15:restartNumberingAfterBreak="0">
+  <w:abstractNum w:abstractNumId="63" w15:restartNumberingAfterBreak="0">
     <w:nsid w:val="5BBC04CA"/>
     <w:multiLevelType w:val="multilevel"/>
     <w:tmpl w:val="DF18345E"/>
@@ -14047,7 +15302,120 @@
       </w:rPr>
     </w:lvl>
   </w:abstractNum>
-  <w:abstractNum w:abstractNumId="60" w15:restartNumberingAfterBreak="0">
+  <w:abstractNum w:abstractNumId="64" w15:restartNumberingAfterBreak="0">
+    <w:nsid w:val="5CF564E0"/>
+    <w:multiLevelType w:val="hybridMultilevel"/>
+    <w:tmpl w:val="3FCE151C"/>
+    <w:lvl w:ilvl="0" w:tplc="04090001">
+      <w:start w:val="1"/>
+      <w:numFmt w:val="bullet"/>
+      <w:lvlText w:val=""/>
+      <w:lvlJc w:val="left"/>
+      <w:pPr>
+        <w:ind w:left="720" w:hanging="360"/>
+      </w:pPr>
+      <w:rPr>
+        <w:rFonts w:ascii="Symbol" w:hAnsi="Symbol" w:hint="default"/>
+      </w:rPr>
+    </w:lvl>
+    <w:lvl w:ilvl="1" w:tplc="04090003" w:tentative="1">
+      <w:start w:val="1"/>
+      <w:numFmt w:val="bullet"/>
+      <w:lvlText w:val="o"/>
+      <w:lvlJc w:val="left"/>
+      <w:pPr>
+        <w:ind w:left="1440" w:hanging="360"/>
+      </w:pPr>
+      <w:rPr>
+        <w:rFonts w:ascii="Courier New" w:hAnsi="Courier New" w:cs="Courier New" w:hint="default"/>
+      </w:rPr>
+    </w:lvl>
+    <w:lvl w:ilvl="2" w:tplc="04090005" w:tentative="1">
+      <w:start w:val="1"/>
+      <w:numFmt w:val="bullet"/>
+      <w:lvlText w:val=""/>
+      <w:lvlJc w:val="left"/>
+      <w:pPr>
+        <w:ind w:left="2160" w:hanging="360"/>
+      </w:pPr>
+      <w:rPr>
+        <w:rFonts w:ascii="Wingdings" w:hAnsi="Wingdings" w:hint="default"/>
+      </w:rPr>
+    </w:lvl>
+    <w:lvl w:ilvl="3" w:tplc="04090001" w:tentative="1">
+      <w:start w:val="1"/>
+      <w:numFmt w:val="bullet"/>
+      <w:lvlText w:val=""/>
+      <w:lvlJc w:val="left"/>
+      <w:pPr>
+        <w:ind w:left="2880" w:hanging="360"/>
+      </w:pPr>
+      <w:rPr>
+        <w:rFonts w:ascii="Symbol" w:hAnsi="Symbol" w:hint="default"/>
+      </w:rPr>
+    </w:lvl>
+    <w:lvl w:ilvl="4" w:tplc="04090003" w:tentative="1">
+      <w:start w:val="1"/>
+      <w:numFmt w:val="bullet"/>
+      <w:lvlText w:val="o"/>
+      <w:lvlJc w:val="left"/>
+      <w:pPr>
+        <w:ind w:left="3600" w:hanging="360"/>
+      </w:pPr>
+      <w:rPr>
+        <w:rFonts w:ascii="Courier New" w:hAnsi="Courier New" w:cs="Courier New" w:hint="default"/>
+      </w:rPr>
+    </w:lvl>
+    <w:lvl w:ilvl="5" w:tplc="04090005" w:tentative="1">
+      <w:start w:val="1"/>
+      <w:numFmt w:val="bullet"/>
+      <w:lvlText w:val=""/>
+      <w:lvlJc w:val="left"/>
+      <w:pPr>
+        <w:ind w:left="4320" w:hanging="360"/>
+      </w:pPr>
+      <w:rPr>
+        <w:rFonts w:ascii="Wingdings" w:hAnsi="Wingdings" w:hint="default"/>
+      </w:rPr>
+    </w:lvl>
+    <w:lvl w:ilvl="6" w:tplc="04090001" w:tentative="1">
+      <w:start w:val="1"/>
+      <w:numFmt w:val="bullet"/>
+      <w:lvlText w:val=""/>
+      <w:lvlJc w:val="left"/>
+      <w:pPr>
+        <w:ind w:left="5040" w:hanging="360"/>
+      </w:pPr>
+      <w:rPr>
+        <w:rFonts w:ascii="Symbol" w:hAnsi="Symbol" w:hint="default"/>
+      </w:rPr>
+    </w:lvl>
+    <w:lvl w:ilvl="7" w:tplc="04090003" w:tentative="1">
+      <w:start w:val="1"/>
+      <w:numFmt w:val="bullet"/>
+      <w:lvlText w:val="o"/>
+      <w:lvlJc w:val="left"/>
+      <w:pPr>
+        <w:ind w:left="5760" w:hanging="360"/>
+      </w:pPr>
+      <w:rPr>
+        <w:rFonts w:ascii="Courier New" w:hAnsi="Courier New" w:cs="Courier New" w:hint="default"/>
+      </w:rPr>
+    </w:lvl>
+    <w:lvl w:ilvl="8" w:tplc="04090005" w:tentative="1">
+      <w:start w:val="1"/>
+      <w:numFmt w:val="bullet"/>
+      <w:lvlText w:val=""/>
+      <w:lvlJc w:val="left"/>
+      <w:pPr>
+        <w:ind w:left="6480" w:hanging="360"/>
+      </w:pPr>
+      <w:rPr>
+        <w:rFonts w:ascii="Wingdings" w:hAnsi="Wingdings" w:hint="default"/>
+      </w:rPr>
+    </w:lvl>
+  </w:abstractNum>
+  <w:abstractNum w:abstractNumId="65" w15:restartNumberingAfterBreak="0">
     <w:nsid w:val="5E3738A7"/>
     <w:multiLevelType w:val="multilevel"/>
     <w:tmpl w:val="227440BE"/>
@@ -14160,7 +15528,7 @@
       </w:pPr>
     </w:lvl>
   </w:abstractNum>
-  <w:abstractNum w:abstractNumId="61" w15:restartNumberingAfterBreak="0">
+  <w:abstractNum w:abstractNumId="66" w15:restartNumberingAfterBreak="0">
     <w:nsid w:val="62663D2A"/>
     <w:multiLevelType w:val="hybridMultilevel"/>
     <w:tmpl w:val="6FB6F91C"/>
@@ -14273,7 +15641,7 @@
       </w:rPr>
     </w:lvl>
   </w:abstractNum>
-  <w:abstractNum w:abstractNumId="62" w15:restartNumberingAfterBreak="0">
+  <w:abstractNum w:abstractNumId="67" w15:restartNumberingAfterBreak="0">
     <w:nsid w:val="63A74C9F"/>
     <w:multiLevelType w:val="hybridMultilevel"/>
     <w:tmpl w:val="79E8407C"/>
@@ -14386,7 +15754,7 @@
       </w:rPr>
     </w:lvl>
   </w:abstractNum>
-  <w:abstractNum w:abstractNumId="63" w15:restartNumberingAfterBreak="0">
+  <w:abstractNum w:abstractNumId="68" w15:restartNumberingAfterBreak="0">
     <w:nsid w:val="69047E9C"/>
     <w:multiLevelType w:val="multilevel"/>
     <w:tmpl w:val="FD3EC156"/>
@@ -14535,7 +15903,120 @@
       </w:rPr>
     </w:lvl>
   </w:abstractNum>
-  <w:abstractNum w:abstractNumId="64" w15:restartNumberingAfterBreak="0">
+  <w:abstractNum w:abstractNumId="69" w15:restartNumberingAfterBreak="0">
+    <w:nsid w:val="692E5CB9"/>
+    <w:multiLevelType w:val="hybridMultilevel"/>
+    <w:tmpl w:val="035EAB00"/>
+    <w:lvl w:ilvl="0" w:tplc="04090001">
+      <w:start w:val="1"/>
+      <w:numFmt w:val="bullet"/>
+      <w:lvlText w:val=""/>
+      <w:lvlJc w:val="left"/>
+      <w:pPr>
+        <w:ind w:left="1152" w:hanging="360"/>
+      </w:pPr>
+      <w:rPr>
+        <w:rFonts w:ascii="Symbol" w:hAnsi="Symbol" w:hint="default"/>
+      </w:rPr>
+    </w:lvl>
+    <w:lvl w:ilvl="1" w:tplc="04090003" w:tentative="1">
+      <w:start w:val="1"/>
+      <w:numFmt w:val="bullet"/>
+      <w:lvlText w:val="o"/>
+      <w:lvlJc w:val="left"/>
+      <w:pPr>
+        <w:ind w:left="1872" w:hanging="360"/>
+      </w:pPr>
+      <w:rPr>
+        <w:rFonts w:ascii="Courier New" w:hAnsi="Courier New" w:cs="Courier New" w:hint="default"/>
+      </w:rPr>
+    </w:lvl>
+    <w:lvl w:ilvl="2" w:tplc="04090005" w:tentative="1">
+      <w:start w:val="1"/>
+      <w:numFmt w:val="bullet"/>
+      <w:lvlText w:val=""/>
+      <w:lvlJc w:val="left"/>
+      <w:pPr>
+        <w:ind w:left="2592" w:hanging="360"/>
+      </w:pPr>
+      <w:rPr>
+        <w:rFonts w:ascii="Wingdings" w:hAnsi="Wingdings" w:hint="default"/>
+      </w:rPr>
+    </w:lvl>
+    <w:lvl w:ilvl="3" w:tplc="04090001" w:tentative="1">
+      <w:start w:val="1"/>
+      <w:numFmt w:val="bullet"/>
+      <w:lvlText w:val=""/>
+      <w:lvlJc w:val="left"/>
+      <w:pPr>
+        <w:ind w:left="3312" w:hanging="360"/>
+      </w:pPr>
+      <w:rPr>
+        <w:rFonts w:ascii="Symbol" w:hAnsi="Symbol" w:hint="default"/>
+      </w:rPr>
+    </w:lvl>
+    <w:lvl w:ilvl="4" w:tplc="04090003" w:tentative="1">
+      <w:start w:val="1"/>
+      <w:numFmt w:val="bullet"/>
+      <w:lvlText w:val="o"/>
+      <w:lvlJc w:val="left"/>
+      <w:pPr>
+        <w:ind w:left="4032" w:hanging="360"/>
+      </w:pPr>
+      <w:rPr>
+        <w:rFonts w:ascii="Courier New" w:hAnsi="Courier New" w:cs="Courier New" w:hint="default"/>
+      </w:rPr>
+    </w:lvl>
+    <w:lvl w:ilvl="5" w:tplc="04090005" w:tentative="1">
+      <w:start w:val="1"/>
+      <w:numFmt w:val="bullet"/>
+      <w:lvlText w:val=""/>
+      <w:lvlJc w:val="left"/>
+      <w:pPr>
+        <w:ind w:left="4752" w:hanging="360"/>
+      </w:pPr>
+      <w:rPr>
+        <w:rFonts w:ascii="Wingdings" w:hAnsi="Wingdings" w:hint="default"/>
+      </w:rPr>
+    </w:lvl>
+    <w:lvl w:ilvl="6" w:tplc="04090001" w:tentative="1">
+      <w:start w:val="1"/>
+      <w:numFmt w:val="bullet"/>
+      <w:lvlText w:val=""/>
+      <w:lvlJc w:val="left"/>
+      <w:pPr>
+        <w:ind w:left="5472" w:hanging="360"/>
+      </w:pPr>
+      <w:rPr>
+        <w:rFonts w:ascii="Symbol" w:hAnsi="Symbol" w:hint="default"/>
+      </w:rPr>
+    </w:lvl>
+    <w:lvl w:ilvl="7" w:tplc="04090003" w:tentative="1">
+      <w:start w:val="1"/>
+      <w:numFmt w:val="bullet"/>
+      <w:lvlText w:val="o"/>
+      <w:lvlJc w:val="left"/>
+      <w:pPr>
+        <w:ind w:left="6192" w:hanging="360"/>
+      </w:pPr>
+      <w:rPr>
+        <w:rFonts w:ascii="Courier New" w:hAnsi="Courier New" w:cs="Courier New" w:hint="default"/>
+      </w:rPr>
+    </w:lvl>
+    <w:lvl w:ilvl="8" w:tplc="04090005" w:tentative="1">
+      <w:start w:val="1"/>
+      <w:numFmt w:val="bullet"/>
+      <w:lvlText w:val=""/>
+      <w:lvlJc w:val="left"/>
+      <w:pPr>
+        <w:ind w:left="6912" w:hanging="360"/>
+      </w:pPr>
+      <w:rPr>
+        <w:rFonts w:ascii="Wingdings" w:hAnsi="Wingdings" w:hint="default"/>
+      </w:rPr>
+    </w:lvl>
+  </w:abstractNum>
+  <w:abstractNum w:abstractNumId="70" w15:restartNumberingAfterBreak="0">
     <w:nsid w:val="6A5B639A"/>
     <w:multiLevelType w:val="hybridMultilevel"/>
     <w:tmpl w:val="C1B8680E"/>
@@ -14648,7 +16129,7 @@
       </w:rPr>
     </w:lvl>
   </w:abstractNum>
-  <w:abstractNum w:abstractNumId="65" w15:restartNumberingAfterBreak="0">
+  <w:abstractNum w:abstractNumId="71" w15:restartNumberingAfterBreak="0">
     <w:nsid w:val="6B060659"/>
     <w:multiLevelType w:val="hybridMultilevel"/>
     <w:tmpl w:val="51909B58"/>
@@ -14761,7 +16242,96 @@
       </w:rPr>
     </w:lvl>
   </w:abstractNum>
-  <w:abstractNum w:abstractNumId="66" w15:restartNumberingAfterBreak="0">
+  <w:abstractNum w:abstractNumId="72" w15:restartNumberingAfterBreak="0">
+    <w:nsid w:val="6B305A54"/>
+    <w:multiLevelType w:val="hybridMultilevel"/>
+    <w:tmpl w:val="295612A4"/>
+    <w:lvl w:ilvl="0" w:tplc="0409000F">
+      <w:start w:val="1"/>
+      <w:numFmt w:val="decimal"/>
+      <w:lvlText w:val="%1."/>
+      <w:lvlJc w:val="left"/>
+      <w:pPr>
+        <w:ind w:left="720" w:hanging="360"/>
+      </w:pPr>
+      <w:rPr>
+        <w:rFonts w:hint="default"/>
+      </w:rPr>
+    </w:lvl>
+    <w:lvl w:ilvl="1" w:tplc="04090019" w:tentative="1">
+      <w:start w:val="1"/>
+      <w:numFmt w:val="lowerLetter"/>
+      <w:lvlText w:val="%2."/>
+      <w:lvlJc w:val="left"/>
+      <w:pPr>
+        <w:ind w:left="1440" w:hanging="360"/>
+      </w:pPr>
+    </w:lvl>
+    <w:lvl w:ilvl="2" w:tplc="0409001B" w:tentative="1">
+      <w:start w:val="1"/>
+      <w:numFmt w:val="lowerRoman"/>
+      <w:lvlText w:val="%3."/>
+      <w:lvlJc w:val="right"/>
+      <w:pPr>
+        <w:ind w:left="2160" w:hanging="180"/>
+      </w:pPr>
+    </w:lvl>
+    <w:lvl w:ilvl="3" w:tplc="0409000F" w:tentative="1">
+      <w:start w:val="1"/>
+      <w:numFmt w:val="decimal"/>
+      <w:lvlText w:val="%4."/>
+      <w:lvlJc w:val="left"/>
+      <w:pPr>
+        <w:ind w:left="2880" w:hanging="360"/>
+      </w:pPr>
+    </w:lvl>
+    <w:lvl w:ilvl="4" w:tplc="04090019" w:tentative="1">
+      <w:start w:val="1"/>
+      <w:numFmt w:val="lowerLetter"/>
+      <w:lvlText w:val="%5."/>
+      <w:lvlJc w:val="left"/>
+      <w:pPr>
+        <w:ind w:left="3600" w:hanging="360"/>
+      </w:pPr>
+    </w:lvl>
+    <w:lvl w:ilvl="5" w:tplc="0409001B" w:tentative="1">
+      <w:start w:val="1"/>
+      <w:numFmt w:val="lowerRoman"/>
+      <w:lvlText w:val="%6."/>
+      <w:lvlJc w:val="right"/>
+      <w:pPr>
+        <w:ind w:left="4320" w:hanging="180"/>
+      </w:pPr>
+    </w:lvl>
+    <w:lvl w:ilvl="6" w:tplc="0409000F" w:tentative="1">
+      <w:start w:val="1"/>
+      <w:numFmt w:val="decimal"/>
+      <w:lvlText w:val="%7."/>
+      <w:lvlJc w:val="left"/>
+      <w:pPr>
+        <w:ind w:left="5040" w:hanging="360"/>
+      </w:pPr>
+    </w:lvl>
+    <w:lvl w:ilvl="7" w:tplc="04090019" w:tentative="1">
+      <w:start w:val="1"/>
+      <w:numFmt w:val="lowerLetter"/>
+      <w:lvlText w:val="%8."/>
+      <w:lvlJc w:val="left"/>
+      <w:pPr>
+        <w:ind w:left="5760" w:hanging="360"/>
+      </w:pPr>
+    </w:lvl>
+    <w:lvl w:ilvl="8" w:tplc="0409001B" w:tentative="1">
+      <w:start w:val="1"/>
+      <w:numFmt w:val="lowerRoman"/>
+      <w:lvlText w:val="%9."/>
+      <w:lvlJc w:val="right"/>
+      <w:pPr>
+        <w:ind w:left="6480" w:hanging="180"/>
+      </w:pPr>
+    </w:lvl>
+  </w:abstractNum>
+  <w:abstractNum w:abstractNumId="73" w15:restartNumberingAfterBreak="0">
     <w:nsid w:val="6BD21A6E"/>
     <w:multiLevelType w:val="multilevel"/>
     <w:tmpl w:val="418606D4"/>
@@ -14910,7 +16480,96 @@
       </w:rPr>
     </w:lvl>
   </w:abstractNum>
-  <w:abstractNum w:abstractNumId="67" w15:restartNumberingAfterBreak="0">
+  <w:abstractNum w:abstractNumId="74" w15:restartNumberingAfterBreak="0">
+    <w:nsid w:val="6C7462AE"/>
+    <w:multiLevelType w:val="hybridMultilevel"/>
+    <w:tmpl w:val="728A73E8"/>
+    <w:lvl w:ilvl="0" w:tplc="0409000F">
+      <w:start w:val="1"/>
+      <w:numFmt w:val="decimal"/>
+      <w:lvlText w:val="%1."/>
+      <w:lvlJc w:val="left"/>
+      <w:pPr>
+        <w:ind w:left="720" w:hanging="360"/>
+      </w:pPr>
+      <w:rPr>
+        <w:rFonts w:hint="default"/>
+      </w:rPr>
+    </w:lvl>
+    <w:lvl w:ilvl="1" w:tplc="04090019" w:tentative="1">
+      <w:start w:val="1"/>
+      <w:numFmt w:val="lowerLetter"/>
+      <w:lvlText w:val="%2."/>
+      <w:lvlJc w:val="left"/>
+      <w:pPr>
+        <w:ind w:left="1440" w:hanging="360"/>
+      </w:pPr>
+    </w:lvl>
+    <w:lvl w:ilvl="2" w:tplc="0409001B" w:tentative="1">
+      <w:start w:val="1"/>
+      <w:numFmt w:val="lowerRoman"/>
+      <w:lvlText w:val="%3."/>
+      <w:lvlJc w:val="right"/>
+      <w:pPr>
+        <w:ind w:left="2160" w:hanging="180"/>
+      </w:pPr>
+    </w:lvl>
+    <w:lvl w:ilvl="3" w:tplc="0409000F" w:tentative="1">
+      <w:start w:val="1"/>
+      <w:numFmt w:val="decimal"/>
+      <w:lvlText w:val="%4."/>
+      <w:lvlJc w:val="left"/>
+      <w:pPr>
+        <w:ind w:left="2880" w:hanging="360"/>
+      </w:pPr>
+    </w:lvl>
+    <w:lvl w:ilvl="4" w:tplc="04090019" w:tentative="1">
+      <w:start w:val="1"/>
+      <w:numFmt w:val="lowerLetter"/>
+      <w:lvlText w:val="%5."/>
+      <w:lvlJc w:val="left"/>
+      <w:pPr>
+        <w:ind w:left="3600" w:hanging="360"/>
+      </w:pPr>
+    </w:lvl>
+    <w:lvl w:ilvl="5" w:tplc="0409001B" w:tentative="1">
+      <w:start w:val="1"/>
+      <w:numFmt w:val="lowerRoman"/>
+      <w:lvlText w:val="%6."/>
+      <w:lvlJc w:val="right"/>
+      <w:pPr>
+        <w:ind w:left="4320" w:hanging="180"/>
+      </w:pPr>
+    </w:lvl>
+    <w:lvl w:ilvl="6" w:tplc="0409000F" w:tentative="1">
+      <w:start w:val="1"/>
+      <w:numFmt w:val="decimal"/>
+      <w:lvlText w:val="%7."/>
+      <w:lvlJc w:val="left"/>
+      <w:pPr>
+        <w:ind w:left="5040" w:hanging="360"/>
+      </w:pPr>
+    </w:lvl>
+    <w:lvl w:ilvl="7" w:tplc="04090019" w:tentative="1">
+      <w:start w:val="1"/>
+      <w:numFmt w:val="lowerLetter"/>
+      <w:lvlText w:val="%8."/>
+      <w:lvlJc w:val="left"/>
+      <w:pPr>
+        <w:ind w:left="5760" w:hanging="360"/>
+      </w:pPr>
+    </w:lvl>
+    <w:lvl w:ilvl="8" w:tplc="0409001B" w:tentative="1">
+      <w:start w:val="1"/>
+      <w:numFmt w:val="lowerRoman"/>
+      <w:lvlText w:val="%9."/>
+      <w:lvlJc w:val="right"/>
+      <w:pPr>
+        <w:ind w:left="6480" w:hanging="180"/>
+      </w:pPr>
+    </w:lvl>
+  </w:abstractNum>
+  <w:abstractNum w:abstractNumId="75" w15:restartNumberingAfterBreak="0">
     <w:nsid w:val="6D5F31AD"/>
     <w:multiLevelType w:val="hybridMultilevel"/>
     <w:tmpl w:val="C9E4B492"/>
@@ -15023,7 +16682,7 @@
       </w:rPr>
     </w:lvl>
   </w:abstractNum>
-  <w:abstractNum w:abstractNumId="68" w15:restartNumberingAfterBreak="0">
+  <w:abstractNum w:abstractNumId="76" w15:restartNumberingAfterBreak="0">
     <w:nsid w:val="6E7845C4"/>
     <w:multiLevelType w:val="hybridMultilevel"/>
     <w:tmpl w:val="AC0AA3D4"/>
@@ -15109,7 +16768,7 @@
       </w:pPr>
     </w:lvl>
   </w:abstractNum>
-  <w:abstractNum w:abstractNumId="69" w15:restartNumberingAfterBreak="0">
+  <w:abstractNum w:abstractNumId="77" w15:restartNumberingAfterBreak="0">
     <w:nsid w:val="6EF73A79"/>
     <w:multiLevelType w:val="hybridMultilevel"/>
     <w:tmpl w:val="BF50009E"/>
@@ -15195,7 +16854,7 @@
       </w:pPr>
     </w:lvl>
   </w:abstractNum>
-  <w:abstractNum w:abstractNumId="70" w15:restartNumberingAfterBreak="0">
+  <w:abstractNum w:abstractNumId="78" w15:restartNumberingAfterBreak="0">
     <w:nsid w:val="6F030386"/>
     <w:multiLevelType w:val="hybridMultilevel"/>
     <w:tmpl w:val="D36A1BEE"/>
@@ -15308,7 +16967,7 @@
       </w:rPr>
     </w:lvl>
   </w:abstractNum>
-  <w:abstractNum w:abstractNumId="71" w15:restartNumberingAfterBreak="0">
+  <w:abstractNum w:abstractNumId="79" w15:restartNumberingAfterBreak="0">
     <w:nsid w:val="6FF1433B"/>
     <w:multiLevelType w:val="hybridMultilevel"/>
     <w:tmpl w:val="052480F2"/>
@@ -15448,7 +17107,7 @@
       </w:rPr>
     </w:lvl>
   </w:abstractNum>
-  <w:abstractNum w:abstractNumId="72" w15:restartNumberingAfterBreak="0">
+  <w:abstractNum w:abstractNumId="80" w15:restartNumberingAfterBreak="0">
     <w:nsid w:val="70C2115B"/>
     <w:multiLevelType w:val="hybridMultilevel"/>
     <w:tmpl w:val="11EA7EC8"/>
@@ -15561,7 +17220,7 @@
       </w:rPr>
     </w:lvl>
   </w:abstractNum>
-  <w:abstractNum w:abstractNumId="73" w15:restartNumberingAfterBreak="0">
+  <w:abstractNum w:abstractNumId="81" w15:restartNumberingAfterBreak="0">
     <w:nsid w:val="71690F9A"/>
     <w:multiLevelType w:val="hybridMultilevel"/>
     <w:tmpl w:val="82BE3AF8"/>
@@ -15674,7 +17333,7 @@
       </w:rPr>
     </w:lvl>
   </w:abstractNum>
-  <w:abstractNum w:abstractNumId="74" w15:restartNumberingAfterBreak="0">
+  <w:abstractNum w:abstractNumId="82" w15:restartNumberingAfterBreak="0">
     <w:nsid w:val="738041F9"/>
     <w:multiLevelType w:val="hybridMultilevel"/>
     <w:tmpl w:val="5AFCE79C"/>
@@ -15787,7 +17446,7 @@
       </w:rPr>
     </w:lvl>
   </w:abstractNum>
-  <w:abstractNum w:abstractNumId="75" w15:restartNumberingAfterBreak="0">
+  <w:abstractNum w:abstractNumId="83" w15:restartNumberingAfterBreak="0">
     <w:nsid w:val="73BA69AD"/>
     <w:multiLevelType w:val="hybridMultilevel"/>
     <w:tmpl w:val="E22EC000"/>
@@ -15900,7 +17559,7 @@
       </w:rPr>
     </w:lvl>
   </w:abstractNum>
-  <w:abstractNum w:abstractNumId="76" w15:restartNumberingAfterBreak="0">
+  <w:abstractNum w:abstractNumId="84" w15:restartNumberingAfterBreak="0">
     <w:nsid w:val="746B7FE8"/>
     <w:multiLevelType w:val="multilevel"/>
     <w:tmpl w:val="7CD0B630"/>
@@ -16049,7 +17708,7 @@
       </w:rPr>
     </w:lvl>
   </w:abstractNum>
-  <w:abstractNum w:abstractNumId="77" w15:restartNumberingAfterBreak="0">
+  <w:abstractNum w:abstractNumId="85" w15:restartNumberingAfterBreak="0">
     <w:nsid w:val="755749D6"/>
     <w:multiLevelType w:val="hybridMultilevel"/>
     <w:tmpl w:val="C8142E94"/>
@@ -16162,7 +17821,7 @@
       </w:rPr>
     </w:lvl>
   </w:abstractNum>
-  <w:abstractNum w:abstractNumId="78" w15:restartNumberingAfterBreak="0">
+  <w:abstractNum w:abstractNumId="86" w15:restartNumberingAfterBreak="0">
     <w:nsid w:val="75602E9A"/>
     <w:multiLevelType w:val="hybridMultilevel"/>
     <w:tmpl w:val="FB546D30"/>
@@ -16275,7 +17934,7 @@
       </w:rPr>
     </w:lvl>
   </w:abstractNum>
-  <w:abstractNum w:abstractNumId="79" w15:restartNumberingAfterBreak="0">
+  <w:abstractNum w:abstractNumId="87" w15:restartNumberingAfterBreak="0">
     <w:nsid w:val="75FA3960"/>
     <w:multiLevelType w:val="hybridMultilevel"/>
     <w:tmpl w:val="C2A26B34"/>
@@ -16388,7 +18047,7 @@
       </w:pPr>
     </w:lvl>
   </w:abstractNum>
-  <w:abstractNum w:abstractNumId="80" w15:restartNumberingAfterBreak="0">
+  <w:abstractNum w:abstractNumId="88" w15:restartNumberingAfterBreak="0">
     <w:nsid w:val="767C4FCA"/>
     <w:multiLevelType w:val="multilevel"/>
     <w:tmpl w:val="7102B6BE"/>
@@ -16537,7 +18196,7 @@
       </w:rPr>
     </w:lvl>
   </w:abstractNum>
-  <w:abstractNum w:abstractNumId="81" w15:restartNumberingAfterBreak="0">
+  <w:abstractNum w:abstractNumId="89" w15:restartNumberingAfterBreak="0">
     <w:nsid w:val="795A3AE5"/>
     <w:multiLevelType w:val="multilevel"/>
     <w:tmpl w:val="0409001F"/>
@@ -16653,7 +18312,7 @@
       </w:pPr>
     </w:lvl>
   </w:abstractNum>
-  <w:abstractNum w:abstractNumId="82" w15:restartNumberingAfterBreak="0">
+  <w:abstractNum w:abstractNumId="90" w15:restartNumberingAfterBreak="0">
     <w:nsid w:val="7A0D0800"/>
     <w:multiLevelType w:val="multilevel"/>
     <w:tmpl w:val="552CF4D6"/>
@@ -16766,7 +18425,7 @@
       </w:pPr>
     </w:lvl>
   </w:abstractNum>
-  <w:abstractNum w:abstractNumId="83" w15:restartNumberingAfterBreak="0">
+  <w:abstractNum w:abstractNumId="91" w15:restartNumberingAfterBreak="0">
     <w:nsid w:val="7AE44B4E"/>
     <w:multiLevelType w:val="hybridMultilevel"/>
     <w:tmpl w:val="66787344"/>
@@ -16906,7 +18565,7 @@
       </w:rPr>
     </w:lvl>
   </w:abstractNum>
-  <w:abstractNum w:abstractNumId="84" w15:restartNumberingAfterBreak="0">
+  <w:abstractNum w:abstractNumId="92" w15:restartNumberingAfterBreak="0">
     <w:nsid w:val="7B402857"/>
     <w:multiLevelType w:val="hybridMultilevel"/>
     <w:tmpl w:val="965E3B7E"/>
@@ -17019,7 +18678,7 @@
       </w:rPr>
     </w:lvl>
   </w:abstractNum>
-  <w:abstractNum w:abstractNumId="85" w15:restartNumberingAfterBreak="0">
+  <w:abstractNum w:abstractNumId="93" w15:restartNumberingAfterBreak="0">
     <w:nsid w:val="7B5E0561"/>
     <w:multiLevelType w:val="multilevel"/>
     <w:tmpl w:val="EE720E70"/>
@@ -17168,7 +18827,7 @@
       </w:rPr>
     </w:lvl>
   </w:abstractNum>
-  <w:abstractNum w:abstractNumId="86" w15:restartNumberingAfterBreak="0">
+  <w:abstractNum w:abstractNumId="94" w15:restartNumberingAfterBreak="0">
     <w:nsid w:val="7B634FD5"/>
     <w:multiLevelType w:val="hybridMultilevel"/>
     <w:tmpl w:val="BE5EBC28"/>
@@ -17281,7 +18940,7 @@
       </w:rPr>
     </w:lvl>
   </w:abstractNum>
-  <w:abstractNum w:abstractNumId="87" w15:restartNumberingAfterBreak="0">
+  <w:abstractNum w:abstractNumId="95" w15:restartNumberingAfterBreak="0">
     <w:nsid w:val="7B960A71"/>
     <w:multiLevelType w:val="hybridMultilevel"/>
     <w:tmpl w:val="813A05CA"/>
@@ -17423,7 +19082,7 @@
       </w:rPr>
     </w:lvl>
   </w:abstractNum>
-  <w:abstractNum w:abstractNumId="88" w15:restartNumberingAfterBreak="0">
+  <w:abstractNum w:abstractNumId="96" w15:restartNumberingAfterBreak="0">
     <w:nsid w:val="7CCD17D8"/>
     <w:multiLevelType w:val="hybridMultilevel"/>
     <w:tmpl w:val="615C5FE0"/>
@@ -17509,7 +19168,7 @@
       </w:pPr>
     </w:lvl>
   </w:abstractNum>
-  <w:abstractNum w:abstractNumId="89" w15:restartNumberingAfterBreak="0">
+  <w:abstractNum w:abstractNumId="97" w15:restartNumberingAfterBreak="0">
     <w:nsid w:val="7F5A0318"/>
     <w:multiLevelType w:val="hybridMultilevel"/>
     <w:tmpl w:val="A194585E"/>
@@ -17650,13 +19309,13 @@
     </w:lvl>
   </w:abstractNum>
   <w:num w:numId="1" w16cid:durableId="931209214">
-    <w:abstractNumId w:val="79"/>
+    <w:abstractNumId w:val="87"/>
   </w:num>
   <w:num w:numId="2" w16cid:durableId="272398264">
     <w:abstractNumId w:val="12"/>
   </w:num>
   <w:num w:numId="3" w16cid:durableId="789007502">
-    <w:abstractNumId w:val="81"/>
+    <w:abstractNumId w:val="89"/>
   </w:num>
   <w:num w:numId="4" w16cid:durableId="804156926">
     <w:abstractNumId w:val="13"/>
@@ -17689,16 +19348,16 @@
     <w:abstractNumId w:val="7"/>
   </w:num>
   <w:num w:numId="14" w16cid:durableId="15081966">
-    <w:abstractNumId w:val="23"/>
+    <w:abstractNumId w:val="24"/>
   </w:num>
   <w:num w:numId="15" w16cid:durableId="1506244240">
     <w:abstractNumId w:val="12"/>
   </w:num>
   <w:num w:numId="16" w16cid:durableId="1048071176">
-    <w:abstractNumId w:val="33"/>
+    <w:abstractNumId w:val="34"/>
   </w:num>
   <w:num w:numId="17" w16cid:durableId="510993527">
-    <w:abstractNumId w:val="36"/>
+    <w:abstractNumId w:val="37"/>
   </w:num>
   <w:num w:numId="18" w16cid:durableId="811942088">
     <w:abstractNumId w:val="12"/>
@@ -17710,22 +19369,22 @@
     <w:abstractNumId w:val="12"/>
   </w:num>
   <w:num w:numId="21" w16cid:durableId="2057242732">
-    <w:abstractNumId w:val="19"/>
+    <w:abstractNumId w:val="20"/>
   </w:num>
   <w:num w:numId="22" w16cid:durableId="1399741628">
-    <w:abstractNumId w:val="83"/>
+    <w:abstractNumId w:val="91"/>
   </w:num>
   <w:num w:numId="23" w16cid:durableId="1929918521">
-    <w:abstractNumId w:val="43"/>
+    <w:abstractNumId w:val="44"/>
   </w:num>
   <w:num w:numId="24" w16cid:durableId="846943122">
-    <w:abstractNumId w:val="71"/>
+    <w:abstractNumId w:val="79"/>
   </w:num>
   <w:num w:numId="25" w16cid:durableId="1503618867">
     <w:abstractNumId w:val="12"/>
   </w:num>
   <w:num w:numId="26" w16cid:durableId="1278172255">
-    <w:abstractNumId w:val="87"/>
+    <w:abstractNumId w:val="95"/>
   </w:num>
   <w:num w:numId="27" w16cid:durableId="1902018549">
     <w:abstractNumId w:val="14"/>
@@ -17734,31 +19393,31 @@
     <w:abstractNumId w:val="9"/>
   </w:num>
   <w:num w:numId="29" w16cid:durableId="662587025">
-    <w:abstractNumId w:val="41"/>
+    <w:abstractNumId w:val="42"/>
   </w:num>
   <w:num w:numId="30" w16cid:durableId="1758210405">
-    <w:abstractNumId w:val="16"/>
+    <w:abstractNumId w:val="17"/>
   </w:num>
   <w:num w:numId="31" w16cid:durableId="1350064220">
     <w:abstractNumId w:val="4"/>
   </w:num>
   <w:num w:numId="32" w16cid:durableId="208341019">
-    <w:abstractNumId w:val="89"/>
+    <w:abstractNumId w:val="97"/>
   </w:num>
   <w:num w:numId="33" w16cid:durableId="573053763">
-    <w:abstractNumId w:val="72"/>
+    <w:abstractNumId w:val="80"/>
   </w:num>
   <w:num w:numId="34" w16cid:durableId="2136558684">
-    <w:abstractNumId w:val="48"/>
+    <w:abstractNumId w:val="49"/>
   </w:num>
   <w:num w:numId="35" w16cid:durableId="846167675">
     <w:abstractNumId w:val="15"/>
   </w:num>
   <w:num w:numId="36" w16cid:durableId="54596218">
-    <w:abstractNumId w:val="54"/>
+    <w:abstractNumId w:val="58"/>
   </w:num>
   <w:num w:numId="37" w16cid:durableId="263192862">
-    <w:abstractNumId w:val="86"/>
+    <w:abstractNumId w:val="94"/>
   </w:num>
   <w:num w:numId="38" w16cid:durableId="2058814583">
     <w:abstractNumId w:val="6"/>
@@ -17767,7 +19426,7 @@
     <w:abstractNumId w:val="12"/>
   </w:num>
   <w:num w:numId="40" w16cid:durableId="1917665317">
-    <w:abstractNumId w:val="88"/>
+    <w:abstractNumId w:val="96"/>
   </w:num>
   <w:num w:numId="41" w16cid:durableId="959646500">
     <w:abstractNumId w:val="12"/>
@@ -17776,49 +19435,49 @@
     <w:abstractNumId w:val="12"/>
   </w:num>
   <w:num w:numId="43" w16cid:durableId="599988857">
-    <w:abstractNumId w:val="68"/>
+    <w:abstractNumId w:val="76"/>
   </w:num>
   <w:num w:numId="44" w16cid:durableId="110707805">
-    <w:abstractNumId w:val="69"/>
+    <w:abstractNumId w:val="77"/>
   </w:num>
   <w:num w:numId="45" w16cid:durableId="1641109817">
-    <w:abstractNumId w:val="56"/>
+    <w:abstractNumId w:val="60"/>
   </w:num>
   <w:num w:numId="46" w16cid:durableId="1858348028">
-    <w:abstractNumId w:val="32"/>
+    <w:abstractNumId w:val="33"/>
   </w:num>
   <w:num w:numId="47" w16cid:durableId="930509829">
-    <w:abstractNumId w:val="35"/>
+    <w:abstractNumId w:val="36"/>
   </w:num>
   <w:num w:numId="48" w16cid:durableId="876428085">
     <w:abstractNumId w:val="11"/>
   </w:num>
   <w:num w:numId="49" w16cid:durableId="418522720">
-    <w:abstractNumId w:val="84"/>
+    <w:abstractNumId w:val="92"/>
   </w:num>
   <w:num w:numId="50" w16cid:durableId="350225535">
-    <w:abstractNumId w:val="20"/>
+    <w:abstractNumId w:val="21"/>
   </w:num>
   <w:num w:numId="51" w16cid:durableId="1597834386">
-    <w:abstractNumId w:val="49"/>
+    <w:abstractNumId w:val="50"/>
   </w:num>
   <w:num w:numId="52" w16cid:durableId="2020891029">
-    <w:abstractNumId w:val="76"/>
+    <w:abstractNumId w:val="84"/>
   </w:num>
   <w:num w:numId="53" w16cid:durableId="246883940">
     <w:abstractNumId w:val="1"/>
   </w:num>
   <w:num w:numId="54" w16cid:durableId="1720860003">
-    <w:abstractNumId w:val="30"/>
+    <w:abstractNumId w:val="31"/>
   </w:num>
   <w:num w:numId="55" w16cid:durableId="1187673105">
     <w:abstractNumId w:val="8"/>
   </w:num>
   <w:num w:numId="56" w16cid:durableId="927468567">
-    <w:abstractNumId w:val="78"/>
+    <w:abstractNumId w:val="86"/>
   </w:num>
   <w:num w:numId="57" w16cid:durableId="512570292">
-    <w:abstractNumId w:val="27"/>
+    <w:abstractNumId w:val="28"/>
   </w:num>
   <w:num w:numId="58" w16cid:durableId="753747408">
     <w:abstractNumId w:val="3"/>
@@ -17827,148 +19486,172 @@
     <w:abstractNumId w:val="12"/>
   </w:num>
   <w:num w:numId="60" w16cid:durableId="1446848232">
-    <w:abstractNumId w:val="53"/>
+    <w:abstractNumId w:val="57"/>
   </w:num>
   <w:num w:numId="61" w16cid:durableId="1825927083">
-    <w:abstractNumId w:val="47"/>
+    <w:abstractNumId w:val="48"/>
   </w:num>
   <w:num w:numId="62" w16cid:durableId="1583490776">
-    <w:abstractNumId w:val="77"/>
+    <w:abstractNumId w:val="85"/>
   </w:num>
   <w:num w:numId="63" w16cid:durableId="480776175">
     <w:abstractNumId w:val="0"/>
   </w:num>
   <w:num w:numId="64" w16cid:durableId="706416164">
-    <w:abstractNumId w:val="40"/>
+    <w:abstractNumId w:val="41"/>
   </w:num>
   <w:num w:numId="65" w16cid:durableId="198855215">
-    <w:abstractNumId w:val="45"/>
+    <w:abstractNumId w:val="46"/>
   </w:num>
   <w:num w:numId="66" w16cid:durableId="1265500361">
-    <w:abstractNumId w:val="57"/>
+    <w:abstractNumId w:val="61"/>
   </w:num>
   <w:num w:numId="67" w16cid:durableId="1808930762">
-    <w:abstractNumId w:val="55"/>
+    <w:abstractNumId w:val="59"/>
   </w:num>
   <w:num w:numId="68" w16cid:durableId="1645236184">
-    <w:abstractNumId w:val="50"/>
+    <w:abstractNumId w:val="52"/>
   </w:num>
   <w:num w:numId="69" w16cid:durableId="2113815984">
-    <w:abstractNumId w:val="34"/>
+    <w:abstractNumId w:val="35"/>
   </w:num>
   <w:num w:numId="70" w16cid:durableId="662127449">
-    <w:abstractNumId w:val="64"/>
+    <w:abstractNumId w:val="70"/>
   </w:num>
   <w:num w:numId="71" w16cid:durableId="1597860817">
     <w:abstractNumId w:val="5"/>
   </w:num>
   <w:num w:numId="72" w16cid:durableId="1978799871">
-    <w:abstractNumId w:val="75"/>
+    <w:abstractNumId w:val="83"/>
   </w:num>
   <w:num w:numId="73" w16cid:durableId="1870029116">
-    <w:abstractNumId w:val="58"/>
+    <w:abstractNumId w:val="62"/>
   </w:num>
   <w:num w:numId="74" w16cid:durableId="565457855">
-    <w:abstractNumId w:val="80"/>
+    <w:abstractNumId w:val="88"/>
   </w:num>
   <w:num w:numId="75" w16cid:durableId="217010309">
-    <w:abstractNumId w:val="60"/>
+    <w:abstractNumId w:val="65"/>
   </w:num>
   <w:num w:numId="76" w16cid:durableId="913048152">
-    <w:abstractNumId w:val="37"/>
+    <w:abstractNumId w:val="38"/>
   </w:num>
   <w:num w:numId="77" w16cid:durableId="1701008054">
     <w:abstractNumId w:val="2"/>
   </w:num>
   <w:num w:numId="78" w16cid:durableId="743916639">
-    <w:abstractNumId w:val="52"/>
+    <w:abstractNumId w:val="54"/>
   </w:num>
   <w:num w:numId="79" w16cid:durableId="218983809">
-    <w:abstractNumId w:val="46"/>
+    <w:abstractNumId w:val="47"/>
   </w:num>
   <w:num w:numId="80" w16cid:durableId="1404834979">
-    <w:abstractNumId w:val="38"/>
+    <w:abstractNumId w:val="39"/>
   </w:num>
   <w:num w:numId="81" w16cid:durableId="1136722540">
-    <w:abstractNumId w:val="59"/>
+    <w:abstractNumId w:val="63"/>
   </w:num>
   <w:num w:numId="82" w16cid:durableId="867448884">
-    <w:abstractNumId w:val="17"/>
+    <w:abstractNumId w:val="18"/>
   </w:num>
   <w:num w:numId="83" w16cid:durableId="417531155">
+    <w:abstractNumId w:val="73"/>
+  </w:num>
+  <w:num w:numId="84" w16cid:durableId="1117944261">
+    <w:abstractNumId w:val="53"/>
+  </w:num>
+  <w:num w:numId="85" w16cid:durableId="488206446">
+    <w:abstractNumId w:val="40"/>
+  </w:num>
+  <w:num w:numId="86" w16cid:durableId="505638350">
+    <w:abstractNumId w:val="93"/>
+  </w:num>
+  <w:num w:numId="87" w16cid:durableId="581985352">
+    <w:abstractNumId w:val="32"/>
+  </w:num>
+  <w:num w:numId="88" w16cid:durableId="953946846">
+    <w:abstractNumId w:val="90"/>
+  </w:num>
+  <w:num w:numId="89" w16cid:durableId="1033075081">
+    <w:abstractNumId w:val="29"/>
+  </w:num>
+  <w:num w:numId="90" w16cid:durableId="1420059559">
+    <w:abstractNumId w:val="68"/>
+  </w:num>
+  <w:num w:numId="91" w16cid:durableId="616643144">
+    <w:abstractNumId w:val="25"/>
+  </w:num>
+  <w:num w:numId="92" w16cid:durableId="1603758272">
+    <w:abstractNumId w:val="67"/>
+  </w:num>
+  <w:num w:numId="93" w16cid:durableId="2111730564">
+    <w:abstractNumId w:val="75"/>
+  </w:num>
+  <w:num w:numId="94" w16cid:durableId="1618222529">
+    <w:abstractNumId w:val="19"/>
+  </w:num>
+  <w:num w:numId="95" w16cid:durableId="606931934">
+    <w:abstractNumId w:val="82"/>
+  </w:num>
+  <w:num w:numId="96" w16cid:durableId="267927954">
+    <w:abstractNumId w:val="43"/>
+  </w:num>
+  <w:num w:numId="97" w16cid:durableId="1545870395">
+    <w:abstractNumId w:val="23"/>
+  </w:num>
+  <w:num w:numId="98" w16cid:durableId="1079522992">
+    <w:abstractNumId w:val="27"/>
+  </w:num>
+  <w:num w:numId="99" w16cid:durableId="1082723769">
+    <w:abstractNumId w:val="30"/>
+  </w:num>
+  <w:num w:numId="100" w16cid:durableId="1874490594">
     <w:abstractNumId w:val="66"/>
   </w:num>
-  <w:num w:numId="84" w16cid:durableId="1117944261">
-    <w:abstractNumId w:val="51"/>
+  <w:num w:numId="101" w16cid:durableId="1995984693">
+    <w:abstractNumId w:val="81"/>
   </w:num>
-  <w:num w:numId="85" w16cid:durableId="488206446">
-    <w:abstractNumId w:val="39"/>
+  <w:num w:numId="102" w16cid:durableId="1745446554">
+    <w:abstractNumId w:val="71"/>
   </w:num>
-  <w:num w:numId="86" w16cid:durableId="505638350">
-    <w:abstractNumId w:val="85"/>
-  </w:num>
-  <w:num w:numId="87" w16cid:durableId="581985352">
-    <w:abstractNumId w:val="31"/>
-  </w:num>
-  <w:num w:numId="88" w16cid:durableId="953946846">
-    <w:abstractNumId w:val="82"/>
-  </w:num>
-  <w:num w:numId="89" w16cid:durableId="1033075081">
-    <w:abstractNumId w:val="28"/>
-  </w:num>
-  <w:num w:numId="90" w16cid:durableId="1420059559">
-    <w:abstractNumId w:val="63"/>
-  </w:num>
-  <w:num w:numId="91" w16cid:durableId="616643144">
-    <w:abstractNumId w:val="24"/>
-  </w:num>
-  <w:num w:numId="92" w16cid:durableId="1603758272">
-    <w:abstractNumId w:val="62"/>
-  </w:num>
-  <w:num w:numId="93" w16cid:durableId="2111730564">
-    <w:abstractNumId w:val="67"/>
-  </w:num>
-  <w:num w:numId="94" w16cid:durableId="1618222529">
-    <w:abstractNumId w:val="18"/>
-  </w:num>
-  <w:num w:numId="95" w16cid:durableId="606931934">
-    <w:abstractNumId w:val="74"/>
-  </w:num>
-  <w:num w:numId="96" w16cid:durableId="267927954">
-    <w:abstractNumId w:val="42"/>
-  </w:num>
-  <w:num w:numId="97" w16cid:durableId="1545870395">
+  <w:num w:numId="103" w16cid:durableId="240525574">
     <w:abstractNumId w:val="22"/>
   </w:num>
-  <w:num w:numId="98" w16cid:durableId="1079522992">
-    <w:abstractNumId w:val="26"/>
-  </w:num>
-  <w:num w:numId="99" w16cid:durableId="1082723769">
-    <w:abstractNumId w:val="29"/>
-  </w:num>
-  <w:num w:numId="100" w16cid:durableId="1874490594">
-    <w:abstractNumId w:val="61"/>
-  </w:num>
-  <w:num w:numId="101" w16cid:durableId="1995984693">
-    <w:abstractNumId w:val="73"/>
-  </w:num>
-  <w:num w:numId="102" w16cid:durableId="1745446554">
-    <w:abstractNumId w:val="65"/>
-  </w:num>
-  <w:num w:numId="103" w16cid:durableId="240525574">
-    <w:abstractNumId w:val="21"/>
-  </w:num>
   <w:num w:numId="104" w16cid:durableId="1998150764">
-    <w:abstractNumId w:val="70"/>
+    <w:abstractNumId w:val="78"/>
   </w:num>
   <w:num w:numId="105" w16cid:durableId="1277103105">
-    <w:abstractNumId w:val="44"/>
+    <w:abstractNumId w:val="45"/>
   </w:num>
   <w:num w:numId="106" w16cid:durableId="2048793312">
-    <w:abstractNumId w:val="25"/>
+    <w:abstractNumId w:val="26"/>
   </w:num>
   <w:num w:numId="107" w16cid:durableId="565644984">
     <w:abstractNumId w:val="10"/>
+  </w:num>
+  <w:num w:numId="108" w16cid:durableId="856769233">
+    <w:abstractNumId w:val="16"/>
+  </w:num>
+  <w:num w:numId="109" w16cid:durableId="743720912">
+    <w:abstractNumId w:val="74"/>
+  </w:num>
+  <w:num w:numId="110" w16cid:durableId="1549100273">
+    <w:abstractNumId w:val="55"/>
+  </w:num>
+  <w:num w:numId="111" w16cid:durableId="1085883006">
+    <w:abstractNumId w:val="72"/>
+  </w:num>
+  <w:num w:numId="112" w16cid:durableId="97218345">
+    <w:abstractNumId w:val="56"/>
+  </w:num>
+  <w:num w:numId="113" w16cid:durableId="1897428415">
+    <w:abstractNumId w:val="51"/>
+  </w:num>
+  <w:num w:numId="114" w16cid:durableId="895895171">
+    <w:abstractNumId w:val="64"/>
+  </w:num>
+  <w:num w:numId="115" w16cid:durableId="1089160388">
+    <w:abstractNumId w:val="69"/>
   </w:num>
 </w:numbering>
 </file>
@@ -18488,7 +20171,7 @@
     <w:next w:val="Normal"/>
     <w:autoRedefine/>
     <w:semiHidden/>
-    <w:rsid w:val="00995F5B"/>
+    <w:rsid w:val="00D046E5"/>
     <w:pPr>
       <w:tabs>
         <w:tab w:val="left" w:pos="480"/>
@@ -18497,7 +20180,6 @@
       <w:spacing w:before="240"/>
     </w:pPr>
     <w:rPr>
-      <w:rFonts w:ascii="Arial" w:hAnsi="Arial"/>
       <w:b/>
       <w:bCs/>
       <w:caps/>
@@ -19244,16 +20926,4 @@
     </a:ext>
   </a:extLst>
 </a:theme>
-</file>
-
-<file path=customXml/item1.xml><?xml version="1.0" encoding="utf-8"?>
-<b:Sources xmlns:b="http://schemas.openxmlformats.org/officeDocument/2006/bibliography" xmlns="http://schemas.openxmlformats.org/officeDocument/2006/bibliography" SelectedStyle="\APASixthEditionOfficeOnline.xsl" StyleName="APA" Version="6"/>
-</file>
-
-<file path=customXml/itemProps1.xml><?xml version="1.0" encoding="utf-8"?>
-<ds:datastoreItem xmlns:ds="http://schemas.openxmlformats.org/officeDocument/2006/customXml" ds:itemID="{77D908A7-30B7-45AC-BA2F-44391ADE4737}">
-  <ds:schemaRefs>
-    <ds:schemaRef ds:uri="http://schemas.openxmlformats.org/officeDocument/2006/bibliography"/>
-  </ds:schemaRefs>
-</ds:datastoreItem>
 </file>